--- a/prime-hospitality/docs/handover/ARCHITECTURE.docx
+++ b/prime-hospitality/docs/handover/ARCHITECTURE.docx
@@ -1,13 +1,15 @@
 
 <file path=word/document.xml><?xml version="1.0" encoding="utf-8"?>
-<w:document xmlns:w="http://schemas.openxmlformats.org/wordprocessingml/2006/main" xmlns:m="http://schemas.openxmlformats.org/officeDocument/2006/math" xmlns:r="http://schemas.openxmlformats.org/officeDocument/2006/relationships" xmlns:o="urn:schemas-microsoft-com:office:office" xmlns:v="urn:schemas-microsoft-com:vml" xmlns:w10="urn:schemas-microsoft-com:office:word" xmlns:a="http://schemas.openxmlformats.org/drawingml/2006/main" xmlns:pic="http://schemas.openxmlformats.org/drawingml/2006/picture" xmlns:wp="http://schemas.openxmlformats.org/drawingml/2006/wordprocessingDrawing">
+<w:document xmlns:wpc="http://schemas.microsoft.com/office/word/2010/wordprocessingCanvas" xmlns:mc="http://schemas.openxmlformats.org/markup-compatibility/2006" xmlns:o="urn:schemas-microsoft-com:office:office" xmlns:r="http://schemas.openxmlformats.org/officeDocument/2006/relationships" xmlns:m="http://schemas.openxmlformats.org/officeDocument/2006/math" xmlns:v="urn:schemas-microsoft-com:vml" xmlns:wp14="http://schemas.microsoft.com/office/word/2010/wordprocessingDrawing" xmlns:wp="http://schemas.openxmlformats.org/drawingml/2006/wordprocessingDrawing" xmlns:w10="urn:schemas-microsoft-com:office:word" xmlns:w="http://schemas.openxmlformats.org/wordprocessingml/2006/main" xmlns:w14="http://schemas.microsoft.com/office/word/2010/wordml" xmlns:w15="http://schemas.microsoft.com/office/word/2012/wordml" xmlns:wpg="http://schemas.microsoft.com/office/word/2010/wordprocessingGroup" xmlns:wpi="http://schemas.microsoft.com/office/word/2010/wordprocessingInk" xmlns:wne="http://schemas.microsoft.com/office/word/2006/wordml" xmlns:wps="http://schemas.microsoft.com/office/word/2010/wordprocessingShape" mc:Ignorable="w14 w15 wp14">
   <w:body>
     <w:p>
       <w:pPr>
         <w:pStyle w:val="Title"/>
       </w:pPr>
-      <w:r>
-        <w:t xml:space="preserve">JobsAddis — Technical Architecture</w:t>
+      <w:bookmarkStart w:id="0" w:name="_GoBack"/>
+      <w:bookmarkEnd w:id="0"/>
+      <w:r>
+        <w:t>JobsAddis — Technical Architecture</w:t>
       </w:r>
     </w:p>
     <w:p>
@@ -15,7 +17,7 @@
         <w:pStyle w:val="Author"/>
       </w:pPr>
       <w:r>
-        <w:t xml:space="preserve">Prepared for Prime Hospitality Business Group P.L.C.</w:t>
+        <w:t>Prepared for Prime Hospitality Business Group P.L.C.</w:t>
       </w:r>
     </w:p>
     <w:p>
@@ -23,65 +25,571 @@
         <w:pStyle w:val="Date"/>
       </w:pPr>
       <w:r>
-        <w:t xml:space="preserve">28 July 2026</w:t>
+        <w:t>28 July 2026</w:t>
       </w:r>
     </w:p>
     <w:sdt>
       <w:sdtPr>
+        <w:rPr>
+          <w:rFonts w:asciiTheme="minorHAnsi" w:eastAsiaTheme="minorEastAsia" w:hAnsiTheme="minorHAnsi" w:cstheme="minorBidi"/>
+          <w:color w:val="auto"/>
+          <w:sz w:val="24"/>
+          <w:szCs w:val="24"/>
+        </w:rPr>
+        <w:id w:val="2084168671"/>
         <w:docPartObj>
           <w:docPartGallery w:val="Table of Contents"/>
           <w:docPartUnique/>
         </w:docPartObj>
       </w:sdtPr>
+      <w:sdtEndPr/>
       <w:sdtContent>
         <w:p>
           <w:pPr>
             <w:pStyle w:val="TOCHeading"/>
           </w:pPr>
           <w:r>
-            <w:t xml:space="preserve">Table of Contents</w:t>
+            <w:t>Table of Contents</w:t>
           </w:r>
         </w:p>
         <w:p>
+          <w:pPr>
+            <w:pStyle w:val="TOC1"/>
+            <w:tabs>
+              <w:tab w:val="right" w:leader="dot" w:pos="9350"/>
+            </w:tabs>
+            <w:rPr>
+              <w:noProof/>
+            </w:rPr>
+          </w:pPr>
           <w:r>
-            <w:fldChar w:fldCharType="begin" w:dirty="true"/>
-            <w:instrText xml:space="preserve">TOC \o "1-2" \h \z \u</w:instrText>
+            <w:fldChar w:fldCharType="begin"/>
+          </w:r>
+          <w:r>
+            <w:instrText>TOC \o "1-2" \h \z \u</w:instrText>
+          </w:r>
+          <w:r>
             <w:fldChar w:fldCharType="separate"/>
+          </w:r>
+          <w:hyperlink w:anchor="_Toc236213798" w:history="1">
+            <w:r>
+              <w:rPr>
+                <w:rStyle w:val="Hyperlink"/>
+                <w:noProof/>
+              </w:rPr>
+              <w:t>Architecture</w:t>
+            </w:r>
+            <w:r>
+              <w:rPr>
+                <w:noProof/>
+                <w:webHidden/>
+              </w:rPr>
+              <w:tab/>
+            </w:r>
+            <w:r>
+              <w:rPr>
+                <w:noProof/>
+                <w:webHidden/>
+              </w:rPr>
+              <w:fldChar w:fldCharType="begin"/>
+            </w:r>
+            <w:r>
+              <w:rPr>
+                <w:noProof/>
+                <w:webHidden/>
+              </w:rPr>
+              <w:instrText xml:space="preserve"> PAGEREF _Toc236213798 \h </w:instrText>
+            </w:r>
+            <w:r>
+              <w:rPr>
+                <w:noProof/>
+                <w:webHidden/>
+              </w:rPr>
+            </w:r>
+            <w:r>
+              <w:rPr>
+                <w:noProof/>
+                <w:webHidden/>
+              </w:rPr>
+              <w:fldChar w:fldCharType="separate"/>
+            </w:r>
+            <w:r>
+              <w:rPr>
+                <w:noProof/>
+                <w:webHidden/>
+              </w:rPr>
+              <w:t>1</w:t>
+            </w:r>
+            <w:r>
+              <w:rPr>
+                <w:noProof/>
+                <w:webHidden/>
+              </w:rPr>
+              <w:fldChar w:fldCharType="end"/>
+            </w:r>
+          </w:hyperlink>
+        </w:p>
+        <w:p>
+          <w:pPr>
+            <w:pStyle w:val="TOC2"/>
+            <w:tabs>
+              <w:tab w:val="right" w:leader="dot" w:pos="9350"/>
+            </w:tabs>
+            <w:rPr>
+              <w:noProof/>
+            </w:rPr>
+          </w:pPr>
+          <w:hyperlink w:anchor="_Toc236213799" w:history="1">
+            <w:r>
+              <w:rPr>
+                <w:rStyle w:val="Hyperlink"/>
+                <w:noProof/>
+              </w:rPr>
+              <w:t>Overview</w:t>
+            </w:r>
+            <w:r>
+              <w:rPr>
+                <w:noProof/>
+                <w:webHidden/>
+              </w:rPr>
+              <w:tab/>
+            </w:r>
+            <w:r>
+              <w:rPr>
+                <w:noProof/>
+                <w:webHidden/>
+              </w:rPr>
+              <w:fldChar w:fldCharType="begin"/>
+            </w:r>
+            <w:r>
+              <w:rPr>
+                <w:noProof/>
+                <w:webHidden/>
+              </w:rPr>
+              <w:instrText xml:space="preserve"> PAGEREF _Toc236213799 \h </w:instrText>
+            </w:r>
+            <w:r>
+              <w:rPr>
+                <w:noProof/>
+                <w:webHidden/>
+              </w:rPr>
+            </w:r>
+            <w:r>
+              <w:rPr>
+                <w:noProof/>
+                <w:webHidden/>
+              </w:rPr>
+              <w:fldChar w:fldCharType="separate"/>
+            </w:r>
+            <w:r>
+              <w:rPr>
+                <w:noProof/>
+                <w:webHidden/>
+              </w:rPr>
+              <w:t>1</w:t>
+            </w:r>
+            <w:r>
+              <w:rPr>
+                <w:noProof/>
+                <w:webHidden/>
+              </w:rPr>
+              <w:fldChar w:fldCharType="end"/>
+            </w:r>
+          </w:hyperlink>
+        </w:p>
+        <w:p>
+          <w:pPr>
+            <w:pStyle w:val="TOC2"/>
+            <w:tabs>
+              <w:tab w:val="right" w:leader="dot" w:pos="9350"/>
+            </w:tabs>
+            <w:rPr>
+              <w:noProof/>
+            </w:rPr>
+          </w:pPr>
+          <w:hyperlink w:anchor="_Toc236213800" w:history="1">
+            <w:r>
+              <w:rPr>
+                <w:rStyle w:val="Hyperlink"/>
+                <w:noProof/>
+              </w:rPr>
+              <w:t>Three surfaces, one app</w:t>
+            </w:r>
+            <w:r>
+              <w:rPr>
+                <w:noProof/>
+                <w:webHidden/>
+              </w:rPr>
+              <w:tab/>
+            </w:r>
+            <w:r>
+              <w:rPr>
+                <w:noProof/>
+                <w:webHidden/>
+              </w:rPr>
+              <w:fldChar w:fldCharType="begin"/>
+            </w:r>
+            <w:r>
+              <w:rPr>
+                <w:noProof/>
+                <w:webHidden/>
+              </w:rPr>
+              <w:instrText xml:space="preserve"> PAGEREF _Toc236213800 \h </w:instrText>
+            </w:r>
+            <w:r>
+              <w:rPr>
+                <w:noProof/>
+                <w:webHidden/>
+              </w:rPr>
+            </w:r>
+            <w:r>
+              <w:rPr>
+                <w:noProof/>
+                <w:webHidden/>
+              </w:rPr>
+              <w:fldChar w:fldCharType="separate"/>
+            </w:r>
+            <w:r>
+              <w:rPr>
+                <w:noProof/>
+                <w:webHidden/>
+              </w:rPr>
+              <w:t>2</w:t>
+            </w:r>
+            <w:r>
+              <w:rPr>
+                <w:noProof/>
+                <w:webHidden/>
+              </w:rPr>
+              <w:fldChar w:fldCharType="end"/>
+            </w:r>
+          </w:hyperlink>
+        </w:p>
+        <w:p>
+          <w:pPr>
+            <w:pStyle w:val="TOC2"/>
+            <w:tabs>
+              <w:tab w:val="right" w:leader="dot" w:pos="9350"/>
+            </w:tabs>
+            <w:rPr>
+              <w:noProof/>
+            </w:rPr>
+          </w:pPr>
+          <w:hyperlink w:anchor="_Toc236213801" w:history="1">
+            <w:r>
+              <w:rPr>
+                <w:rStyle w:val="Hyperlink"/>
+                <w:noProof/>
+              </w:rPr>
+              <w:t>Edge functions (</w:t>
+            </w:r>
+            <w:r>
+              <w:rPr>
+                <w:rStyle w:val="Hyperlink"/>
+                <w:rFonts w:ascii="Consolas" w:hAnsi="Consolas"/>
+                <w:noProof/>
+              </w:rPr>
+              <w:t>supabase/functions/</w:t>
+            </w:r>
+            <w:r>
+              <w:rPr>
+                <w:rStyle w:val="Hyperlink"/>
+                <w:noProof/>
+              </w:rPr>
+              <w:t>)</w:t>
+            </w:r>
+            <w:r>
+              <w:rPr>
+                <w:noProof/>
+                <w:webHidden/>
+              </w:rPr>
+              <w:tab/>
+            </w:r>
+            <w:r>
+              <w:rPr>
+                <w:noProof/>
+                <w:webHidden/>
+              </w:rPr>
+              <w:fldChar w:fldCharType="begin"/>
+            </w:r>
+            <w:r>
+              <w:rPr>
+                <w:noProof/>
+                <w:webHidden/>
+              </w:rPr>
+              <w:instrText xml:space="preserve"> PAGEREF _Toc236213801 \h </w:instrText>
+            </w:r>
+            <w:r>
+              <w:rPr>
+                <w:noProof/>
+                <w:webHidden/>
+              </w:rPr>
+            </w:r>
+            <w:r>
+              <w:rPr>
+                <w:noProof/>
+                <w:webHidden/>
+              </w:rPr>
+              <w:fldChar w:fldCharType="separate"/>
+            </w:r>
+            <w:r>
+              <w:rPr>
+                <w:noProof/>
+                <w:webHidden/>
+              </w:rPr>
+              <w:t>2</w:t>
+            </w:r>
+            <w:r>
+              <w:rPr>
+                <w:noProof/>
+                <w:webHidden/>
+              </w:rPr>
+              <w:fldChar w:fldCharType="end"/>
+            </w:r>
+          </w:hyperlink>
+        </w:p>
+        <w:p>
+          <w:pPr>
+            <w:pStyle w:val="TOC2"/>
+            <w:tabs>
+              <w:tab w:val="right" w:leader="dot" w:pos="9350"/>
+            </w:tabs>
+            <w:rPr>
+              <w:noProof/>
+            </w:rPr>
+          </w:pPr>
+          <w:hyperlink w:anchor="_Toc236213802" w:history="1">
+            <w:r>
+              <w:rPr>
+                <w:rStyle w:val="Hyperlink"/>
+                <w:noProof/>
+              </w:rPr>
+              <w:t>Data model (key tables)</w:t>
+            </w:r>
+            <w:r>
+              <w:rPr>
+                <w:noProof/>
+                <w:webHidden/>
+              </w:rPr>
+              <w:tab/>
+            </w:r>
+            <w:r>
+              <w:rPr>
+                <w:noProof/>
+                <w:webHidden/>
+              </w:rPr>
+              <w:fldChar w:fldCharType="begin"/>
+            </w:r>
+            <w:r>
+              <w:rPr>
+                <w:noProof/>
+                <w:webHidden/>
+              </w:rPr>
+              <w:instrText xml:space="preserve"> PAGEREF _Toc236213802 \h </w:instrText>
+            </w:r>
+            <w:r>
+              <w:rPr>
+                <w:noProof/>
+                <w:webHidden/>
+              </w:rPr>
+            </w:r>
+            <w:r>
+              <w:rPr>
+                <w:noProof/>
+                <w:webHidden/>
+              </w:rPr>
+              <w:fldChar w:fldCharType="separate"/>
+            </w:r>
+            <w:r>
+              <w:rPr>
+                <w:noProof/>
+                <w:webHidden/>
+              </w:rPr>
+              <w:t>3</w:t>
+            </w:r>
+            <w:r>
+              <w:rPr>
+                <w:noProof/>
+                <w:webHidden/>
+              </w:rPr>
+              <w:fldChar w:fldCharType="end"/>
+            </w:r>
+          </w:hyperlink>
+        </w:p>
+        <w:p>
+          <w:pPr>
+            <w:pStyle w:val="TOC2"/>
+            <w:tabs>
+              <w:tab w:val="right" w:leader="dot" w:pos="9350"/>
+            </w:tabs>
+            <w:rPr>
+              <w:noProof/>
+            </w:rPr>
+          </w:pPr>
+          <w:hyperlink w:anchor="_Toc236213803" w:history="1">
+            <w:r>
+              <w:rPr>
+                <w:rStyle w:val="Hyperlink"/>
+                <w:noProof/>
+              </w:rPr>
+              <w:t>Notification system</w:t>
+            </w:r>
+            <w:r>
+              <w:rPr>
+                <w:noProof/>
+                <w:webHidden/>
+              </w:rPr>
+              <w:tab/>
+            </w:r>
+            <w:r>
+              <w:rPr>
+                <w:noProof/>
+                <w:webHidden/>
+              </w:rPr>
+              <w:fldChar w:fldCharType="begin"/>
+            </w:r>
+            <w:r>
+              <w:rPr>
+                <w:noProof/>
+                <w:webHidden/>
+              </w:rPr>
+              <w:instrText xml:space="preserve"> PAGEREF _Toc236213803 \h </w:instrText>
+            </w:r>
+            <w:r>
+              <w:rPr>
+                <w:noProof/>
+                <w:webHidden/>
+              </w:rPr>
+            </w:r>
+            <w:r>
+              <w:rPr>
+                <w:noProof/>
+                <w:webHidden/>
+              </w:rPr>
+              <w:fldChar w:fldCharType="separate"/>
+            </w:r>
+            <w:r>
+              <w:rPr>
+                <w:noProof/>
+                <w:webHidden/>
+              </w:rPr>
+              <w:t>3</w:t>
+            </w:r>
+            <w:r>
+              <w:rPr>
+                <w:noProof/>
+                <w:webHidden/>
+              </w:rPr>
+              <w:fldChar w:fldCharType="end"/>
+            </w:r>
+          </w:hyperlink>
+        </w:p>
+        <w:p>
+          <w:pPr>
+            <w:pStyle w:val="TOC2"/>
+            <w:tabs>
+              <w:tab w:val="right" w:leader="dot" w:pos="9350"/>
+            </w:tabs>
+            <w:rPr>
+              <w:noProof/>
+            </w:rPr>
+          </w:pPr>
+          <w:hyperlink w:anchor="_Toc236213804" w:history="1">
+            <w:r>
+              <w:rPr>
+                <w:rStyle w:val="Hyperlink"/>
+                <w:noProof/>
+              </w:rPr>
+              <w:t>Scheduled jobs</w:t>
+            </w:r>
+            <w:r>
+              <w:rPr>
+                <w:noProof/>
+                <w:webHidden/>
+              </w:rPr>
+              <w:tab/>
+            </w:r>
+            <w:r>
+              <w:rPr>
+                <w:noProof/>
+                <w:webHidden/>
+              </w:rPr>
+              <w:fldChar w:fldCharType="begin"/>
+            </w:r>
+            <w:r>
+              <w:rPr>
+                <w:noProof/>
+                <w:webHidden/>
+              </w:rPr>
+              <w:instrText xml:space="preserve"> PAGEREF _Toc236213804 \h </w:instrText>
+            </w:r>
+            <w:r>
+              <w:rPr>
+                <w:noProof/>
+                <w:webHidden/>
+              </w:rPr>
+            </w:r>
+            <w:r>
+              <w:rPr>
+                <w:noProof/>
+                <w:webHidden/>
+              </w:rPr>
+              <w:fldChar w:fldCharType="separate"/>
+            </w:r>
+            <w:r>
+              <w:rPr>
+                <w:noProof/>
+                <w:webHidden/>
+              </w:rPr>
+              <w:t>4</w:t>
+            </w:r>
+            <w:r>
+              <w:rPr>
+                <w:noProof/>
+                <w:webHidden/>
+              </w:rPr>
+              <w:fldChar w:fldCharType="end"/>
+            </w:r>
+          </w:hyperlink>
+        </w:p>
+        <w:p>
+          <w:r>
             <w:fldChar w:fldCharType="end"/>
           </w:r>
         </w:p>
       </w:sdtContent>
     </w:sdt>
-    <w:bookmarkStart w:id="17" w:name="architecture"/>
     <w:p>
       <w:pPr>
         <w:pStyle w:val="Heading1"/>
       </w:pPr>
-      <w:r>
-        <w:t xml:space="preserve">Architecture</w:t>
-      </w:r>
-    </w:p>
-    <w:bookmarkStart w:id="9" w:name="overview"/>
+      <w:bookmarkStart w:id="1" w:name="architecture"/>
+      <w:bookmarkStart w:id="2" w:name="_Toc236213798"/>
+      <w:r>
+        <w:t>Architecture</w:t>
+      </w:r>
+      <w:bookmarkEnd w:id="2"/>
+    </w:p>
     <w:p>
       <w:pPr>
         <w:pStyle w:val="Heading2"/>
       </w:pPr>
-      <w:r>
-        <w:t xml:space="preserve">Overview</w:t>
-      </w:r>
+      <w:bookmarkStart w:id="3" w:name="overview"/>
+      <w:bookmarkStart w:id="4" w:name="_Toc236213799"/>
+      <w:r>
+        <w:t>Overview</w:t>
+      </w:r>
+      <w:bookmarkEnd w:id="4"/>
     </w:p>
     <w:p>
       <w:pPr>
         <w:pStyle w:val="FirstParagraph"/>
       </w:pPr>
       <w:r>
-        <w:t xml:space="preserve">JobsAddis is a Telegram Mini App recruitment platform with three user-facing surfaces</w:t>
-      </w:r>
-      <w:r>
-        <w:t xml:space="preserve"> </w:t>
-      </w:r>
-      <w:r>
-        <w:t xml:space="preserve">and a shared Supabase backend:</w:t>
+        <w:t xml:space="preserve">JobsAddis is a Telegram Mini App recruitment platform with three user-facing surfaces </w:t>
+      </w:r>
+      <w:r>
+        <w:t>and a shared Supabase backend:</w:t>
       </w:r>
     </w:p>
     <w:p>
@@ -92,7 +600,7 @@
         <w:rPr>
           <w:rStyle w:val="VerbatimChar"/>
         </w:rPr>
-        <w:t xml:space="preserve">┌─────────────────────┐   ┌──────────────────────┐   ┌──────────────────────┐</w:t>
+        <w:t>┌─────────────────────┐   ┌──────────────────────┐   ┌──────────────────────┐</w:t>
       </w:r>
       <w:r>
         <w:br/>
@@ -101,7 +609,7 @@
         <w:rPr>
           <w:rStyle w:val="VerbatimChar"/>
         </w:rPr>
-        <w:t xml:space="preserve">│  Job Seeker Mini App │   │  Employer Dashboard   │   │   Admin Dashboard     │</w:t>
+        <w:t>│  Job Seeker Mini App │   │  Employer Dashboard   │   │   Admin Dashboard     │</w:t>
       </w:r>
       <w:r>
         <w:br/>
@@ -110,7 +618,13 @@
         <w:rPr>
           <w:rStyle w:val="VerbatimChar"/>
         </w:rPr>
-        <w:t xml:space="preserve">│  (Telegram WebView)  │   │  (web, /emp)          │   │   (web, /admin)       │</w:t>
+        <w:t>│  (Telegram WebView)  │   │  (web, /emp)          │   │   (web, /</w:t>
+      </w:r>
+      <w:r>
+        <w:rPr>
+          <w:rStyle w:val="VerbatimChar"/>
+        </w:rPr>
+        <w:t>admin)       │</w:t>
       </w:r>
       <w:r>
         <w:br/>
@@ -119,7 +633,7 @@
         <w:rPr>
           <w:rStyle w:val="VerbatimChar"/>
         </w:rPr>
-        <w:t xml:space="preserve">└──────────┬───────────┘   └──────────┬───────────┘   └──────────┬───────────┘</w:t>
+        <w:t>└──────────┬───────────┘   └──────────┬───────────┘   └──────────┬───────────┘</w:t>
       </w:r>
       <w:r>
         <w:br/>
@@ -146,7 +660,13 @@
         <w:rPr>
           <w:rStyle w:val="VerbatimChar"/>
         </w:rPr>
-        <w:t xml:space="preserve">┌─────────────────────────────────────────────────────────────────────────────┐</w:t>
+        <w:t>┌──</w:t>
+      </w:r>
+      <w:r>
+        <w:rPr>
+          <w:rStyle w:val="VerbatimChar"/>
+        </w:rPr>
+        <w:t>───────────────────────────────────────────────────────────────────────────┐</w:t>
       </w:r>
       <w:r>
         <w:br/>
@@ -155,7 +675,7 @@
         <w:rPr>
           <w:rStyle w:val="VerbatimChar"/>
         </w:rPr>
-        <w:t xml:space="preserve">│                          Next.js 16 App (App Router)                        │</w:t>
+        <w:t>│                          Next.js 16 App (App Router)                        │</w:t>
       </w:r>
       <w:r>
         <w:br/>
@@ -164,7 +684,7 @@
         <w:rPr>
           <w:rStyle w:val="VerbatimChar"/>
         </w:rPr>
-        <w:t xml:space="preserve">│  src/app/(seeker pages) · src/app/emp · src/app/admin · Server Actions      │</w:t>
+        <w:t>│  src/app/(seeker pages) · src/app/emp · src/app/admin · Server Actions      │</w:t>
       </w:r>
       <w:r>
         <w:br/>
@@ -173,7 +693,13 @@
         <w:rPr>
           <w:rStyle w:val="VerbatimChar"/>
         </w:rPr>
-        <w:t xml:space="preserve">└───────────────────────────────────┬───────────────────────────────────────-┘</w:t>
+        <w:t>└──────────────────</w:t>
+      </w:r>
+      <w:r>
+        <w:rPr>
+          <w:rStyle w:val="VerbatimChar"/>
+        </w:rPr>
+        <w:t>─────────────────┬───────────────────────────────────────-┘</w:t>
       </w:r>
       <w:r>
         <w:br/>
@@ -191,6 +717,7 @@
         <w:rPr>
           <w:rStyle w:val="VerbatimChar"/>
         </w:rPr>
+        <w:lastRenderedPageBreak/>
         <w:t xml:space="preserve">                                     ▼</w:t>
       </w:r>
       <w:r>
@@ -200,7 +727,13 @@
         <w:rPr>
           <w:rStyle w:val="VerbatimChar"/>
         </w:rPr>
-        <w:t xml:space="preserve">┌─────────────────────────────────────────────────────────────────────────────┐</w:t>
+        <w:t>┌──────────────────────────────────────────────────────────────────────────</w:t>
+      </w:r>
+      <w:r>
+        <w:rPr>
+          <w:rStyle w:val="VerbatimChar"/>
+        </w:rPr>
+        <w:t>───┐</w:t>
       </w:r>
       <w:r>
         <w:br/>
@@ -209,7 +742,7 @@
         <w:rPr>
           <w:rStyle w:val="VerbatimChar"/>
         </w:rPr>
-        <w:t xml:space="preserve">│                              Supabase Project                               │</w:t>
+        <w:t>│                              Supabase Project                               │</w:t>
       </w:r>
       <w:r>
         <w:br/>
@@ -218,7 +751,7 @@
         <w:rPr>
           <w:rStyle w:val="VerbatimChar"/>
         </w:rPr>
-        <w:t xml:space="preserve">│  Postgres + RLS · Storage (resumes, logos) · pg_cron + pg_net               │</w:t>
+        <w:t>│  Postgres + RLS · Storage (resumes, logos) · pg_cron + pg_net               │</w:t>
       </w:r>
       <w:r>
         <w:br/>
@@ -227,7 +760,7 @@
         <w:rPr>
           <w:rStyle w:val="VerbatimChar"/>
         </w:rPr>
-        <w:t xml:space="preserve">└───────────────────────────────────┬───────────────────────────────────────-┘</w:t>
+        <w:t>└───────────────────────────────────┬───────────────────────────────────────-┘</w:t>
       </w:r>
       <w:r>
         <w:br/>
@@ -236,7 +769,13 @@
         <w:rPr>
           <w:rStyle w:val="VerbatimChar"/>
         </w:rPr>
-        <w:t xml:space="preserve">                                     │ HTTPS</w:t>
+        <w:t xml:space="preserve">            </w:t>
+      </w:r>
+      <w:r>
+        <w:rPr>
+          <w:rStyle w:val="VerbatimChar"/>
+        </w:rPr>
+        <w:t xml:space="preserve">                         │ HTTPS</w:t>
       </w:r>
       <w:r>
         <w:br/>
@@ -254,7 +793,7 @@
         <w:rPr>
           <w:rStyle w:val="VerbatimChar"/>
         </w:rPr>
-        <w:t xml:space="preserve">┌─────────────────────────────────────────────────────────────────────────────┐</w:t>
+        <w:t>┌─────────────────────────────────────────────────────────────────────────────┐</w:t>
       </w:r>
       <w:r>
         <w:br/>
@@ -263,7 +802,7 @@
         <w:rPr>
           <w:rStyle w:val="VerbatimChar"/>
         </w:rPr>
-        <w:t xml:space="preserve">│                   4 Deno Edge Functions (supabase/functions/)               │</w:t>
+        <w:t>│                   4 Deno Edge Functions (supabase/functions/)               │</w:t>
       </w:r>
       <w:r>
         <w:br/>
@@ -272,7 +811,13 @@
         <w:rPr>
           <w:rStyle w:val="VerbatimChar"/>
         </w:rPr>
-        <w:t xml:space="preserve">│  validate-telegram-auth · telegram-webhook                                  │</w:t>
+        <w:t>│  validate-telegram-aut</w:t>
+      </w:r>
+      <w:r>
+        <w:rPr>
+          <w:rStyle w:val="VerbatimChar"/>
+        </w:rPr>
+        <w:t>h · telegram-webhook                                  │</w:t>
       </w:r>
       <w:r>
         <w:br/>
@@ -281,7 +826,7 @@
         <w:rPr>
           <w:rStyle w:val="VerbatimChar"/>
         </w:rPr>
-        <w:t xml:space="preserve">│  shortlist-applicant · job-expiration-cron   (+ _shared/telegram.ts)        │</w:t>
+        <w:t>│  shortlist-applicant · job-expiration-cron   (+ _shared/telegram.ts)        │</w:t>
       </w:r>
       <w:r>
         <w:br/>
@@ -290,7 +835,7 @@
         <w:rPr>
           <w:rStyle w:val="VerbatimChar"/>
         </w:rPr>
-        <w:t xml:space="preserve">└───────────────────────────────────┬───────────────────────────────────────-┘</w:t>
+        <w:t>└───────────────────────────────────┬───────────────────────────────────────-┘</w:t>
       </w:r>
       <w:r>
         <w:br/>
@@ -299,7 +844,13 @@
         <w:rPr>
           <w:rStyle w:val="VerbatimChar"/>
         </w:rPr>
-        <w:t xml:space="preserve">                                     │ Bot API</w:t>
+        <w:t xml:space="preserve">                                     │ Bo</w:t>
+      </w:r>
+      <w:r>
+        <w:rPr>
+          <w:rStyle w:val="VerbatimChar"/>
+        </w:rPr>
+        <w:t>t API</w:t>
       </w:r>
       <w:r>
         <w:br/>
@@ -338,22 +889,27 @@
         <w:t xml:space="preserve">                            └─────────────────┘</w:t>
       </w:r>
     </w:p>
-    <w:bookmarkEnd w:id="9"/>
-    <w:bookmarkStart w:id="10" w:name="three-surfaces-one-app"/>
     <w:p>
       <w:pPr>
         <w:pStyle w:val="Heading2"/>
       </w:pPr>
-      <w:r>
-        <w:t xml:space="preserve">Three surfaces, one app</w:t>
-      </w:r>
+      <w:bookmarkStart w:id="5" w:name="three-surfaces-one-app"/>
+      <w:bookmarkStart w:id="6" w:name="_Toc236213800"/>
+      <w:bookmarkEnd w:id="3"/>
+      <w:r>
+        <w:t>Three surfaces, one app</w:t>
+      </w:r>
+      <w:bookmarkEnd w:id="6"/>
     </w:p>
     <w:p>
       <w:pPr>
         <w:pStyle w:val="FirstParagraph"/>
       </w:pPr>
       <w:r>
-        <w:t xml:space="preserve">The Next.js app serves all three experiences from one codebase:</w:t>
+        <w:t>The Next.js app serves all three experienc</w:t>
+      </w:r>
+      <w:r>
+        <w:t>es from one codebase:</w:t>
       </w:r>
     </w:p>
     <w:p>
@@ -361,7 +917,7 @@
         <w:pStyle w:val="Compact"/>
         <w:numPr>
           <w:ilvl w:val="0"/>
-          <w:numId w:val="1001"/>
+          <w:numId w:val="2"/>
         </w:numPr>
       </w:pPr>
       <w:r>
@@ -369,97 +925,67 @@
           <w:b/>
           <w:bCs/>
         </w:rPr>
-        <w:t xml:space="preserve">Job seeker</w:t>
-      </w:r>
-      <w:r>
-        <w:t xml:space="preserve"> </w:t>
-      </w:r>
-      <w:r>
-        <w:t xml:space="preserve">(</w:t>
-      </w:r>
-      <w:r>
-        <w:rPr>
-          <w:rStyle w:val="VerbatimChar"/>
-        </w:rPr>
-        <w:t xml:space="preserve">src/app/page.tsx</w:t>
-      </w:r>
-      <w:r>
-        <w:t xml:space="preserve">,</w:t>
-      </w:r>
-      <w:r>
-        <w:t xml:space="preserve"> </w:t>
-      </w:r>
-      <w:r>
-        <w:rPr>
-          <w:rStyle w:val="VerbatimChar"/>
-        </w:rPr>
-        <w:t xml:space="preserve">src/screens/*</w:t>
-      </w:r>
-      <w:r>
-        <w:t xml:space="preserve">): runs inside Telegram as a Mini</w:t>
-      </w:r>
-      <w:r>
-        <w:t xml:space="preserve"> </w:t>
-      </w:r>
-      <w:r>
-        <w:t xml:space="preserve">App. Authenticates via Telegram</w:t>
-      </w:r>
-      <w:r>
-        <w:t xml:space="preserve"> </w:t>
-      </w:r>
-      <w:r>
-        <w:rPr>
-          <w:rStyle w:val="VerbatimChar"/>
-        </w:rPr>
-        <w:t xml:space="preserve">initData</w:t>
-      </w:r>
-      <w:r>
-        <w:t xml:space="preserve">, validated server-side by the</w:t>
-      </w:r>
-      <w:r>
-        <w:t xml:space="preserve"> </w:t>
-      </w:r>
-      <w:r>
-        <w:rPr>
-          <w:rStyle w:val="VerbatimChar"/>
-        </w:rPr>
-        <w:t xml:space="preserve">validate-telegram-auth</w:t>
-      </w:r>
-      <w:r>
-        <w:t xml:space="preserve"> </w:t>
-      </w:r>
-      <w:r>
-        <w:t xml:space="preserve">edge function (which also acts as the seeker-facing API —</w:t>
-      </w:r>
-      <w:r>
-        <w:t xml:space="preserve"> </w:t>
-      </w:r>
-      <w:r>
-        <w:t xml:space="preserve">action-routed:</w:t>
-      </w:r>
-      <w:r>
-        <w:t xml:space="preserve"> </w:t>
-      </w:r>
-      <w:r>
-        <w:rPr>
-          <w:rStyle w:val="VerbatimChar"/>
-        </w:rPr>
-        <w:t xml:space="preserve">submit_application</w:t>
-      </w:r>
-      <w:r>
-        <w:t xml:space="preserve">,</w:t>
-      </w:r>
-      <w:r>
-        <w:t xml:space="preserve"> </w:t>
-      </w:r>
-      <w:r>
-        <w:rPr>
-          <w:rStyle w:val="VerbatimChar"/>
-        </w:rPr>
-        <w:t xml:space="preserve">get_notifications</w:t>
-      </w:r>
-      <w:r>
-        <w:t xml:space="preserve">, etc.).</w:t>
+        <w:t>Job seeker</w:t>
+      </w:r>
+      <w:r>
+        <w:t xml:space="preserve"> (</w:t>
+      </w:r>
+      <w:r>
+        <w:rPr>
+          <w:rStyle w:val="VerbatimChar"/>
+        </w:rPr>
+        <w:t>src/app/page.tsx</w:t>
+      </w:r>
+      <w:r>
+        <w:t xml:space="preserve">, </w:t>
+      </w:r>
+      <w:r>
+        <w:rPr>
+          <w:rStyle w:val="VerbatimChar"/>
+        </w:rPr>
+        <w:t>src/screens/*</w:t>
+      </w:r>
+      <w:r>
+        <w:t xml:space="preserve">): runs inside Telegram as a Mini App. Authenticates via Telegram </w:t>
+      </w:r>
+      <w:r>
+        <w:rPr>
+          <w:rStyle w:val="VerbatimChar"/>
+        </w:rPr>
+        <w:t>initData</w:t>
+      </w:r>
+      <w:r>
+        <w:t xml:space="preserve">, validated server-side by the </w:t>
+      </w:r>
+      <w:r>
+        <w:rPr>
+          <w:rStyle w:val="VerbatimChar"/>
+        </w:rPr>
+        <w:t>validate-telegram-auth</w:t>
+      </w:r>
+      <w:r>
+        <w:t xml:space="preserve"> edge function (which also acts as the seeker-facing API — </w:t>
+      </w:r>
+      <w:r>
+        <w:t xml:space="preserve">action-routed: </w:t>
+      </w:r>
+      <w:r>
+        <w:rPr>
+          <w:rStyle w:val="VerbatimChar"/>
+        </w:rPr>
+        <w:t>submit_application</w:t>
+      </w:r>
+      <w:r>
+        <w:t xml:space="preserve">, </w:t>
+      </w:r>
+      <w:r>
+        <w:rPr>
+          <w:rStyle w:val="VerbatimChar"/>
+        </w:rPr>
+        <w:t>get_notifications</w:t>
+      </w:r>
+      <w:r>
+        <w:t>, etc.).</w:t>
       </w:r>
     </w:p>
     <w:p>
@@ -467,7 +993,7 @@
         <w:pStyle w:val="Compact"/>
         <w:numPr>
           <w:ilvl w:val="0"/>
-          <w:numId w:val="1001"/>
+          <w:numId w:val="2"/>
         </w:numPr>
       </w:pPr>
       <w:r>
@@ -475,59 +1001,38 @@
           <w:b/>
           <w:bCs/>
         </w:rPr>
-        <w:t xml:space="preserve">Employer dashboard</w:t>
-      </w:r>
-      <w:r>
-        <w:t xml:space="preserve"> </w:t>
-      </w:r>
-      <w:r>
-        <w:t xml:space="preserve">(</w:t>
-      </w:r>
-      <w:r>
-        <w:rPr>
-          <w:rStyle w:val="VerbatimChar"/>
-        </w:rPr>
-        <w:t xml:space="preserve">src/app/emp/*</w:t>
-      </w:r>
-      <w:r>
-        <w:t xml:space="preserve">): a normal web app, session-based (httpOnly</w:t>
-      </w:r>
-      <w:r>
-        <w:t xml:space="preserve"> </w:t>
-      </w:r>
-      <w:r>
-        <w:t xml:space="preserve">cookie set on login), calling Next.js</w:t>
-      </w:r>
-      <w:r>
-        <w:t xml:space="preserve"> </w:t>
+        <w:t>Employer dashboard</w:t>
+      </w:r>
+      <w:r>
+        <w:t xml:space="preserve"> (</w:t>
+      </w:r>
+      <w:r>
+        <w:rPr>
+          <w:rStyle w:val="VerbatimChar"/>
+        </w:rPr>
+        <w:t>src/app/emp/*</w:t>
+      </w:r>
+      <w:r>
+        <w:t xml:space="preserve">): a normal web app, session-based (httpOnly cookie set on login), calling Next.js </w:t>
       </w:r>
       <w:r>
         <w:rPr>
           <w:b/>
           <w:bCs/>
         </w:rPr>
-        <w:t xml:space="preserve">Server Actions</w:t>
-      </w:r>
-      <w:r>
-        <w:t xml:space="preserve"> </w:t>
-      </w:r>
-      <w:r>
-        <w:t xml:space="preserve">in</w:t>
-      </w:r>
-      <w:r>
-        <w:t xml:space="preserve"> </w:t>
-      </w:r>
-      <w:r>
-        <w:rPr>
-          <w:rStyle w:val="VerbatimChar"/>
-        </w:rPr>
-        <w:t xml:space="preserve">src/app/emp/actions.ts</w:t>
-      </w:r>
-      <w:r>
-        <w:t xml:space="preserve"> </w:t>
-      </w:r>
-      <w:r>
-        <w:t xml:space="preserve">directly (no edge function involved).</w:t>
+        <w:t>Server Actions</w:t>
+      </w:r>
+      <w:r>
+        <w:t xml:space="preserve"> in </w:t>
+      </w:r>
+      <w:r>
+        <w:rPr>
+          <w:rStyle w:val="VerbatimChar"/>
+        </w:rPr>
+        <w:t>src/app/emp/actions.ts</w:t>
+      </w:r>
+      <w:r>
+        <w:t xml:space="preserve"> directly (no edge function involved).</w:t>
       </w:r>
     </w:p>
     <w:p>
@@ -535,7 +1040,7 @@
         <w:pStyle w:val="Compact"/>
         <w:numPr>
           <w:ilvl w:val="0"/>
-          <w:numId w:val="1001"/>
+          <w:numId w:val="2"/>
         </w:numPr>
       </w:pPr>
       <w:r>
@@ -543,176 +1048,158 @@
           <w:b/>
           <w:bCs/>
         </w:rPr>
-        <w:t xml:space="preserve">Admin dashboard</w:t>
-      </w:r>
-      <w:r>
-        <w:t xml:space="preserve"> </w:t>
-      </w:r>
-      <w:r>
-        <w:t xml:space="preserve">(</w:t>
-      </w:r>
-      <w:r>
-        <w:rPr>
-          <w:rStyle w:val="VerbatimChar"/>
-        </w:rPr>
-        <w:t xml:space="preserve">src/app/admin/*</w:t>
-      </w:r>
-      <w:r>
-        <w:t xml:space="preserve">): same pattern as the employer dashboard —</w:t>
-      </w:r>
-      <w:r>
-        <w:t xml:space="preserve"> </w:t>
-      </w:r>
-      <w:r>
-        <w:t xml:space="preserve">cookie session + Server Actions in</w:t>
-      </w:r>
-      <w:r>
-        <w:t xml:space="preserve"> </w:t>
-      </w:r>
-      <w:r>
-        <w:rPr>
-          <w:rStyle w:val="VerbatimChar"/>
-        </w:rPr>
-        <w:t xml:space="preserve">src/app/admin/actions.ts</w:t>
-      </w:r>
-      <w:r>
-        <w:t xml:space="preserve">. Supports a super-admin</w:t>
-      </w:r>
-      <w:r>
-        <w:t xml:space="preserve"> </w:t>
-      </w:r>
-      <w:r>
-        <w:t xml:space="preserve">and permissioned sub-admins (</w:t>
-      </w:r>
-      <w:r>
-        <w:rPr>
-          <w:rStyle w:val="VerbatimChar"/>
-        </w:rPr>
-        <w:t xml:space="preserve">AdminPermissions</w:t>
-      </w:r>
-      <w:r>
-        <w:t xml:space="preserve">:</w:t>
-      </w:r>
-      <w:r>
-        <w:t xml:space="preserve"> </w:t>
-      </w:r>
-      <w:r>
-        <w:rPr>
-          <w:rStyle w:val="VerbatimChar"/>
-        </w:rPr>
-        <w:t xml:space="preserve">manageEmployers</w:t>
-      </w:r>
-      <w:r>
-        <w:t xml:space="preserve">,</w:t>
-      </w:r>
-      <w:r>
-        <w:t xml:space="preserve"> </w:t>
-      </w:r>
-      <w:r>
-        <w:rPr>
-          <w:rStyle w:val="VerbatimChar"/>
-        </w:rPr>
-        <w:t xml:space="preserve">manageJobs</w:t>
-      </w:r>
-      <w:r>
-        <w:t xml:space="preserve">,</w:t>
-      </w:r>
-      <w:r>
-        <w:t xml:space="preserve"> </w:t>
-      </w:r>
-      <w:r>
-        <w:rPr>
-          <w:rStyle w:val="VerbatimChar"/>
-        </w:rPr>
-        <w:t xml:space="preserve">manageUsers</w:t>
-      </w:r>
-      <w:r>
-        <w:t xml:space="preserve">,</w:t>
-      </w:r>
-      <w:r>
-        <w:t xml:space="preserve"> </w:t>
-      </w:r>
-      <w:r>
-        <w:rPr>
-          <w:rStyle w:val="VerbatimChar"/>
-        </w:rPr>
-        <w:t xml:space="preserve">manageConfiguration</w:t>
-      </w:r>
-      <w:r>
-        <w:t xml:space="preserve">,</w:t>
-      </w:r>
-      <w:r>
-        <w:t xml:space="preserve"> </w:t>
-      </w:r>
-      <w:r>
-        <w:rPr>
-          <w:rStyle w:val="VerbatimChar"/>
-        </w:rPr>
-        <w:t xml:space="preserve">manageReports</w:t>
-      </w:r>
-      <w:r>
-        <w:t xml:space="preserve">).</w:t>
-      </w:r>
-    </w:p>
-    <w:bookmarkEnd w:id="10"/>
-    <w:bookmarkStart w:id="12" w:name="edge-functions-supabasefunctions"/>
+        <w:t>Admin dashboard</w:t>
+      </w:r>
+      <w:r>
+        <w:t xml:space="preserve"> (</w:t>
+      </w:r>
+      <w:r>
+        <w:rPr>
+          <w:rStyle w:val="VerbatimChar"/>
+        </w:rPr>
+        <w:t>src/app/admin/*</w:t>
+      </w:r>
+      <w:r>
+        <w:t xml:space="preserve">): same pattern as the employer dashboard — cookie session + Server Actions in </w:t>
+      </w:r>
+      <w:r>
+        <w:rPr>
+          <w:rStyle w:val="VerbatimChar"/>
+        </w:rPr>
+        <w:t>src/app/admin/actions.ts</w:t>
+      </w:r>
+      <w:r>
+        <w:t>. Supports a super-admin and permissioned sub-admins (</w:t>
+      </w:r>
+      <w:r>
+        <w:rPr>
+          <w:rStyle w:val="VerbatimChar"/>
+        </w:rPr>
+        <w:t>AdminPermissions</w:t>
+      </w:r>
+      <w:r>
+        <w:t xml:space="preserve">: </w:t>
+      </w:r>
+      <w:r>
+        <w:rPr>
+          <w:rStyle w:val="VerbatimChar"/>
+        </w:rPr>
+        <w:t>manageEmployers</w:t>
+      </w:r>
+      <w:r>
+        <w:t xml:space="preserve">, </w:t>
+      </w:r>
+      <w:r>
+        <w:rPr>
+          <w:rStyle w:val="VerbatimChar"/>
+        </w:rPr>
+        <w:t>manageJobs</w:t>
+      </w:r>
+      <w:r>
+        <w:t xml:space="preserve">, </w:t>
+      </w:r>
+      <w:r>
+        <w:rPr>
+          <w:rStyle w:val="VerbatimChar"/>
+        </w:rPr>
+        <w:t>manageUsers</w:t>
+      </w:r>
+      <w:r>
+        <w:t xml:space="preserve">, </w:t>
+      </w:r>
+      <w:r>
+        <w:rPr>
+          <w:rStyle w:val="VerbatimChar"/>
+        </w:rPr>
+        <w:t>manageC</w:t>
+      </w:r>
+      <w:r>
+        <w:rPr>
+          <w:rStyle w:val="VerbatimChar"/>
+        </w:rPr>
+        <w:t>onfiguration</w:t>
+      </w:r>
+      <w:r>
+        <w:t xml:space="preserve">, </w:t>
+      </w:r>
+      <w:r>
+        <w:rPr>
+          <w:rStyle w:val="VerbatimChar"/>
+        </w:rPr>
+        <w:t>manageReports</w:t>
+      </w:r>
+      <w:r>
+        <w:t>).</w:t>
+      </w:r>
+    </w:p>
     <w:p>
       <w:pPr>
         <w:pStyle w:val="Heading2"/>
       </w:pPr>
-      <w:r>
-        <w:t xml:space="preserve">Edge functions (</w:t>
-      </w:r>
-      <w:r>
-        <w:rPr>
-          <w:rStyle w:val="VerbatimChar"/>
-        </w:rPr>
-        <w:t xml:space="preserve">supabase/functions/</w:t>
-      </w:r>
-      <w:r>
-        <w:t xml:space="preserve">)</w:t>
-      </w:r>
+      <w:bookmarkStart w:id="7" w:name="edge-functions-supabasefunctions"/>
+      <w:bookmarkStart w:id="8" w:name="_Toc236213801"/>
+      <w:bookmarkEnd w:id="5"/>
+      <w:r>
+        <w:t>Edge functions (</w:t>
+      </w:r>
+      <w:r>
+        <w:rPr>
+          <w:rStyle w:val="VerbatimChar"/>
+        </w:rPr>
+        <w:t>supabase/functions/</w:t>
+      </w:r>
+      <w:r>
+        <w:t>)</w:t>
+      </w:r>
+      <w:bookmarkEnd w:id="8"/>
     </w:p>
     <w:tbl>
       <w:tblPr>
         <w:tblStyle w:val="Table"/>
-        <w:tblW w:type="auto" w:w="0"/>
-        <w:tblLook w:firstRow="1" w:lastRow="0" w:firstColumn="0" w:lastColumn="0" w:noHBand="0" w:noVBand="0" w:val="0020"/>
+        <w:tblW w:w="0" w:type="auto"/>
+        <w:tblLook w:val="0020" w:firstRow="1" w:lastRow="0" w:firstColumn="0" w:lastColumn="0" w:noHBand="0" w:noVBand="0"/>
       </w:tblPr>
       <w:tblGrid>
-        <w:gridCol w:w="3960"/>
-        <w:gridCol w:w="3960"/>
+        <w:gridCol w:w="2643"/>
+        <w:gridCol w:w="6933"/>
       </w:tblGrid>
       <w:tr>
         <w:trPr>
-          <w:tblHeader w:val="on"/>
+          <w:cnfStyle w:val="100000000000" w:firstRow="1" w:lastRow="0" w:firstColumn="0" w:lastColumn="0" w:oddVBand="0" w:evenVBand="0" w:oddHBand="0" w:evenHBand="0" w:firstRowFirstColumn="0" w:firstRowLastColumn="0" w:lastRowFirstColumn="0" w:lastRowLastColumn="0"/>
+          <w:tblHeader/>
         </w:trPr>
         <w:tc>
-          <w:tcPr/>
+          <w:tcPr>
+            <w:tcW w:w="0" w:type="auto"/>
+          </w:tcPr>
           <w:p>
             <w:pPr>
               <w:pStyle w:val="Compact"/>
             </w:pPr>
             <w:r>
-              <w:t xml:space="preserve">Function</w:t>
+              <w:t>Function</w:t>
             </w:r>
           </w:p>
         </w:tc>
         <w:tc>
-          <w:tcPr/>
+          <w:tcPr>
+            <w:tcW w:w="0" w:type="auto"/>
+          </w:tcPr>
           <w:p>
             <w:pPr>
               <w:pStyle w:val="Compact"/>
             </w:pPr>
             <w:r>
-              <w:t xml:space="preserve">Purpose</w:t>
+              <w:t>Purpose</w:t>
             </w:r>
           </w:p>
         </w:tc>
       </w:tr>
       <w:tr>
         <w:tc>
-          <w:tcPr/>
+          <w:tcPr>
+            <w:tcW w:w="0" w:type="auto"/>
+          </w:tcPr>
           <w:p>
             <w:pPr>
               <w:pStyle w:val="Compact"/>
@@ -721,43 +1208,43 @@
               <w:rPr>
                 <w:rStyle w:val="VerbatimChar"/>
               </w:rPr>
-              <w:t xml:space="preserve">validate-telegram-auth</w:t>
+              <w:t>validate-telegram-auth</w:t>
             </w:r>
           </w:p>
         </w:tc>
         <w:tc>
-          <w:tcPr/>
+          <w:tcPr>
+            <w:tcW w:w="0" w:type="auto"/>
+          </w:tcPr>
           <w:p>
             <w:pPr>
               <w:pStyle w:val="Compact"/>
             </w:pPr>
             <w:r>
-              <w:t xml:space="preserve">Validates Telegram</w:t>
-            </w:r>
-            <w:r>
-              <w:t xml:space="preserve"> </w:t>
+              <w:t xml:space="preserve">Validates Telegram </w:t>
             </w:r>
             <w:r>
               <w:rPr>
                 <w:rStyle w:val="VerbatimChar"/>
               </w:rPr>
-              <w:t xml:space="preserve">initData</w:t>
-            </w:r>
-            <w:r>
-              <w:t xml:space="preserve"> </w:t>
-            </w:r>
-            <w:r>
-              <w:t xml:space="preserve">(HMAC), and is the seeker-facing API for almost everything: profile, jobs, applications, notifications, vacancy alerts. See</w:t>
-            </w:r>
-            <w:r>
-              <w:t xml:space="preserve"> </w:t>
-            </w:r>
-            <w:hyperlink r:id="rId11">
+              <w:t>initData</w:t>
+            </w:r>
+            <w:r>
+              <w:t xml:space="preserve"> (HMAC), and is the seeker-facing API for almost everything: profile, jobs, applications, </w:t>
+            </w:r>
+            <w:r>
+              <w:lastRenderedPageBreak/>
+              <w:t xml:space="preserve">notifications, vacancy alerts. </w:t>
+            </w:r>
+            <w:r>
+              <w:t xml:space="preserve">See </w:t>
+            </w:r>
+            <w:hyperlink r:id="rId5">
               <w:r>
                 <w:rPr>
                   <w:rStyle w:val="Hyperlink"/>
                 </w:rPr>
-                <w:t xml:space="preserve">API.md</w:t>
+                <w:t>API.md</w:t>
               </w:r>
             </w:hyperlink>
           </w:p>
@@ -765,7 +1252,9 @@
       </w:tr>
       <w:tr>
         <w:tc>
-          <w:tcPr/>
+          <w:tcPr>
+            <w:tcW w:w="0" w:type="auto"/>
+          </w:tcPr>
           <w:p>
             <w:pPr>
               <w:pStyle w:val="Compact"/>
@@ -774,55 +1263,48 @@
               <w:rPr>
                 <w:rStyle w:val="VerbatimChar"/>
               </w:rPr>
-              <w:t xml:space="preserve">telegram-webhook</w:t>
+              <w:lastRenderedPageBreak/>
+              <w:t>telegram-webhook</w:t>
             </w:r>
           </w:p>
         </w:tc>
         <w:tc>
-          <w:tcPr/>
+          <w:tcPr>
+            <w:tcW w:w="0" w:type="auto"/>
+          </w:tcPr>
           <w:p>
             <w:pPr>
               <w:pStyle w:val="Compact"/>
             </w:pPr>
             <w:r>
-              <w:t xml:space="preserve">Receives raw Telegram Bot updates:</w:t>
-            </w:r>
-            <w:r>
-              <w:t xml:space="preserve"> </w:t>
+              <w:t xml:space="preserve">Receives raw Telegram Bot updates: </w:t>
             </w:r>
             <w:r>
               <w:rPr>
                 <w:rStyle w:val="VerbatimChar"/>
               </w:rPr>
-              <w:t xml:space="preserve">/start</w:t>
-            </w:r>
-            <w:r>
-              <w:t xml:space="preserve"> </w:t>
-            </w:r>
-            <w:r>
-              <w:t xml:space="preserve">and</w:t>
-            </w:r>
-            <w:r>
-              <w:t xml:space="preserve"> </w:t>
+              <w:t>/start</w:t>
+            </w:r>
+            <w:r>
+              <w:t xml:space="preserve"> and </w:t>
             </w:r>
             <w:r>
               <w:rPr>
                 <w:rStyle w:val="VerbatimChar"/>
               </w:rPr>
-              <w:t xml:space="preserve">/help</w:t>
-            </w:r>
-            <w:r>
-              <w:t xml:space="preserve"> </w:t>
-            </w:r>
-            <w:r>
-              <w:t xml:space="preserve">(replies with a button that opens the Mini App) and contact/phone-number sharing</w:t>
+              <w:t>/help</w:t>
+            </w:r>
+            <w:r>
+              <w:t xml:space="preserve"> (replies with a button that opens the Mini App) and contact/phone-number sharing</w:t>
             </w:r>
           </w:p>
         </w:tc>
       </w:tr>
       <w:tr>
         <w:tc>
-          <w:tcPr/>
+          <w:tcPr>
+            <w:tcW w:w="0" w:type="auto"/>
+          </w:tcPr>
           <w:p>
             <w:pPr>
               <w:pStyle w:val="Compact"/>
@@ -831,25 +1313,29 @@
               <w:rPr>
                 <w:rStyle w:val="VerbatimChar"/>
               </w:rPr>
-              <w:t xml:space="preserve">shortlist-applicant</w:t>
+              <w:t>shortlist-applicant</w:t>
             </w:r>
           </w:p>
         </w:tc>
         <w:tc>
-          <w:tcPr/>
+          <w:tcPr>
+            <w:tcW w:w="0" w:type="auto"/>
+          </w:tcPr>
           <w:p>
             <w:pPr>
               <w:pStyle w:val="Compact"/>
             </w:pPr>
             <w:r>
-              <w:t xml:space="preserve">Employer action to shortlist/reject an applicant</w:t>
+              <w:t>Employer action to shortlist/reject an applicant</w:t>
             </w:r>
           </w:p>
         </w:tc>
       </w:tr>
       <w:tr>
         <w:tc>
-          <w:tcPr/>
+          <w:tcPr>
+            <w:tcW w:w="0" w:type="auto"/>
+          </w:tcPr>
           <w:p>
             <w:pPr>
               <w:pStyle w:val="Compact"/>
@@ -858,42 +1344,40 @@
               <w:rPr>
                 <w:rStyle w:val="VerbatimChar"/>
               </w:rPr>
-              <w:t xml:space="preserve">job-expiration-cron</w:t>
+              <w:t>job-expiration-cron</w:t>
             </w:r>
           </w:p>
         </w:tc>
         <w:tc>
-          <w:tcPr/>
+          <w:tcPr>
+            <w:tcW w:w="0" w:type="auto"/>
+          </w:tcPr>
           <w:p>
             <w:pPr>
               <w:pStyle w:val="Compact"/>
             </w:pPr>
             <w:r>
-              <w:t xml:space="preserve">The every-minute platform sweep — see</w:t>
-            </w:r>
-            <w:r>
-              <w:t xml:space="preserve"> </w:t>
+              <w:t xml:space="preserve">The every-minute platform sweep — see </w:t>
             </w:r>
             <w:hyperlink w:anchor="scheduled-jobs">
               <w:r>
                 <w:rPr>
                   <w:rStyle w:val="Hyperlink"/>
                 </w:rPr>
-                <w:t xml:space="preserve">Scheduled jobs</w:t>
+                <w:t>Scheduled jobs</w:t>
               </w:r>
             </w:hyperlink>
             <w:r>
-              <w:t xml:space="preserve"> </w:t>
-            </w:r>
-            <w:r>
-              <w:t xml:space="preserve">below</w:t>
+              <w:t xml:space="preserve"> below</w:t>
             </w:r>
           </w:p>
         </w:tc>
       </w:tr>
       <w:tr>
         <w:tc>
-          <w:tcPr/>
+          <w:tcPr>
+            <w:tcW w:w="0" w:type="auto"/>
+          </w:tcPr>
           <w:p>
             <w:pPr>
               <w:pStyle w:val="Compact"/>
@@ -902,73 +1386,74 @@
               <w:rPr>
                 <w:rStyle w:val="VerbatimChar"/>
               </w:rPr>
-              <w:t xml:space="preserve">_shared/telegram.ts</w:t>
+              <w:t>_shared/telegram.ts</w:t>
             </w:r>
           </w:p>
         </w:tc>
         <w:tc>
-          <w:tcPr/>
+          <w:tcPr>
+            <w:tcW w:w="0" w:type="auto"/>
+          </w:tcPr>
           <w:p>
             <w:pPr>
               <w:pStyle w:val="Compact"/>
             </w:pPr>
             <w:r>
-              <w:t xml:space="preserve">Not a function. Shared Bot API helpers (DM send, fan-out throttling, Mini App deep links) imported by the others and bundled into each at deploy time</w:t>
+              <w:t xml:space="preserve">Not a function. Shared Bot API helpers (DM send, fan-out throttling, </w:t>
+            </w:r>
+            <w:r>
+              <w:t>Mini App deep links) imported by the others and bundled into each at deploy time</w:t>
             </w:r>
           </w:p>
         </w:tc>
       </w:tr>
     </w:tbl>
-    <w:bookmarkEnd w:id="12"/>
-    <w:bookmarkStart w:id="13" w:name="data-model-key-tables"/>
     <w:p>
       <w:pPr>
         <w:pStyle w:val="Heading2"/>
       </w:pPr>
-      <w:r>
-        <w:t xml:space="preserve">Data model (key tables)</w:t>
-      </w:r>
+      <w:bookmarkStart w:id="9" w:name="data-model-key-tables"/>
+      <w:bookmarkStart w:id="10" w:name="_Toc236213802"/>
+      <w:bookmarkEnd w:id="7"/>
+      <w:r>
+        <w:t>Data model (key tables)</w:t>
+      </w:r>
+      <w:bookmarkEnd w:id="10"/>
     </w:p>
     <w:p>
       <w:pPr>
         <w:pStyle w:val="Compact"/>
         <w:numPr>
           <w:ilvl w:val="0"/>
-          <w:numId w:val="1002"/>
+          <w:numId w:val="3"/>
         </w:numPr>
       </w:pPr>
       <w:r>
         <w:rPr>
           <w:rStyle w:val="VerbatimChar"/>
         </w:rPr>
-        <w:t xml:space="preserve">users</w:t>
-      </w:r>
-      <w:r>
-        <w:t xml:space="preserve"> </w:t>
-      </w:r>
-      <w:r>
-        <w:t xml:space="preserve">— core identity (</w:t>
-      </w:r>
-      <w:r>
-        <w:rPr>
-          <w:rStyle w:val="VerbatimChar"/>
-        </w:rPr>
-        <w:t xml:space="preserve">telegram_id</w:t>
-      </w:r>
-      <w:r>
-        <w:t xml:space="preserve">,</w:t>
-      </w:r>
-      <w:r>
-        <w:t xml:space="preserve"> </w:t>
-      </w:r>
-      <w:r>
-        <w:rPr>
-          <w:rStyle w:val="VerbatimChar"/>
-        </w:rPr>
-        <w:t xml:space="preserve">role</w:t>
-      </w:r>
-      <w:r>
-        <w:t xml:space="preserve">: job_seeker/employer/admin)</w:t>
+        <w:t>users</w:t>
+      </w:r>
+      <w:r>
+        <w:t xml:space="preserve"> — core identity (</w:t>
+      </w:r>
+      <w:r>
+        <w:rPr>
+          <w:rStyle w:val="VerbatimChar"/>
+        </w:rPr>
+        <w:t>telegram_id</w:t>
+      </w:r>
+      <w:r>
+        <w:t xml:space="preserve">, </w:t>
+      </w:r>
+      <w:r>
+        <w:rPr>
+          <w:rStyle w:val="VerbatimChar"/>
+        </w:rPr>
+        <w:t>role</w:t>
+      </w:r>
+      <w:r>
+        <w:t>: job_seeker/employer/admin)</w:t>
       </w:r>
     </w:p>
     <w:p>
@@ -976,20 +1461,17 @@
         <w:pStyle w:val="Compact"/>
         <w:numPr>
           <w:ilvl w:val="0"/>
-          <w:numId w:val="1002"/>
+          <w:numId w:val="3"/>
         </w:numPr>
       </w:pPr>
       <w:r>
         <w:rPr>
           <w:rStyle w:val="VerbatimChar"/>
         </w:rPr>
-        <w:t xml:space="preserve">profiles</w:t>
-      </w:r>
-      <w:r>
-        <w:t xml:space="preserve"> </w:t>
-      </w:r>
-      <w:r>
-        <w:t xml:space="preserve">— job seeker profile (CV, categories, alert preferences)</w:t>
+        <w:t>profiles</w:t>
+      </w:r>
+      <w:r>
+        <w:t xml:space="preserve"> — job seeker profile (CV, categories, alert preferences)</w:t>
       </w:r>
     </w:p>
     <w:p>
@@ -997,20 +1479,20 @@
         <w:pStyle w:val="Compact"/>
         <w:numPr>
           <w:ilvl w:val="0"/>
-          <w:numId w:val="1002"/>
+          <w:numId w:val="3"/>
         </w:numPr>
       </w:pPr>
       <w:r>
         <w:rPr>
           <w:rStyle w:val="VerbatimChar"/>
         </w:rPr>
-        <w:t xml:space="preserve">employers</w:t>
+        <w:t>employers</w:t>
       </w:r>
       <w:r>
         <w:t xml:space="preserve"> </w:t>
       </w:r>
       <w:r>
-        <w:t xml:space="preserve">— company profile, verification status, active package/expiry</w:t>
+        <w:t>— company profile, verification status, active package/expiry</w:t>
       </w:r>
     </w:p>
     <w:p>
@@ -1018,29 +1500,26 @@
         <w:pStyle w:val="Compact"/>
         <w:numPr>
           <w:ilvl w:val="0"/>
-          <w:numId w:val="1002"/>
+          <w:numId w:val="3"/>
         </w:numPr>
       </w:pPr>
       <w:r>
         <w:rPr>
           <w:rStyle w:val="VerbatimChar"/>
         </w:rPr>
-        <w:t xml:space="preserve">jobs</w:t>
-      </w:r>
-      <w:r>
-        <w:t xml:space="preserve"> </w:t>
-      </w:r>
-      <w:r>
-        <w:t xml:space="preserve">— vacancy postings (</w:t>
-      </w:r>
-      <w:r>
-        <w:rPr>
-          <w:rStyle w:val="VerbatimChar"/>
-        </w:rPr>
-        <w:t xml:space="preserve">status</w:t>
-      </w:r>
-      <w:r>
-        <w:t xml:space="preserve">: pending/active/closed/rejected/expired/scheduled)</w:t>
+        <w:t>jobs</w:t>
+      </w:r>
+      <w:r>
+        <w:t xml:space="preserve"> — vacancy postings (</w:t>
+      </w:r>
+      <w:r>
+        <w:rPr>
+          <w:rStyle w:val="VerbatimChar"/>
+        </w:rPr>
+        <w:t>status</w:t>
+      </w:r>
+      <w:r>
+        <w:t>: pending/active/closed/rejected/expired/scheduled)</w:t>
       </w:r>
     </w:p>
     <w:p>
@@ -1048,20 +1527,17 @@
         <w:pStyle w:val="Compact"/>
         <w:numPr>
           <w:ilvl w:val="0"/>
-          <w:numId w:val="1002"/>
+          <w:numId w:val="3"/>
         </w:numPr>
       </w:pPr>
       <w:r>
         <w:rPr>
           <w:rStyle w:val="VerbatimChar"/>
         </w:rPr>
-        <w:t xml:space="preserve">applications</w:t>
-      </w:r>
-      <w:r>
-        <w:t xml:space="preserve"> </w:t>
-      </w:r>
-      <w:r>
-        <w:t xml:space="preserve">— seeker → job applications</w:t>
+        <w:t>applications</w:t>
+      </w:r>
+      <w:r>
+        <w:t xml:space="preserve"> — seeker → job applications</w:t>
       </w:r>
     </w:p>
     <w:p>
@@ -1069,20 +1545,17 @@
         <w:pStyle w:val="Compact"/>
         <w:numPr>
           <w:ilvl w:val="0"/>
-          <w:numId w:val="1002"/>
+          <w:numId w:val="3"/>
         </w:numPr>
       </w:pPr>
       <w:r>
         <w:rPr>
           <w:rStyle w:val="VerbatimChar"/>
         </w:rPr>
-        <w:t xml:space="preserve">packages</w:t>
-      </w:r>
-      <w:r>
-        <w:t xml:space="preserve"> </w:t>
-      </w:r>
-      <w:r>
-        <w:t xml:space="preserve">— advertisement package catalog (duration, price)</w:t>
+        <w:t>packages</w:t>
+      </w:r>
+      <w:r>
+        <w:t xml:space="preserve"> — advertisement package catalog (duration, price)</w:t>
       </w:r>
     </w:p>
     <w:p>
@@ -1090,134 +1563,104 @@
         <w:pStyle w:val="Compact"/>
         <w:numPr>
           <w:ilvl w:val="0"/>
-          <w:numId w:val="1002"/>
+          <w:numId w:val="3"/>
         </w:numPr>
       </w:pPr>
       <w:r>
         <w:rPr>
           <w:rStyle w:val="VerbatimChar"/>
         </w:rPr>
-        <w:t xml:space="preserve">notifications</w:t>
-      </w:r>
-      <w:r>
-        <w:t xml:space="preserve"> </w:t>
-      </w:r>
-      <w:r>
-        <w:t xml:space="preserve">— single shared table for all in-app notifications (seeker and</w:t>
-      </w:r>
-      <w:r>
-        <w:t xml:space="preserve"> </w:t>
-      </w:r>
-      <w:r>
-        <w:t xml:space="preserve">employer), disambiguated by</w:t>
-      </w:r>
-      <w:r>
-        <w:t xml:space="preserve"> </w:t>
-      </w:r>
-      <w:r>
-        <w:rPr>
-          <w:rStyle w:val="VerbatimChar"/>
-        </w:rPr>
-        <w:t xml:space="preserve">type</w:t>
-      </w:r>
-      <w:r>
-        <w:t xml:space="preserve"> </w:t>
-      </w:r>
-      <w:r>
-        <w:t xml:space="preserve">(</w:t>
-      </w:r>
-      <w:r>
-        <w:rPr>
-          <w:rStyle w:val="VerbatimChar"/>
-        </w:rPr>
-        <w:t xml:space="preserve">shortlisted</w:t>
-      </w:r>
-      <w:r>
-        <w:t xml:space="preserve">,</w:t>
-      </w:r>
-      <w:r>
-        <w:t xml:space="preserve"> </w:t>
-      </w:r>
-      <w:r>
-        <w:rPr>
-          <w:rStyle w:val="VerbatimChar"/>
-        </w:rPr>
-        <w:t xml:space="preserve">rejected</w:t>
-      </w:r>
-      <w:r>
-        <w:t xml:space="preserve">,</w:t>
-      </w:r>
-      <w:r>
-        <w:t xml:space="preserve"> </w:t>
-      </w:r>
-      <w:r>
-        <w:rPr>
-          <w:rStyle w:val="VerbatimChar"/>
-        </w:rPr>
-        <w:t xml:space="preserve">vacancy_alert</w:t>
-      </w:r>
-      <w:r>
-        <w:t xml:space="preserve">,</w:t>
-      </w:r>
-      <w:r>
-        <w:t xml:space="preserve"> </w:t>
-      </w:r>
-      <w:r>
-        <w:rPr>
-          <w:rStyle w:val="VerbatimChar"/>
-        </w:rPr>
-        <w:t xml:space="preserve">job_expiring</w:t>
-      </w:r>
-      <w:r>
-        <w:t xml:space="preserve">,</w:t>
-      </w:r>
-      <w:r>
-        <w:t xml:space="preserve"> </w:t>
-      </w:r>
-      <w:r>
-        <w:rPr>
-          <w:rStyle w:val="VerbatimChar"/>
-        </w:rPr>
-        <w:t xml:space="preserve">subscription_expired</w:t>
-      </w:r>
-      <w:r>
-        <w:t xml:space="preserve">,</w:t>
-      </w:r>
-      <w:r>
-        <w:t xml:space="preserve"> </w:t>
-      </w:r>
-      <w:r>
-        <w:rPr>
-          <w:rStyle w:val="VerbatimChar"/>
-        </w:rPr>
-        <w:t xml:space="preserve">new_applicant</w:t>
-      </w:r>
-      <w:r>
-        <w:t xml:space="preserve">,</w:t>
-      </w:r>
-      <w:r>
-        <w:t xml:space="preserve"> </w:t>
-      </w:r>
-      <w:r>
-        <w:rPr>
-          <w:rStyle w:val="VerbatimChar"/>
-        </w:rPr>
-        <w:t xml:space="preserve">broadcast</w:t>
-      </w:r>
-      <w:r>
-        <w:t xml:space="preserve">,</w:t>
-      </w:r>
-      <w:r>
-        <w:t xml:space="preserve"> </w:t>
-      </w:r>
-      <w:r>
-        <w:rPr>
-          <w:rStyle w:val="VerbatimChar"/>
-        </w:rPr>
-        <w:t xml:space="preserve">message</w:t>
-      </w:r>
-      <w:r>
-        <w:t xml:space="preserve">)</w:t>
+        <w:t>notificatio</w:t>
+      </w:r>
+      <w:r>
+        <w:rPr>
+          <w:rStyle w:val="VerbatimChar"/>
+        </w:rPr>
+        <w:t>ns</w:t>
+      </w:r>
+      <w:r>
+        <w:t xml:space="preserve"> — single shared table for all in-app notifications (seeker and employer), disambiguated by </w:t>
+      </w:r>
+      <w:r>
+        <w:rPr>
+          <w:rStyle w:val="VerbatimChar"/>
+        </w:rPr>
+        <w:t>type</w:t>
+      </w:r>
+      <w:r>
+        <w:t xml:space="preserve"> (</w:t>
+      </w:r>
+      <w:r>
+        <w:rPr>
+          <w:rStyle w:val="VerbatimChar"/>
+        </w:rPr>
+        <w:t>shortlisted</w:t>
+      </w:r>
+      <w:r>
+        <w:t xml:space="preserve">, </w:t>
+      </w:r>
+      <w:r>
+        <w:rPr>
+          <w:rStyle w:val="VerbatimChar"/>
+        </w:rPr>
+        <w:t>rejected</w:t>
+      </w:r>
+      <w:r>
+        <w:t xml:space="preserve">, </w:t>
+      </w:r>
+      <w:r>
+        <w:rPr>
+          <w:rStyle w:val="VerbatimChar"/>
+        </w:rPr>
+        <w:t>vacancy_alert</w:t>
+      </w:r>
+      <w:r>
+        <w:t xml:space="preserve">, </w:t>
+      </w:r>
+      <w:r>
+        <w:rPr>
+          <w:rStyle w:val="VerbatimChar"/>
+        </w:rPr>
+        <w:t>job_expiring</w:t>
+      </w:r>
+      <w:r>
+        <w:t xml:space="preserve">, </w:t>
+      </w:r>
+      <w:r>
+        <w:rPr>
+          <w:rStyle w:val="VerbatimChar"/>
+        </w:rPr>
+        <w:t>subscription_expired</w:t>
+      </w:r>
+      <w:r>
+        <w:t xml:space="preserve">, </w:t>
+      </w:r>
+      <w:r>
+        <w:rPr>
+          <w:rStyle w:val="VerbatimChar"/>
+        </w:rPr>
+        <w:t>new_applicant</w:t>
+      </w:r>
+      <w:r>
+        <w:t xml:space="preserve">, </w:t>
+      </w:r>
+      <w:r>
+        <w:rPr>
+          <w:rStyle w:val="VerbatimChar"/>
+        </w:rPr>
+        <w:t>broadcast</w:t>
+      </w:r>
+      <w:r>
+        <w:t xml:space="preserve">, </w:t>
+      </w:r>
+      <w:r>
+        <w:rPr>
+          <w:rStyle w:val="VerbatimChar"/>
+        </w:rPr>
+        <w:t>message</w:t>
+      </w:r>
+      <w:r>
+        <w:t>)</w:t>
       </w:r>
     </w:p>
     <w:p>
@@ -1225,20 +1668,20 @@
         <w:pStyle w:val="Compact"/>
         <w:numPr>
           <w:ilvl w:val="0"/>
-          <w:numId w:val="1002"/>
+          <w:numId w:val="3"/>
         </w:numPr>
       </w:pPr>
       <w:r>
         <w:rPr>
           <w:rStyle w:val="VerbatimChar"/>
         </w:rPr>
-        <w:t xml:space="preserve">activity_log</w:t>
-      </w:r>
-      <w:r>
-        <w:t xml:space="preserve"> </w:t>
-      </w:r>
-      <w:r>
-        <w:t xml:space="preserve">— admin privileged-action audit trail (actor, action, target, metadata)</w:t>
+        <w:t>activity_log</w:t>
+      </w:r>
+      <w:r>
+        <w:t xml:space="preserve"> — admin privileged-action audit tr</w:t>
+      </w:r>
+      <w:r>
+        <w:t>ail (actor, action, target, metadata)</w:t>
       </w:r>
     </w:p>
     <w:p>
@@ -1246,20 +1689,17 @@
         <w:pStyle w:val="Compact"/>
         <w:numPr>
           <w:ilvl w:val="0"/>
-          <w:numId w:val="1002"/>
+          <w:numId w:val="3"/>
         </w:numPr>
       </w:pPr>
       <w:r>
         <w:rPr>
           <w:rStyle w:val="VerbatimChar"/>
         </w:rPr>
-        <w:t xml:space="preserve">app_config</w:t>
-      </w:r>
-      <w:r>
-        <w:t xml:space="preserve"> </w:t>
-      </w:r>
-      <w:r>
-        <w:t xml:space="preserve">— key/value store for admin credentials, sub-admin list, pricing config</w:t>
+        <w:t>app_config</w:t>
+      </w:r>
+      <w:r>
+        <w:t xml:space="preserve"> — key/value store for admin credentials, sub-admin list, pricing config</w:t>
       </w:r>
     </w:p>
     <w:p>
@@ -1267,65 +1707,160 @@
         <w:pStyle w:val="Compact"/>
         <w:numPr>
           <w:ilvl w:val="0"/>
-          <w:numId w:val="1002"/>
+          <w:numId w:val="3"/>
         </w:numPr>
       </w:pPr>
       <w:r>
         <w:rPr>
           <w:rStyle w:val="VerbatimChar"/>
         </w:rPr>
-        <w:t xml:space="preserve">vacancy_templates</w:t>
-      </w:r>
-      <w:r>
-        <w:t xml:space="preserve">,</w:t>
+        <w:t>vacancy_templates</w:t>
+      </w:r>
+      <w:r>
+        <w:t xml:space="preserve">, </w:t>
+      </w:r>
+      <w:r>
+        <w:rPr>
+          <w:rStyle w:val="VerbatimChar"/>
+        </w:rPr>
+        <w:t>faqs</w:t>
+      </w:r>
+      <w:r>
+        <w:t xml:space="preserve"> — content managed via the admin Content Management tab</w:t>
+      </w:r>
+    </w:p>
+    <w:p>
+      <w:pPr>
+        <w:pStyle w:val="FirstParagraph"/>
+      </w:pPr>
+      <w:r>
+        <w:t xml:space="preserve">Full column-level detail lives in </w:t>
+      </w:r>
+      <w:r>
+        <w:rPr>
+          <w:rStyle w:val="VerbatimChar"/>
+        </w:rPr>
+        <w:t>supabase/migrations/</w:t>
       </w:r>
       <w:r>
         <w:t xml:space="preserve"> </w:t>
       </w:r>
       <w:r>
-        <w:rPr>
-          <w:rStyle w:val="VerbatimChar"/>
-        </w:rPr>
-        <w:t xml:space="preserve">faqs</w:t>
-      </w:r>
-      <w:r>
-        <w:t xml:space="preserve"> </w:t>
-      </w:r>
-      <w:r>
-        <w:t xml:space="preserve">— content managed via the admin Content Management tab</w:t>
-      </w:r>
+        <w:t>(applied in filename order).</w:t>
+      </w:r>
+    </w:p>
+    <w:p>
+      <w:pPr>
+        <w:pStyle w:val="Heading2"/>
+      </w:pPr>
+      <w:bookmarkStart w:id="11" w:name="notification-system"/>
+      <w:bookmarkStart w:id="12" w:name="_Toc236213803"/>
+      <w:bookmarkEnd w:id="9"/>
+      <w:r>
+        <w:t>Notification system</w:t>
+      </w:r>
+      <w:bookmarkEnd w:id="12"/>
     </w:p>
     <w:p>
       <w:pPr>
         <w:pStyle w:val="FirstParagraph"/>
       </w:pPr>
       <w:r>
-        <w:t xml:space="preserve">Full column-level detail lives in</w:t>
-      </w:r>
-      <w:r>
-        <w:t xml:space="preserve"> </w:t>
-      </w:r>
-      <w:r>
-        <w:rPr>
-          <w:rStyle w:val="VerbatimChar"/>
-        </w:rPr>
-        <w:t xml:space="preserve">supabase/migrations/</w:t>
-      </w:r>
-      <w:r>
-        <w:t xml:space="preserve"> </w:t>
-      </w:r>
-      <w:r>
-        <w:t xml:space="preserve">(applied in filename order).</w:t>
-      </w:r>
-    </w:p>
-    <w:bookmarkEnd w:id="13"/>
-    <w:bookmarkStart w:id="15" w:name="notification-system"/>
-    <w:p>
-      <w:pPr>
-        <w:pStyle w:val="Heading2"/>
-      </w:pPr>
-      <w:r>
-        <w:t xml:space="preserve">Notification system</w:t>
+        <w:t xml:space="preserve">All notifications — seeker and employer — share one </w:t>
+      </w:r>
+      <w:r>
+        <w:rPr>
+          <w:rStyle w:val="VerbatimChar"/>
+        </w:rPr>
+        <w:t>notifications</w:t>
+      </w:r>
+      <w:r>
+        <w:t xml:space="preserve"> table. There's no </w:t>
+      </w:r>
+      <w:r>
+        <w:rPr>
+          <w:rStyle w:val="VerbatimChar"/>
+        </w:rPr>
+        <w:t>employer_id</w:t>
+      </w:r>
+      <w:r>
+        <w:t xml:space="preserve"> column; rows are addressed by </w:t>
+      </w:r>
+      <w:r>
+        <w:rPr>
+          <w:rStyle w:val="VerbatimChar"/>
+        </w:rPr>
+        <w:t>user_telegram_id</w:t>
+      </w:r>
+      <w:r>
+        <w:t xml:space="preserve"> and disambiguated by </w:t>
+      </w:r>
+      <w:r>
+        <w:rPr>
+          <w:rStyle w:val="VerbatimChar"/>
+        </w:rPr>
+        <w:t>type</w:t>
+      </w:r>
+      <w:r>
+        <w:t xml:space="preserve">. This means adding a new notification </w:t>
+      </w:r>
+      <w:r>
+        <w:t xml:space="preserve">kind is a two-step change: extend the </w:t>
+      </w:r>
+      <w:r>
+        <w:rPr>
+          <w:rStyle w:val="VerbatimChar"/>
+        </w:rPr>
+        <w:t>notifications_type_check</w:t>
+      </w:r>
+      <w:r>
+        <w:t xml:space="preserve"> constraint (see the migration pattern in </w:t>
+      </w:r>
+      <w:r>
+        <w:rPr>
+          <w:rStyle w:val="VerbatimChar"/>
+        </w:rPr>
+        <w:t>20260721215925_add_packages_and_expiration.sql</w:t>
+      </w:r>
+      <w:r>
+        <w:t xml:space="preserve"> and </w:t>
+      </w:r>
+      <w:r>
+        <w:rPr>
+          <w:rStyle w:val="VerbatimChar"/>
+        </w:rPr>
+        <w:t>20260722020000_...cron.sql</w:t>
+      </w:r>
+      <w:r>
+        <w:t xml:space="preserve">), then add a rendering branch in both </w:t>
+      </w:r>
+      <w:r>
+        <w:rPr>
+          <w:rStyle w:val="VerbatimChar"/>
+        </w:rPr>
+        <w:t>src/components/NotificationPanel.tsx</w:t>
+      </w:r>
+      <w:r>
+        <w:t xml:space="preserve"> (seeker) and </w:t>
+      </w:r>
+      <w:r>
+        <w:rPr>
+          <w:rStyle w:val="VerbatimChar"/>
+        </w:rPr>
+        <w:t>src/app/emp/dashboard/EmployerDashboardLayout.tsx</w:t>
+      </w:r>
+      <w:r>
+        <w:t xml:space="preserve"> (employer) — they are two separate, unmerged UI implementations reading the same table.</w:t>
+      </w:r>
+    </w:p>
+    <w:p>
+      <w:pPr>
+        <w:pStyle w:val="Heading3"/>
+      </w:pPr>
+      <w:bookmarkStart w:id="13" w:name="delivery-in-app-row--telegram-dm"/>
+      <w:r>
+        <w:lastRenderedPageBreak/>
+        <w:t>Delivery: in-app row + Telegram DM</w:t>
       </w:r>
     </w:p>
     <w:p>
@@ -1333,181 +1868,17 @@
         <w:pStyle w:val="FirstParagraph"/>
       </w:pPr>
       <w:r>
-        <w:t xml:space="preserve">All notifications — seeker and employer — share one</w:t>
-      </w:r>
-      <w:r>
-        <w:t xml:space="preserve"> </w:t>
-      </w:r>
-      <w:r>
-        <w:rPr>
-          <w:rStyle w:val="VerbatimChar"/>
-        </w:rPr>
-        <w:t xml:space="preserve">notifications</w:t>
-      </w:r>
-      <w:r>
-        <w:t xml:space="preserve"> </w:t>
-      </w:r>
-      <w:r>
-        <w:t xml:space="preserve">table. There's no</w:t>
-      </w:r>
-      <w:r>
-        <w:t xml:space="preserve"> </w:t>
-      </w:r>
-      <w:r>
-        <w:rPr>
-          <w:rStyle w:val="VerbatimChar"/>
-        </w:rPr>
-        <w:t xml:space="preserve">employer_id</w:t>
-      </w:r>
-      <w:r>
-        <w:t xml:space="preserve"> </w:t>
-      </w:r>
-      <w:r>
-        <w:t xml:space="preserve">column; rows are addressed by</w:t>
-      </w:r>
-      <w:r>
-        <w:t xml:space="preserve"> </w:t>
-      </w:r>
-      <w:r>
-        <w:rPr>
-          <w:rStyle w:val="VerbatimChar"/>
-        </w:rPr>
-        <w:t xml:space="preserve">user_telegram_id</w:t>
-      </w:r>
-      <w:r>
-        <w:t xml:space="preserve"> </w:t>
-      </w:r>
-      <w:r>
-        <w:t xml:space="preserve">and disambiguated by</w:t>
-      </w:r>
-      <w:r>
-        <w:t xml:space="preserve"> </w:t>
-      </w:r>
-      <w:r>
-        <w:rPr>
-          <w:rStyle w:val="VerbatimChar"/>
-        </w:rPr>
-        <w:t xml:space="preserve">type</w:t>
-      </w:r>
-      <w:r>
-        <w:t xml:space="preserve">. This means adding a new notification kind is a two-step change: extend the</w:t>
-      </w:r>
-      <w:r>
-        <w:t xml:space="preserve"> </w:t>
-      </w:r>
-      <w:r>
-        <w:rPr>
-          <w:rStyle w:val="VerbatimChar"/>
-        </w:rPr>
-        <w:t xml:space="preserve">notifications_type_check</w:t>
-      </w:r>
-      <w:r>
-        <w:t xml:space="preserve"> </w:t>
-      </w:r>
-      <w:r>
-        <w:t xml:space="preserve">constraint (see the migration pattern in</w:t>
-      </w:r>
-      <w:r>
-        <w:t xml:space="preserve"> </w:t>
-      </w:r>
-      <w:r>
-        <w:rPr>
-          <w:rStyle w:val="VerbatimChar"/>
-        </w:rPr>
-        <w:t xml:space="preserve">20260721215925_add_packages_and_expiration.sql</w:t>
-      </w:r>
-      <w:r>
-        <w:t xml:space="preserve"> </w:t>
-      </w:r>
-      <w:r>
-        <w:t xml:space="preserve">and</w:t>
-      </w:r>
-      <w:r>
-        <w:t xml:space="preserve"> </w:t>
-      </w:r>
-      <w:r>
-        <w:rPr>
-          <w:rStyle w:val="VerbatimChar"/>
-        </w:rPr>
-        <w:t xml:space="preserve">20260722020000_...cron.sql</w:t>
-      </w:r>
-      <w:r>
-        <w:t xml:space="preserve">), then</w:t>
-      </w:r>
-      <w:r>
-        <w:t xml:space="preserve"> </w:t>
-      </w:r>
-      <w:r>
-        <w:t xml:space="preserve">add a rendering branch in both</w:t>
-      </w:r>
-      <w:r>
-        <w:t xml:space="preserve"> </w:t>
-      </w:r>
-      <w:r>
-        <w:rPr>
-          <w:rStyle w:val="VerbatimChar"/>
-        </w:rPr>
-        <w:t xml:space="preserve">src/components/NotificationPanel.tsx</w:t>
-      </w:r>
-      <w:r>
-        <w:t xml:space="preserve"> </w:t>
-      </w:r>
-      <w:r>
-        <w:t xml:space="preserve">(seeker) and</w:t>
-      </w:r>
-      <w:r>
-        <w:t xml:space="preserve"> </w:t>
-      </w:r>
-      <w:r>
-        <w:rPr>
-          <w:rStyle w:val="VerbatimChar"/>
-        </w:rPr>
-        <w:t xml:space="preserve">src/app/emp/dashboard/EmployerDashboardLayout.tsx</w:t>
-      </w:r>
-      <w:r>
-        <w:t xml:space="preserve"> </w:t>
-      </w:r>
-      <w:r>
-        <w:t xml:space="preserve">(employer) — they are two separate,</w:t>
-      </w:r>
-      <w:r>
-        <w:t xml:space="preserve"> </w:t>
-      </w:r>
-      <w:r>
-        <w:t xml:space="preserve">unmerged UI implementations reading the same table.</w:t>
-      </w:r>
-    </w:p>
-    <w:bookmarkStart w:id="14" w:name="delivery-in-app-row--telegram-dm"/>
-    <w:p>
-      <w:pPr>
-        <w:pStyle w:val="Heading3"/>
-      </w:pPr>
-      <w:r>
-        <w:t xml:space="preserve">Delivery: in-app row + Telegram DM</w:t>
-      </w:r>
-    </w:p>
-    <w:p>
-      <w:pPr>
-        <w:pStyle w:val="FirstParagraph"/>
-      </w:pPr>
-      <w:r>
-        <w:t xml:space="preserve">A Mini App has no push channel of its own — it only exists while the user has it open —</w:t>
-      </w:r>
-      <w:r>
-        <w:t xml:space="preserve"> </w:t>
-      </w:r>
-      <w:r>
-        <w:t xml:space="preserve">so a</w:t>
-      </w:r>
-      <w:r>
-        <w:t xml:space="preserve"> </w:t>
+        <w:t xml:space="preserve">A Mini App has no push channel of its own — it only exists while the </w:t>
+      </w:r>
+      <w:r>
+        <w:t xml:space="preserve">user has it open — so a </w:t>
       </w:r>
       <w:r>
         <w:rPr>
           <w:b/>
           <w:bCs/>
         </w:rPr>
-        <w:t xml:space="preserve">bot DM is the only way to reach someone who isn't currently looking at the app.</w:t>
+        <w:t>bot DM is the only way to reach someone who isn't currently looking at the app.</w:t>
       </w:r>
     </w:p>
     <w:p>
@@ -1515,64 +1886,39 @@
         <w:pStyle w:val="BodyText"/>
       </w:pPr>
       <w:r>
-        <w:t xml:space="preserve">The table row is the source of truth. Code that creates a notification only inserts the</w:t>
-      </w:r>
-      <w:r>
-        <w:t xml:space="preserve"> </w:t>
-      </w:r>
-      <w:r>
-        <w:t xml:space="preserve">row; it never sends. A</w:t>
-      </w:r>
-      <w:r>
-        <w:t xml:space="preserve"> </w:t>
+        <w:t xml:space="preserve">The table row is the source of truth. Code that creates a notification only inserts the row; it never sends. A </w:t>
       </w:r>
       <w:r>
         <w:rPr>
           <w:b/>
           <w:bCs/>
         </w:rPr>
-        <w:t xml:space="preserve">dispatcher inside</w:t>
-      </w:r>
-      <w:r>
-        <w:rPr>
+        <w:t xml:space="preserve">dispatcher inside </w:t>
+      </w:r>
+      <w:r>
+        <w:rPr>
+          <w:rStyle w:val="VerbatimChar"/>
           <w:b/>
           <w:bCs/>
         </w:rPr>
-        <w:t xml:space="preserve"> </w:t>
-      </w:r>
-      <w:r>
-        <w:rPr>
-          <w:rStyle w:val="VerbatimChar"/>
+        <w:t>job-expiration-cron</w:t>
+      </w:r>
+      <w:r>
+        <w:rPr>
           <w:b/>
           <w:bCs/>
         </w:rPr>
-        <w:t xml:space="preserve">job-expiration-cron</w:t>
+        <w:t xml:space="preserve"> swe</w:t>
       </w:r>
       <w:r>
         <w:rPr>
           <w:b/>
           <w:bCs/>
         </w:rPr>
-        <w:t xml:space="preserve"> </w:t>
-      </w:r>
-      <w:r>
-        <w:rPr>
-          <w:b/>
-          <w:bCs/>
-        </w:rPr>
-        <w:t xml:space="preserve">sweeps every minute</w:t>
-      </w:r>
-      <w:r>
-        <w:t xml:space="preserve"> </w:t>
-      </w:r>
-      <w:r>
-        <w:t xml:space="preserve">and sends the DM. Delivery is centralised there rather than fired from each call site</w:t>
-      </w:r>
-      <w:r>
-        <w:t xml:space="preserve"> </w:t>
-      </w:r>
-      <w:r>
-        <w:t xml:space="preserve">for two reasons:</w:t>
+        <w:t>eps every minute</w:t>
+      </w:r>
+      <w:r>
+        <w:t xml:space="preserve"> and sends the DM. Delivery is centralised there rather than fired from each call site for two reasons:</w:t>
       </w:r>
     </w:p>
     <w:p>
@@ -1580,7 +1926,7 @@
         <w:pStyle w:val="Compact"/>
         <w:numPr>
           <w:ilvl w:val="0"/>
-          <w:numId w:val="1003"/>
+          <w:numId w:val="4"/>
         </w:numPr>
       </w:pPr>
       <w:r>
@@ -1589,28 +1935,19 @@
           <w:b/>
           <w:bCs/>
         </w:rPr>
-        <w:t xml:space="preserve">deliver_after</w:t>
-      </w:r>
-      <w:r>
-        <w:t xml:space="preserve"> </w:t>
-      </w:r>
-      <w:r>
-        <w:t xml:space="preserve">— a shortlist notice is held for a 5-minute undo window</w:t>
-      </w:r>
-      <w:r>
-        <w:t xml:space="preserve"> </w:t>
-      </w:r>
-      <w:r>
-        <w:t xml:space="preserve">(</w:t>
-      </w:r>
-      <w:r>
-        <w:rPr>
-          <w:rStyle w:val="VerbatimChar"/>
-        </w:rPr>
-        <w:t xml:space="preserve">20260726000000</w:t>
-      </w:r>
-      <w:r>
-        <w:t xml:space="preserve">). A DM sent at click time could not be taken back.</w:t>
+        <w:t>deliver_after</w:t>
+      </w:r>
+      <w:r>
+        <w:t xml:space="preserve"> — a shortlist notice is held for a 5-minute undo window (</w:t>
+      </w:r>
+      <w:r>
+        <w:rPr>
+          <w:rStyle w:val="VerbatimChar"/>
+        </w:rPr>
+        <w:t>20260726000000</w:t>
+      </w:r>
+      <w:r>
+        <w:t>). A DM sent at click time could not be taken back.</w:t>
       </w:r>
     </w:p>
     <w:p>
@@ -1618,7 +1955,7 @@
         <w:pStyle w:val="Compact"/>
         <w:numPr>
           <w:ilvl w:val="0"/>
-          <w:numId w:val="1003"/>
+          <w:numId w:val="4"/>
         </w:numPr>
       </w:pPr>
       <w:r>
@@ -1626,43 +1963,28 @@
           <w:b/>
           <w:bCs/>
         </w:rPr>
-        <w:t xml:space="preserve">Idempotency</w:t>
-      </w:r>
-      <w:r>
-        <w:t xml:space="preserve"> </w:t>
-      </w:r>
-      <w:r>
-        <w:t xml:space="preserve">—</w:t>
-      </w:r>
-      <w:r>
-        <w:t xml:space="preserve"> </w:t>
-      </w:r>
-      <w:r>
-        <w:rPr>
-          <w:rStyle w:val="VerbatimChar"/>
-        </w:rPr>
-        <w:t xml:space="preserve">dm_sent_at</w:t>
-      </w:r>
-      <w:r>
-        <w:t xml:space="preserve"> </w:t>
-      </w:r>
-      <w:r>
-        <w:t xml:space="preserve">(</w:t>
-      </w:r>
-      <w:r>
-        <w:rPr>
-          <w:rStyle w:val="VerbatimChar"/>
-        </w:rPr>
-        <w:t xml:space="preserve">20260727030000</w:t>
-      </w:r>
-      <w:r>
-        <w:t xml:space="preserve">) marks a row dispatched, so an</w:t>
-      </w:r>
-      <w:r>
-        <w:t xml:space="preserve"> </w:t>
-      </w:r>
-      <w:r>
-        <w:t xml:space="preserve">overlapping or retried sweep can't message the same person twice.</w:t>
+        <w:t>Idempotency</w:t>
+      </w:r>
+      <w:r>
+        <w:t xml:space="preserve"> — </w:t>
+      </w:r>
+      <w:r>
+        <w:rPr>
+          <w:rStyle w:val="VerbatimChar"/>
+        </w:rPr>
+        <w:t>dm_sent_at</w:t>
+      </w:r>
+      <w:r>
+        <w:t xml:space="preserve"> (</w:t>
+      </w:r>
+      <w:r>
+        <w:rPr>
+          <w:rStyle w:val="VerbatimChar"/>
+        </w:rPr>
+        <w:t>20260727030000</w:t>
+      </w:r>
+      <w:r>
+        <w:t>) marks a row dispatched, so an overlapping or retried sweep can't message the same person twice.</w:t>
       </w:r>
     </w:p>
     <w:p>
@@ -1670,97 +1992,64 @@
         <w:pStyle w:val="FirstParagraph"/>
       </w:pPr>
       <w:r>
-        <w:t xml:space="preserve">Only three types earn a DM:</w:t>
-      </w:r>
-      <w:r>
-        <w:t xml:space="preserve"> </w:t>
-      </w:r>
-      <w:r>
-        <w:rPr>
-          <w:rStyle w:val="VerbatimChar"/>
-        </w:rPr>
-        <w:t xml:space="preserve">vacancy_alert</w:t>
-      </w:r>
-      <w:r>
-        <w:t xml:space="preserve">,</w:t>
-      </w:r>
-      <w:r>
-        <w:t xml:space="preserve"> </w:t>
-      </w:r>
-      <w:r>
-        <w:rPr>
-          <w:rStyle w:val="VerbatimChar"/>
-        </w:rPr>
-        <w:t xml:space="preserve">shortlisted</w:t>
-      </w:r>
-      <w:r>
-        <w:t xml:space="preserve">,</w:t>
-      </w:r>
-      <w:r>
-        <w:t xml:space="preserve"> </w:t>
-      </w:r>
-      <w:r>
-        <w:rPr>
-          <w:rStyle w:val="VerbatimChar"/>
-        </w:rPr>
-        <w:t xml:space="preserve">broadcast</w:t>
-      </w:r>
-      <w:r>
-        <w:t xml:space="preserve">. Everything else</w:t>
-      </w:r>
-      <w:r>
-        <w:t xml:space="preserve"> </w:t>
-      </w:r>
-      <w:r>
-        <w:t xml:space="preserve">is in-app only, deliberately — a muted or blocked bot costs us the alerts that do matter.</w:t>
-      </w:r>
-      <w:r>
-        <w:t xml:space="preserve"> </w:t>
-      </w:r>
-      <w:r>
-        <w:t xml:space="preserve">To add a type to the set, extend</w:t>
-      </w:r>
-      <w:r>
-        <w:t xml:space="preserve"> </w:t>
-      </w:r>
-      <w:r>
-        <w:rPr>
-          <w:rStyle w:val="VerbatimChar"/>
-        </w:rPr>
-        <w:t xml:space="preserve">DM_ELIGIBLE_TYPES</w:t>
-      </w:r>
-      <w:r>
-        <w:t xml:space="preserve"> </w:t>
-      </w:r>
-      <w:r>
-        <w:t xml:space="preserve">and</w:t>
-      </w:r>
-      <w:r>
-        <w:t xml:space="preserve"> </w:t>
-      </w:r>
-      <w:r>
-        <w:rPr>
-          <w:rStyle w:val="VerbatimChar"/>
-        </w:rPr>
-        <w:t xml:space="preserve">buildDmText</w:t>
-      </w:r>
-      <w:r>
-        <w:t xml:space="preserve"> </w:t>
-      </w:r>
-      <w:r>
-        <w:t xml:space="preserve">in</w:t>
-      </w:r>
-      <w:r>
-        <w:t xml:space="preserve"> </w:t>
-      </w:r>
-      <w:r>
-        <w:rPr>
-          <w:rStyle w:val="VerbatimChar"/>
-        </w:rPr>
-        <w:t xml:space="preserve">job-expiration-cron/index.ts</w:t>
-      </w:r>
-      <w:r>
-        <w:t xml:space="preserve">.</w:t>
+        <w:t xml:space="preserve">Only three types earn a DM: </w:t>
+      </w:r>
+      <w:r>
+        <w:rPr>
+          <w:rStyle w:val="VerbatimChar"/>
+        </w:rPr>
+        <w:t>vacancy_alert</w:t>
+      </w:r>
+      <w:r>
+        <w:t xml:space="preserve">, </w:t>
+      </w:r>
+      <w:r>
+        <w:rPr>
+          <w:rStyle w:val="VerbatimChar"/>
+        </w:rPr>
+        <w:t>shortlisted</w:t>
+      </w:r>
+      <w:r>
+        <w:t xml:space="preserve">, </w:t>
+      </w:r>
+      <w:r>
+        <w:rPr>
+          <w:rStyle w:val="VerbatimChar"/>
+        </w:rPr>
+        <w:t>broadcast</w:t>
+      </w:r>
+      <w:r>
+        <w:t xml:space="preserve">. Everything else </w:t>
+      </w:r>
+      <w:r>
+        <w:t xml:space="preserve">is in-app only, deliberately — a muted or blocked bot costs us the alerts that do matter. To add a type to the set, extend </w:t>
+      </w:r>
+      <w:r>
+        <w:rPr>
+          <w:rStyle w:val="VerbatimChar"/>
+        </w:rPr>
+        <w:t>DM_ELIGIBLE_TYPES</w:t>
+      </w:r>
+      <w:r>
+        <w:t xml:space="preserve"> and </w:t>
+      </w:r>
+      <w:r>
+        <w:rPr>
+          <w:rStyle w:val="VerbatimChar"/>
+        </w:rPr>
+        <w:t>buildDmText</w:t>
+      </w:r>
+      <w:r>
+        <w:t xml:space="preserve"> in </w:t>
+      </w:r>
+      <w:r>
+        <w:rPr>
+          <w:rStyle w:val="VerbatimChar"/>
+        </w:rPr>
+        <w:t>job-expiration-cron/index.ts</w:t>
+      </w:r>
+      <w:r>
+        <w:t>.</w:t>
       </w:r>
     </w:p>
     <w:p>
@@ -1768,37 +2057,27 @@
         <w:pStyle w:val="BodyText"/>
       </w:pPr>
       <w:r>
-        <w:t xml:space="preserve">Rows are marked dispatched whether or not the send succeeded. A user who has blocked the</w:t>
-      </w:r>
-      <w:r>
-        <w:t xml:space="preserve"> </w:t>
-      </w:r>
-      <w:r>
-        <w:t xml:space="preserve">bot or never started a chat with it is a permanent failure, not something to retry every</w:t>
-      </w:r>
-      <w:r>
-        <w:t xml:space="preserve"> </w:t>
-      </w:r>
-      <w:r>
-        <w:t xml:space="preserve">minute forever — and in a Mini App that case is normal, since a user can arrive from a</w:t>
-      </w:r>
-      <w:r>
-        <w:t xml:space="preserve"> </w:t>
-      </w:r>
-      <w:r>
-        <w:t xml:space="preserve">channel link without ever opening a chat with the bot.</w:t>
-      </w:r>
-    </w:p>
-    <w:bookmarkEnd w:id="14"/>
-    <w:bookmarkEnd w:id="15"/>
-    <w:bookmarkStart w:id="16" w:name="scheduled-jobs"/>
+        <w:t>Rows are marked dispatched whether or not the send succeeded. A us</w:t>
+      </w:r>
+      <w:r>
+        <w:t>er who has blocked the bot or never started a chat with it is a permanent failure, not something to retry every minute forever — and in a Mini App that case is normal, since a user can arrive from a channel link without ever opening a chat with the bot.</w:t>
+      </w:r>
+    </w:p>
     <w:p>
       <w:pPr>
         <w:pStyle w:val="Heading2"/>
       </w:pPr>
-      <w:r>
-        <w:t xml:space="preserve">Scheduled jobs</w:t>
-      </w:r>
+      <w:bookmarkStart w:id="14" w:name="scheduled-jobs"/>
+      <w:bookmarkStart w:id="15" w:name="_Toc236213804"/>
+      <w:bookmarkEnd w:id="11"/>
+      <w:bookmarkEnd w:id="13"/>
+      <w:r>
+        <w:t>Sc</w:t>
+      </w:r>
+      <w:r>
+        <w:t>heduled jobs</w:t>
+      </w:r>
+      <w:bookmarkEnd w:id="15"/>
     </w:p>
     <w:p>
       <w:pPr>
@@ -1808,107 +2087,59 @@
         <w:rPr>
           <w:rStyle w:val="VerbatimChar"/>
         </w:rPr>
-        <w:t xml:space="preserve">job-expiration-cron</w:t>
-      </w:r>
-      <w:r>
-        <w:t xml:space="preserve"> </w:t>
-      </w:r>
-      <w:r>
-        <w:t xml:space="preserve">runs</w:t>
-      </w:r>
-      <w:r>
-        <w:t xml:space="preserve"> </w:t>
+        <w:t>job-expiration-cron</w:t>
+      </w:r>
+      <w:r>
+        <w:t xml:space="preserve"> runs </w:t>
       </w:r>
       <w:r>
         <w:rPr>
           <w:b/>
           <w:bCs/>
         </w:rPr>
-        <w:t xml:space="preserve">every minute</w:t>
-      </w:r>
-      <w:r>
-        <w:t xml:space="preserve"> </w:t>
-      </w:r>
-      <w:r>
-        <w:t xml:space="preserve">via Postgres</w:t>
-      </w:r>
-      <w:r>
-        <w:t xml:space="preserve"> </w:t>
-      </w:r>
-      <w:r>
-        <w:rPr>
-          <w:rStyle w:val="VerbatimChar"/>
-        </w:rPr>
-        <w:t xml:space="preserve">pg_cron</w:t>
-      </w:r>
-      <w:r>
-        <w:t xml:space="preserve">, calling the deployed</w:t>
-      </w:r>
-      <w:r>
-        <w:t xml:space="preserve"> </w:t>
-      </w:r>
-      <w:r>
-        <w:t xml:space="preserve">function's HTTPS endpoint through</w:t>
-      </w:r>
-      <w:r>
-        <w:t xml:space="preserve"> </w:t>
-      </w:r>
-      <w:r>
-        <w:rPr>
-          <w:rStyle w:val="VerbatimChar"/>
-        </w:rPr>
-        <w:t xml:space="preserve">pg_net</w:t>
-      </w:r>
-      <w:r>
-        <w:t xml:space="preserve">. It was originally daily at 06:00 UTC; the</w:t>
-      </w:r>
-      <w:r>
-        <w:t xml:space="preserve"> </w:t>
-      </w:r>
-      <w:r>
-        <w:t xml:space="preserve">schedule changed in</w:t>
-      </w:r>
-      <w:r>
-        <w:t xml:space="preserve"> </w:t>
-      </w:r>
-      <w:r>
-        <w:rPr>
-          <w:rStyle w:val="VerbatimChar"/>
-        </w:rPr>
-        <w:t xml:space="preserve">20260723000000</w:t>
-      </w:r>
-      <w:r>
-        <w:t xml:space="preserve"> </w:t>
-      </w:r>
-      <w:r>
-        <w:t xml:space="preserve">so scheduled posts go live on their scheduled minute</w:t>
-      </w:r>
-      <w:r>
-        <w:t xml:space="preserve"> </w:t>
-      </w:r>
-      <w:r>
-        <w:t xml:space="preserve">rather than sitting unresolved for up to 24 hours. The pg_cron entry keeps its historical</w:t>
-      </w:r>
-      <w:r>
-        <w:t xml:space="preserve"> </w:t>
-      </w:r>
-      <w:r>
-        <w:t xml:space="preserve">name</w:t>
-      </w:r>
-      <w:r>
-        <w:t xml:space="preserve"> </w:t>
-      </w:r>
-      <w:r>
-        <w:rPr>
-          <w:rStyle w:val="VerbatimChar"/>
-        </w:rPr>
-        <w:t xml:space="preserve">job-expiration-cron-daily</w:t>
-      </w:r>
-      <w:r>
-        <w:t xml:space="preserve"> </w:t>
-      </w:r>
-      <w:r>
-        <w:t xml:space="preserve">(the schedule upserts by name), which is now a misnomer.</w:t>
+        <w:t>every minute</w:t>
+      </w:r>
+      <w:r>
+        <w:t xml:space="preserve"> via Postgres </w:t>
+      </w:r>
+      <w:r>
+        <w:rPr>
+          <w:rStyle w:val="VerbatimChar"/>
+        </w:rPr>
+        <w:t>pg_cron</w:t>
+      </w:r>
+      <w:r>
+        <w:t xml:space="preserve">, calling the deployed function's HTTPS endpoint through </w:t>
+      </w:r>
+      <w:r>
+        <w:rPr>
+          <w:rStyle w:val="VerbatimChar"/>
+        </w:rPr>
+        <w:t>pg_net</w:t>
+      </w:r>
+      <w:r>
+        <w:t xml:space="preserve">. It was originally daily at 06:00 UTC; the schedule changed in </w:t>
+      </w:r>
+      <w:r>
+        <w:rPr>
+          <w:rStyle w:val="VerbatimChar"/>
+        </w:rPr>
+        <w:t>20260723000000</w:t>
+      </w:r>
+      <w:r>
+        <w:t xml:space="preserve"> so scheduled posts go live on their schedul</w:t>
+      </w:r>
+      <w:r>
+        <w:t xml:space="preserve">ed minute rather than sitting unresolved for up to 24 hours. The pg_cron entry keeps its historical name </w:t>
+      </w:r>
+      <w:r>
+        <w:rPr>
+          <w:rStyle w:val="VerbatimChar"/>
+        </w:rPr>
+        <w:t>job-expiration-cron-daily</w:t>
+      </w:r>
+      <w:r>
+        <w:t xml:space="preserve"> (the schedule upserts by name), which is now a misnomer.</w:t>
       </w:r>
     </w:p>
     <w:p>
@@ -1916,7 +2147,10 @@
         <w:pStyle w:val="BodyText"/>
       </w:pPr>
       <w:r>
-        <w:t xml:space="preserve">Despite its name the function is the general platform sweep. Each run:</w:t>
+        <w:t>Despite its name the function is the general platform sweep. Each ru</w:t>
+      </w:r>
+      <w:r>
+        <w:t>n:</w:t>
       </w:r>
     </w:p>
     <w:p>
@@ -1924,71 +2158,44 @@
         <w:pStyle w:val="Compact"/>
         <w:numPr>
           <w:ilvl w:val="0"/>
-          <w:numId w:val="1004"/>
+          <w:numId w:val="5"/>
         </w:numPr>
       </w:pPr>
       <w:r>
-        <w:t xml:space="preserve">Publishes</w:t>
-      </w:r>
-      <w:r>
-        <w:t xml:space="preserve"> </w:t>
-      </w:r>
-      <w:r>
-        <w:rPr>
-          <w:rStyle w:val="VerbatimChar"/>
-        </w:rPr>
-        <w:t xml:space="preserve">scheduled</w:t>
-      </w:r>
-      <w:r>
-        <w:t xml:space="preserve"> </w:t>
-      </w:r>
-      <w:r>
-        <w:t xml:space="preserve">jobs whose time has passed — straight to</w:t>
-      </w:r>
-      <w:r>
-        <w:t xml:space="preserve"> </w:t>
-      </w:r>
-      <w:r>
-        <w:rPr>
-          <w:rStyle w:val="VerbatimChar"/>
-        </w:rPr>
-        <w:t xml:space="preserve">active</w:t>
-      </w:r>
-      <w:r>
-        <w:t xml:space="preserve"> </w:t>
-      </w:r>
-      <w:r>
-        <w:t xml:space="preserve">if the</w:t>
-      </w:r>
-      <w:r>
-        <w:t xml:space="preserve"> </w:t>
-      </w:r>
-      <w:r>
-        <w:t xml:space="preserve">employer has</w:t>
-      </w:r>
-      <w:r>
-        <w:t xml:space="preserve"> </w:t>
-      </w:r>
-      <w:r>
-        <w:rPr>
-          <w:rStyle w:val="VerbatimChar"/>
-        </w:rPr>
-        <w:t xml:space="preserve">auto_publish</w:t>
-      </w:r>
-      <w:r>
-        <w:t xml:space="preserve"> </w:t>
-      </w:r>
-      <w:r>
-        <w:t xml:space="preserve">or the job was pre-approved, otherwise to</w:t>
-      </w:r>
-      <w:r>
-        <w:t xml:space="preserve"> </w:t>
-      </w:r>
-      <w:r>
-        <w:rPr>
-          <w:rStyle w:val="VerbatimChar"/>
-        </w:rPr>
-        <w:t xml:space="preserve">pending</w:t>
+        <w:t xml:space="preserve">Publishes </w:t>
+      </w:r>
+      <w:r>
+        <w:rPr>
+          <w:rStyle w:val="VerbatimChar"/>
+        </w:rPr>
+        <w:t>scheduled</w:t>
+      </w:r>
+      <w:r>
+        <w:t xml:space="preserve"> jobs whose time has passed — straight to </w:t>
+      </w:r>
+      <w:r>
+        <w:rPr>
+          <w:rStyle w:val="VerbatimChar"/>
+        </w:rPr>
+        <w:t>active</w:t>
+      </w:r>
+      <w:r>
+        <w:t xml:space="preserve"> if the employer has </w:t>
+      </w:r>
+      <w:r>
+        <w:rPr>
+          <w:rStyle w:val="VerbatimChar"/>
+        </w:rPr>
+        <w:t>auto_publish</w:t>
+      </w:r>
+      <w:r>
+        <w:t xml:space="preserve"> or the job was pre-approved, otherwise to </w:t>
+      </w:r>
+      <w:r>
+        <w:rPr>
+          <w:rStyle w:val="VerbatimChar"/>
+        </w:rPr>
+        <w:t>pending</w:t>
       </w:r>
     </w:p>
     <w:p>
@@ -1996,11 +2203,11 @@
         <w:pStyle w:val="Compact"/>
         <w:numPr>
           <w:ilvl w:val="0"/>
-          <w:numId w:val="1004"/>
+          <w:numId w:val="5"/>
         </w:numPr>
       </w:pPr>
       <w:r>
-        <w:t xml:space="preserve">Expires jobs belonging to employers whose package has lapsed</w:t>
+        <w:t>Expires jobs belonging to employers whose package has lapsed</w:t>
       </w:r>
     </w:p>
     <w:p>
@@ -2008,11 +2215,11 @@
         <w:pStyle w:val="Compact"/>
         <w:numPr>
           <w:ilvl w:val="0"/>
-          <w:numId w:val="1004"/>
+          <w:numId w:val="5"/>
         </w:numPr>
       </w:pPr>
       <w:r>
-        <w:t xml:space="preserve">Expires jobs past their own deadline</w:t>
+        <w:t>Expires jobs past their own deadline</w:t>
       </w:r>
     </w:p>
     <w:p>
@@ -2020,11 +2227,14 @@
         <w:pStyle w:val="Compact"/>
         <w:numPr>
           <w:ilvl w:val="0"/>
-          <w:numId w:val="1004"/>
+          <w:numId w:val="5"/>
         </w:numPr>
       </w:pPr>
       <w:r>
-        <w:t xml:space="preserve">Sends 48h job-expiry warnings (deduped per job)</w:t>
+        <w:t>Send</w:t>
+      </w:r>
+      <w:r>
+        <w:t>s 48h job-expiry warnings (deduped per job)</w:t>
       </w:r>
     </w:p>
     <w:p>
@@ -2032,23 +2242,20 @@
         <w:pStyle w:val="Compact"/>
         <w:numPr>
           <w:ilvl w:val="0"/>
-          <w:numId w:val="1004"/>
+          <w:numId w:val="5"/>
         </w:numPr>
       </w:pPr>
       <w:r>
-        <w:t xml:space="preserve">Sends 24h subscription-expiry warnings (once per cycle, gated by</w:t>
-      </w:r>
-      <w:r>
-        <w:t xml:space="preserve"> </w:t>
-      </w:r>
-      <w:r>
-        <w:rPr>
-          <w:rStyle w:val="VerbatimChar"/>
-        </w:rPr>
-        <w:t xml:space="preserve">expiry_warning_sent</w:t>
-      </w:r>
-      <w:r>
-        <w:t xml:space="preserve">)</w:t>
+        <w:t xml:space="preserve">Sends 24h subscription-expiry warnings (once per cycle, gated by </w:t>
+      </w:r>
+      <w:r>
+        <w:rPr>
+          <w:rStyle w:val="VerbatimChar"/>
+        </w:rPr>
+        <w:t>expiry_warning_sent</w:t>
+      </w:r>
+      <w:r>
+        <w:t>)</w:t>
       </w:r>
     </w:p>
     <w:p>
@@ -2056,11 +2263,11 @@
         <w:pStyle w:val="Compact"/>
         <w:numPr>
           <w:ilvl w:val="0"/>
-          <w:numId w:val="1004"/>
+          <w:numId w:val="5"/>
         </w:numPr>
       </w:pPr>
       <w:r>
-        <w:t xml:space="preserve">Dispatches pending Telegram DMs (see above)</w:t>
+        <w:t>Dispatches pending Telegram DMs (see above)</w:t>
       </w:r>
     </w:p>
     <w:p>
@@ -2068,69 +2275,41 @@
         <w:pStyle w:val="FirstParagraph"/>
       </w:pPr>
       <w:r>
-        <w:t xml:space="preserve">The function must be deployed for the schedule to have any effect —</w:t>
-      </w:r>
-      <w:r>
-        <w:t xml:space="preserve"> </w:t>
-      </w:r>
-      <w:r>
-        <w:rPr>
-          <w:rStyle w:val="VerbatimChar"/>
-        </w:rPr>
-        <w:t xml:space="preserve">pg_cron</w:t>
-      </w:r>
-      <w:r>
-        <w:t xml:space="preserve"> </w:t>
-      </w:r>
-      <w:r>
-        <w:t xml:space="preserve">will</w:t>
-      </w:r>
-      <w:r>
-        <w:t xml:space="preserve"> </w:t>
-      </w:r>
-      <w:r>
-        <w:t xml:space="preserve">otherwise call a 404 every minute.</w:t>
-      </w:r>
-    </w:p>
-    <w:bookmarkEnd w:id="16"/>
-    <w:bookmarkEnd w:id="17"/>
+        <w:t xml:space="preserve">The function must be deployed for the schedule to have any effect — </w:t>
+      </w:r>
+      <w:r>
+        <w:rPr>
+          <w:rStyle w:val="VerbatimChar"/>
+        </w:rPr>
+        <w:t>pg_cron</w:t>
+      </w:r>
+      <w:r>
+        <w:t xml:space="preserve"> will o</w:t>
+      </w:r>
+      <w:r>
+        <w:t>therwise call a 404 every minute.</w:t>
+      </w:r>
+      <w:bookmarkEnd w:id="1"/>
+      <w:bookmarkEnd w:id="14"/>
+    </w:p>
     <w:sectPr>
       <w:footnotePr>
         <w:numRestart w:val="eachSect"/>
       </w:footnotePr>
+      <w:pgSz w:w="12240" w:h="15840"/>
+      <w:pgMar w:top="1440" w:right="1440" w:bottom="1440" w:left="1440" w:header="720" w:footer="720" w:gutter="0"/>
+      <w:cols w:space="720"/>
     </w:sectPr>
   </w:body>
 </w:document>
 </file>
 
-<file path=word/comments.xml><?xml version="1.0" encoding="utf-8"?>
-<w:comments xmlns:w="http://schemas.openxmlformats.org/wordprocessingml/2006/main" xmlns:m="http://schemas.openxmlformats.org/officeDocument/2006/math" xmlns:r="http://schemas.openxmlformats.org/officeDocument/2006/relationships" xmlns:o="urn:schemas-microsoft-com:office:office" xmlns:v="urn:schemas-microsoft-com:vml" xmlns:w10="urn:schemas-microsoft-com:office:word" xmlns:a="http://schemas.openxmlformats.org/drawingml/2006/main" xmlns:pic="http://schemas.openxmlformats.org/drawingml/2006/picture" xmlns:wp="http://schemas.openxmlformats.org/drawingml/2006/wordprocessingDrawing"/>
-</file>
-
-<file path=word/footnotes.xml><?xml version="1.0" encoding="utf-8"?>
-<w:footnotes xmlns:w="http://schemas.openxmlformats.org/wordprocessingml/2006/main" xmlns:m="http://schemas.openxmlformats.org/officeDocument/2006/math" xmlns:r="http://schemas.openxmlformats.org/officeDocument/2006/relationships" xmlns:o="urn:schemas-microsoft-com:office:office" xmlns:v="urn:schemas-microsoft-com:vml" xmlns:w10="urn:schemas-microsoft-com:office:word" xmlns:a="http://schemas.openxmlformats.org/drawingml/2006/main" xmlns:pic="http://schemas.openxmlformats.org/drawingml/2006/picture" xmlns:wp="http://schemas.openxmlformats.org/drawingml/2006/wordprocessingDrawing">
-  <w:footnote w:type="continuationSeparator" w:id="0">
-    <w:p>
-      <w:r>
-        <w:continuationSeparator/>
-      </w:r>
-    </w:p>
-  </w:footnote>
-  <w:footnote w:type="separator" w:id="-1">
-    <w:p>
-      <w:r>
-        <w:separator/>
-      </w:r>
-    </w:p>
-  </w:footnote>
-</w:footnotes>
-</file>
-
 <file path=word/numbering.xml><?xml version="1.0" encoding="utf-8"?>
-<w:numbering xmlns:w="http://schemas.openxmlformats.org/wordprocessingml/2006/main">
-  <w:abstractNum w:abstractNumId="990">
+<w:numbering xmlns:wpc="http://schemas.microsoft.com/office/word/2010/wordprocessingCanvas" xmlns:mc="http://schemas.openxmlformats.org/markup-compatibility/2006" xmlns:o="urn:schemas-microsoft-com:office:office" xmlns:r="http://schemas.openxmlformats.org/officeDocument/2006/relationships" xmlns:m="http://schemas.openxmlformats.org/officeDocument/2006/math" xmlns:v="urn:schemas-microsoft-com:vml" xmlns:wp14="http://schemas.microsoft.com/office/word/2010/wordprocessingDrawing" xmlns:wp="http://schemas.openxmlformats.org/drawingml/2006/wordprocessingDrawing" xmlns:w10="urn:schemas-microsoft-com:office:word" xmlns:w="http://schemas.openxmlformats.org/wordprocessingml/2006/main" xmlns:w14="http://schemas.microsoft.com/office/word/2010/wordml" xmlns:w15="http://schemas.microsoft.com/office/word/2012/wordml" xmlns:wpg="http://schemas.microsoft.com/office/word/2010/wordprocessingGroup" xmlns:wpi="http://schemas.microsoft.com/office/word/2010/wordprocessingInk" xmlns:wne="http://schemas.microsoft.com/office/word/2006/wordml" xmlns:wps="http://schemas.microsoft.com/office/word/2010/wordprocessingShape" mc:Ignorable="w14 w15 wp14">
+  <w:abstractNum w:abstractNumId="0">
     <w:nsid w:val="0000A990"/>
     <w:multiLevelType w:val="multilevel"/>
+    <w:tmpl w:val="FBAEF06A"/>
     <w:lvl w:ilvl="0">
       <w:numFmt w:val="bullet"/>
       <w:lvlText w:val=" "/>
@@ -2204,9 +2383,10 @@
       </w:pPr>
     </w:lvl>
   </w:abstractNum>
-  <w:abstractNum w:abstractNumId="991">
+  <w:abstractNum w:abstractNumId="1">
     <w:nsid w:val="0000A991"/>
     <w:multiLevelType w:val="multilevel"/>
+    <w:tmpl w:val="C7ACB340"/>
     <w:lvl w:ilvl="0">
       <w:numFmt w:val="bullet"/>
       <w:lvlText w:val=""/>
@@ -2307,9 +2487,10 @@
       </w:rPr>
     </w:lvl>
   </w:abstractNum>
-  <w:abstractNum w:abstractNumId="99411">
+  <w:abstractNum w:abstractNumId="2">
     <w:nsid w:val="00A99411"/>
     <w:multiLevelType w:val="multilevel"/>
+    <w:tmpl w:val="28FE093E"/>
     <w:lvl w:ilvl="0">
       <w:start w:val="1"/>
       <w:numFmt w:val="decimal"/>
@@ -2392,20 +2573,20 @@
       </w:pPr>
     </w:lvl>
   </w:abstractNum>
-  <w:num w:numId="1000">
-    <w:abstractNumId w:val="990"/>
+  <w:num w:numId="1">
+    <w:abstractNumId w:val="0"/>
   </w:num>
-  <w:num w:numId="1001">
-    <w:abstractNumId w:val="991"/>
+  <w:num w:numId="2">
+    <w:abstractNumId w:val="1"/>
   </w:num>
-  <w:num w:numId="1002">
-    <w:abstractNumId w:val="991"/>
+  <w:num w:numId="3">
+    <w:abstractNumId w:val="1"/>
   </w:num>
-  <w:num w:numId="1003">
-    <w:abstractNumId w:val="991"/>
+  <w:num w:numId="4">
+    <w:abstractNumId w:val="1"/>
   </w:num>
-  <w:num w:numId="1004">
-    <w:abstractNumId w:val="99411"/>
+  <w:num w:numId="5">
+    <w:abstractNumId w:val="2"/>
     <w:lvlOverride w:ilvl="0">
       <w:startOverride w:val="1"/>
     </w:lvlOverride>
@@ -2438,14 +2619,14 @@
 </file>
 
 <file path=word/styles.xml><?xml version="1.0" encoding="utf-8"?>
-<w:styles xmlns:r="http://schemas.openxmlformats.org/officeDocument/2006/relationships" xmlns:w="http://schemas.openxmlformats.org/wordprocessingml/2006/main">
+<w:styles xmlns:mc="http://schemas.openxmlformats.org/markup-compatibility/2006" xmlns:r="http://schemas.openxmlformats.org/officeDocument/2006/relationships" xmlns:w="http://schemas.openxmlformats.org/wordprocessingml/2006/main" xmlns:w14="http://schemas.microsoft.com/office/word/2010/wordml" xmlns:w15="http://schemas.microsoft.com/office/word/2012/wordml" mc:Ignorable="w14 w15">
   <w:docDefaults>
     <w:rPrDefault>
       <w:rPr>
-        <w:rFonts w:asciiTheme="minorHAnsi" w:cstheme="minorBidi" w:eastAsiaTheme="minorEastAsia" w:hAnsiTheme="minorHAnsi"/>
+        <w:rFonts w:asciiTheme="minorHAnsi" w:eastAsiaTheme="minorEastAsia" w:hAnsiTheme="minorHAnsi" w:cstheme="minorBidi"/>
         <w:sz w:val="24"/>
         <w:szCs w:val="24"/>
-        <w:lang w:bidi="ar-SA" w:eastAsia="zh-CN" w:val="en-GB"/>
+        <w:lang w:val="en-GB" w:eastAsia="zh-CN" w:bidi="ar-SA"/>
       </w:rPr>
     </w:rPrDefault>
     <w:pPrDefault>
@@ -2454,168 +2635,334 @@
       </w:pPr>
     </w:pPrDefault>
   </w:docDefaults>
-  <w:latentStyles w:count="276" w:defLockedState="0" w:defQFormat="0" w:defSemiHidden="0" w:defUIPriority="0" w:defUnhideWhenUsed="0"/>
-  <w:style w:default="1" w:styleId="Normal" w:type="paragraph">
+  <w:latentStyles w:defLockedState="0" w:defUIPriority="0" w:defSemiHidden="0" w:defUnhideWhenUsed="0" w:defQFormat="0" w:count="371">
+    <w:lsdException w:name="index 1" w:semiHidden="1" w:unhideWhenUsed="1"/>
+    <w:lsdException w:name="index 7" w:semiHidden="1" w:unhideWhenUsed="1"/>
+    <w:lsdException w:name="index 8" w:semiHidden="1" w:unhideWhenUsed="1"/>
+    <w:lsdException w:name="index 9" w:semiHidden="1" w:unhideWhenUsed="1"/>
+    <w:lsdException w:name="toc 1" w:semiHidden="1" w:uiPriority="39" w:unhideWhenUsed="1"/>
+    <w:lsdException w:name="toc 2" w:semiHidden="1" w:uiPriority="39" w:unhideWhenUsed="1"/>
+    <w:lsdException w:name="toc 3" w:semiHidden="1" w:unhideWhenUsed="1"/>
+    <w:lsdException w:name="toc 4" w:semiHidden="1" w:unhideWhenUsed="1"/>
+    <w:lsdException w:name="toc 5" w:semiHidden="1" w:unhideWhenUsed="1"/>
+    <w:lsdException w:name="toc 6" w:semiHidden="1" w:unhideWhenUsed="1"/>
+    <w:lsdException w:name="toc 7" w:semiHidden="1" w:unhideWhenUsed="1"/>
+    <w:lsdException w:name="toc 8" w:semiHidden="1" w:unhideWhenUsed="1"/>
+    <w:lsdException w:name="toc 9" w:semiHidden="1" w:unhideWhenUsed="1"/>
+    <w:lsdException w:name="Normal Indent" w:semiHidden="1" w:unhideWhenUsed="1"/>
+    <w:lsdException w:name="footnote text" w:semiHidden="1" w:unhideWhenUsed="1"/>
+    <w:lsdException w:name="annotation text" w:semiHidden="1" w:unhideWhenUsed="1"/>
+    <w:lsdException w:name="header" w:semiHidden="1" w:unhideWhenUsed="1"/>
+    <w:lsdException w:name="footer" w:semiHidden="1" w:unhideWhenUsed="1"/>
+    <w:lsdException w:name="index heading" w:semiHidden="1" w:unhideWhenUsed="1"/>
+    <w:lsdException w:name="caption" w:semiHidden="1" w:unhideWhenUsed="1"/>
+    <w:lsdException w:name="table of figures" w:semiHidden="1" w:unhideWhenUsed="1"/>
+    <w:lsdException w:name="envelope address" w:semiHidden="1" w:unhideWhenUsed="1"/>
+    <w:lsdException w:name="envelope return" w:semiHidden="1" w:unhideWhenUsed="1"/>
+    <w:lsdException w:name="footnote reference" w:semiHidden="1" w:unhideWhenUsed="1"/>
+    <w:lsdException w:name="annotation reference" w:semiHidden="1" w:unhideWhenUsed="1"/>
+    <w:lsdException w:name="line number" w:semiHidden="1" w:unhideWhenUsed="1"/>
+    <w:lsdException w:name="page number" w:semiHidden="1" w:unhideWhenUsed="1"/>
+    <w:lsdException w:name="endnote reference" w:semiHidden="1" w:unhideWhenUsed="1"/>
+    <w:lsdException w:name="endnote text" w:semiHidden="1" w:unhideWhenUsed="1"/>
+    <w:lsdException w:name="table of authorities" w:semiHidden="1" w:unhideWhenUsed="1"/>
+    <w:lsdException w:name="macro" w:semiHidden="1" w:unhideWhenUsed="1"/>
+    <w:lsdException w:name="toa heading" w:semiHidden="1" w:unhideWhenUsed="1"/>
+    <w:lsdException w:name="List" w:semiHidden="1" w:unhideWhenUsed="1"/>
+    <w:lsdException w:name="List Bullet" w:semiHidden="1" w:unhideWhenUsed="1"/>
+    <w:lsdException w:name="List Number" w:semiHidden="1" w:unhideWhenUsed="1"/>
+    <w:lsdException w:name="List 2" w:semiHidden="1" w:unhideWhenUsed="1"/>
+    <w:lsdException w:name="List 3" w:semiHidden="1" w:unhideWhenUsed="1"/>
+    <w:lsdException w:name="List 4" w:semiHidden="1" w:unhideWhenUsed="1"/>
+    <w:lsdException w:name="List 5" w:semiHidden="1" w:unhideWhenUsed="1"/>
+    <w:lsdException w:name="List Bullet 2" w:semiHidden="1" w:unhideWhenUsed="1"/>
+    <w:lsdException w:name="List Bullet 3" w:semiHidden="1" w:unhideWhenUsed="1"/>
+    <w:lsdException w:name="List Bullet 4" w:semiHidden="1" w:unhideWhenUsed="1"/>
+    <w:lsdException w:name="List Bullet 5" w:semiHidden="1" w:unhideWhenUsed="1"/>
+    <w:lsdException w:name="List Number 3" w:semiHidden="1" w:unhideWhenUsed="1"/>
+    <w:lsdException w:name="List Number 4" w:semiHidden="1" w:unhideWhenUsed="1"/>
+    <w:lsdException w:name="Closing" w:semiHidden="1" w:unhideWhenUsed="1"/>
+    <w:lsdException w:name="Signature" w:semiHidden="1" w:unhideWhenUsed="1"/>
+    <w:lsdException w:name="Default Paragraph Font" w:semiHidden="1" w:unhideWhenUsed="1"/>
+    <w:lsdException w:name="Body Text" w:semiHidden="1" w:unhideWhenUsed="1"/>
+    <w:lsdException w:name="Body Text Indent" w:semiHidden="1" w:unhideWhenUsed="1"/>
+    <w:lsdException w:name="List Continue" w:semiHidden="1" w:unhideWhenUsed="1"/>
+    <w:lsdException w:name="List Continue 2" w:semiHidden="1" w:unhideWhenUsed="1"/>
+    <w:lsdException w:name="List Continue 3" w:semiHidden="1" w:unhideWhenUsed="1"/>
+    <w:lsdException w:name="List Continue 4" w:semiHidden="1" w:unhideWhenUsed="1"/>
+    <w:lsdException w:name="List Continue 5" w:semiHidden="1" w:unhideWhenUsed="1"/>
+    <w:lsdException w:name="Message Header" w:semiHidden="1" w:unhideWhenUsed="1"/>
+    <w:lsdException w:name="Salutation" w:semiHidden="1" w:unhideWhenUsed="1"/>
+    <w:lsdException w:name="Date" w:semiHidden="1" w:unhideWhenUsed="1"/>
+    <w:lsdException w:name="Body Text First Indent" w:semiHidden="1" w:unhideWhenUsed="1"/>
+    <w:lsdException w:name="Body Text First Indent 2" w:semiHidden="1" w:unhideWhenUsed="1"/>
+    <w:lsdException w:name="Note Heading" w:semiHidden="1" w:unhideWhenUsed="1"/>
+    <w:lsdException w:name="Body Text 2" w:semiHidden="1" w:unhideWhenUsed="1"/>
+    <w:lsdException w:name="Body Text 3" w:semiHidden="1" w:unhideWhenUsed="1"/>
+    <w:lsdException w:name="Body Text Indent 2" w:semiHidden="1" w:unhideWhenUsed="1"/>
+    <w:lsdException w:name="Hyperlink" w:uiPriority="99"/>
+    <w:lsdException w:name="Document Map" w:semiHidden="1" w:unhideWhenUsed="1"/>
+    <w:lsdException w:name="Plain Text" w:semiHidden="1" w:unhideWhenUsed="1"/>
+    <w:lsdException w:name="E-mail Signature" w:semiHidden="1" w:unhideWhenUsed="1"/>
+    <w:lsdException w:name="HTML Top of Form" w:semiHidden="1" w:unhideWhenUsed="1"/>
+    <w:lsdException w:name="HTML Bottom of Form" w:semiHidden="1" w:unhideWhenUsed="1"/>
+    <w:lsdException w:name="Normal (Web)" w:semiHidden="1" w:unhideWhenUsed="1"/>
+    <w:lsdException w:name="HTML Acronym" w:semiHidden="1" w:unhideWhenUsed="1"/>
+    <w:lsdException w:name="HTML Address" w:semiHidden="1" w:unhideWhenUsed="1"/>
+    <w:lsdException w:name="HTML Cite" w:semiHidden="1" w:unhideWhenUsed="1"/>
+    <w:lsdException w:name="HTML Code" w:semiHidden="1" w:unhideWhenUsed="1"/>
+    <w:lsdException w:name="HTML Definition" w:semiHidden="1" w:unhideWhenUsed="1"/>
+    <w:lsdException w:name="HTML Keyboard" w:semiHidden="1" w:unhideWhenUsed="1"/>
+    <w:lsdException w:name="HTML Preformatted" w:semiHidden="1" w:unhideWhenUsed="1"/>
+    <w:lsdException w:name="HTML Sample" w:semiHidden="1" w:unhideWhenUsed="1"/>
+    <w:lsdException w:name="HTML Typewriter" w:semiHidden="1" w:unhideWhenUsed="1"/>
+    <w:lsdException w:name="HTML Variable" w:semiHidden="1" w:unhideWhenUsed="1"/>
+    <w:lsdException w:name="Normal Table" w:semiHidden="1" w:unhideWhenUsed="1"/>
+    <w:lsdException w:name="annotation subject" w:semiHidden="1" w:unhideWhenUsed="1"/>
+    <w:lsdException w:name="No List" w:semiHidden="1" w:unhideWhenUsed="1"/>
+    <w:lsdException w:name="Outline List 1" w:semiHidden="1" w:unhideWhenUsed="1"/>
+    <w:lsdException w:name="Outline List 2" w:semiHidden="1" w:unhideWhenUsed="1"/>
+    <w:lsdException w:name="Outline List 3" w:semiHidden="1" w:unhideWhenUsed="1"/>
+    <w:lsdException w:name="Table Simple 1" w:semiHidden="1" w:unhideWhenUsed="1"/>
+    <w:lsdException w:name="Table Simple 2" w:semiHidden="1" w:unhideWhenUsed="1"/>
+    <w:lsdException w:name="Table Simple 3" w:semiHidden="1" w:unhideWhenUsed="1"/>
+    <w:lsdException w:name="Table Classic 1" w:semiHidden="1" w:unhideWhenUsed="1"/>
+    <w:lsdException w:name="Table Classic 2" w:semiHidden="1" w:unhideWhenUsed="1"/>
+    <w:lsdException w:name="Table Classic 3" w:semiHidden="1" w:unhideWhenUsed="1"/>
+    <w:lsdException w:name="Table Classic 4" w:semiHidden="1" w:unhideWhenUsed="1"/>
+    <w:lsdException w:name="Table Colorful 1" w:semiHidden="1" w:unhideWhenUsed="1"/>
+    <w:lsdException w:name="Table Colorful 2" w:semiHidden="1" w:unhideWhenUsed="1"/>
+    <w:lsdException w:name="Table Colorful 3" w:semiHidden="1" w:unhideWhenUsed="1"/>
+    <w:lsdException w:name="Table Columns 1" w:semiHidden="1" w:unhideWhenUsed="1"/>
+    <w:lsdException w:name="Table Columns 2" w:semiHidden="1" w:unhideWhenUsed="1"/>
+    <w:lsdException w:name="Table Columns 3" w:semiHidden="1" w:unhideWhenUsed="1"/>
+    <w:lsdException w:name="Table Columns 4" w:semiHidden="1" w:unhideWhenUsed="1"/>
+    <w:lsdException w:name="Table Columns 5" w:semiHidden="1" w:unhideWhenUsed="1"/>
+    <w:lsdException w:name="Table Grid 1" w:semiHidden="1" w:unhideWhenUsed="1"/>
+    <w:lsdException w:name="Table Grid 2" w:semiHidden="1" w:unhideWhenUsed="1"/>
+    <w:lsdException w:name="Table Grid 3" w:semiHidden="1" w:unhideWhenUsed="1"/>
+    <w:lsdException w:name="Table Grid 4" w:semiHidden="1" w:unhideWhenUsed="1"/>
+    <w:lsdException w:name="Table Grid 5" w:semiHidden="1" w:unhideWhenUsed="1"/>
+    <w:lsdException w:name="Table Grid 6" w:semiHidden="1" w:unhideWhenUsed="1"/>
+    <w:lsdException w:name="Table Grid 7" w:semiHidden="1" w:unhideWhenUsed="1"/>
+    <w:lsdException w:name="Table Grid 8" w:semiHidden="1" w:unhideWhenUsed="1"/>
+    <w:lsdException w:name="Table List 1" w:semiHidden="1" w:unhideWhenUsed="1"/>
+    <w:lsdException w:name="Table List 2" w:semiHidden="1" w:unhideWhenUsed="1"/>
+    <w:lsdException w:name="Table List 3" w:semiHidden="1" w:unhideWhenUsed="1"/>
+    <w:lsdException w:name="Table List 4" w:semiHidden="1" w:unhideWhenUsed="1"/>
+    <w:lsdException w:name="Table List 5" w:semiHidden="1" w:unhideWhenUsed="1"/>
+    <w:lsdException w:name="Table List 6" w:semiHidden="1" w:unhideWhenUsed="1"/>
+    <w:lsdException w:name="Table List 7" w:semiHidden="1" w:unhideWhenUsed="1"/>
+    <w:lsdException w:name="Table List 8" w:semiHidden="1" w:unhideWhenUsed="1"/>
+    <w:lsdException w:name="Table 3D effects 1" w:semiHidden="1" w:unhideWhenUsed="1"/>
+    <w:lsdException w:name="Table 3D effects 2" w:semiHidden="1" w:unhideWhenUsed="1"/>
+    <w:lsdException w:name="Table 3D effects 3" w:semiHidden="1" w:unhideWhenUsed="1"/>
+    <w:lsdException w:name="Table Contemporary" w:semiHidden="1" w:unhideWhenUsed="1"/>
+    <w:lsdException w:name="Table Elegant" w:semiHidden="1" w:unhideWhenUsed="1"/>
+    <w:lsdException w:name="Table Professional" w:semiHidden="1" w:unhideWhenUsed="1"/>
+    <w:lsdException w:name="Table Subtle 1" w:semiHidden="1" w:unhideWhenUsed="1"/>
+    <w:lsdException w:name="Table Subtle 2" w:semiHidden="1" w:unhideWhenUsed="1"/>
+    <w:lsdException w:name="Table Web 1" w:semiHidden="1" w:unhideWhenUsed="1"/>
+    <w:lsdException w:name="Table Web 2" w:semiHidden="1" w:unhideWhenUsed="1"/>
+    <w:lsdException w:name="Table Web 3" w:semiHidden="1" w:unhideWhenUsed="1"/>
+    <w:lsdException w:name="Balloon Text" w:semiHidden="1" w:unhideWhenUsed="1"/>
+    <w:lsdException w:name="Table Theme" w:semiHidden="1" w:unhideWhenUsed="1"/>
+    <w:lsdException w:name="Placeholder Text" w:semiHidden="1"/>
+    <w:lsdException w:name="Light Shading"/>
+    <w:lsdException w:name="Light List"/>
+    <w:lsdException w:name="Light Grid"/>
+    <w:lsdException w:name="Medium Shading 1"/>
+    <w:lsdException w:name="Medium Shading 2"/>
+    <w:lsdException w:name="Medium List 1"/>
+    <w:lsdException w:name="Medium List 2"/>
+    <w:lsdException w:name="Light Shading Accent 1"/>
+    <w:lsdException w:name="Light List Accent 1"/>
+    <w:lsdException w:name="Light Grid Accent 1"/>
+    <w:lsdException w:name="Medium Shading 1 Accent 1"/>
+    <w:lsdException w:name="Medium Shading 2 Accent 1"/>
+    <w:lsdException w:name="Medium List 1 Accent 1"/>
+    <w:lsdException w:name="Revision" w:semiHidden="1"/>
+    <w:lsdException w:name="Medium List 2 Accent 1"/>
+    <w:lsdException w:name="Medium Grid 1 Accent 1"/>
+    <w:lsdException w:name="Medium Grid 2 Accent 1"/>
+    <w:lsdException w:name="Medium Grid 3 Accent 1"/>
+    <w:lsdException w:name="Dark List Accent 1"/>
+    <w:lsdException w:name="Colorful Shading Accent 1"/>
+    <w:lsdException w:name="Colorful List Accent 1"/>
+    <w:lsdException w:name="Colorful Grid Accent 1"/>
+    <w:lsdException w:name="Light Shading Accent 2"/>
+    <w:lsdException w:name="Light List Accent 2"/>
+    <w:lsdException w:name="Light Grid Accent 2"/>
+    <w:lsdException w:name="Medium Shading 1 Accent 2"/>
+    <w:lsdException w:name="Medium Shading 2 Accent 2"/>
+    <w:lsdException w:name="Medium List 1 Accent 2"/>
+    <w:lsdException w:name="Medium List 2 Accent 2"/>
+    <w:lsdException w:name="Medium Grid 1 Accent 2"/>
+    <w:lsdException w:name="Medium Grid 2 Accent 2"/>
+    <w:lsdException w:name="Medium Grid 3 Accent 2"/>
+    <w:lsdException w:name="Dark List Accent 2"/>
+    <w:lsdException w:name="Colorful Shading Accent 2"/>
+    <w:lsdException w:name="Colorful List Accent 2"/>
+    <w:lsdException w:name="Colorful Grid Accent 2"/>
+    <w:lsdException w:name="Light Shading Accent 3"/>
+    <w:lsdException w:name="Light List Accent 3"/>
+    <w:lsdException w:name="Light Grid Accent 3"/>
+    <w:lsdException w:name="Medium Shading 1 Accent 3"/>
+    <w:lsdException w:name="Medium Shading 2 Accent 3"/>
+    <w:lsdException w:name="Medium List 1 Accent 3"/>
+    <w:lsdException w:name="Medium List 2 Accent 3"/>
+    <w:lsdException w:name="Medium Grid 1 Accent 3"/>
+    <w:lsdException w:name="Medium Grid 2 Accent 3"/>
+    <w:lsdException w:name="Medium Grid 3 Accent 3"/>
+    <w:lsdException w:name="Dark List Accent 3"/>
+    <w:lsdException w:name="Colorful Shading Accent 3"/>
+    <w:lsdException w:name="Colorful List Accent 3"/>
+    <w:lsdException w:name="Colorful Grid Accent 3"/>
+    <w:lsdException w:name="Light Shading Accent 4"/>
+    <w:lsdException w:name="Light List Accent 4"/>
+    <w:lsdException w:name="Light Grid Accent 4"/>
+    <w:lsdException w:name="Medium Shading 1 Accent 4"/>
+    <w:lsdException w:name="Medium Shading 2 Accent 4"/>
+    <w:lsdException w:name="Medium List 1 Accent 4"/>
+    <w:lsdException w:name="Medium List 2 Accent 4"/>
+    <w:lsdException w:name="Medium Grid 1 Accent 4"/>
+    <w:lsdException w:name="Medium Grid 2 Accent 4"/>
+    <w:lsdException w:name="Medium Grid 3 Accent 4"/>
+    <w:lsdException w:name="Dark List Accent 4"/>
+    <w:lsdException w:name="Colorful Shading Accent 4"/>
+    <w:lsdException w:name="Colorful List Accent 4"/>
+    <w:lsdException w:name="Colorful Grid Accent 4"/>
+    <w:lsdException w:name="Light Shading Accent 5"/>
+    <w:lsdException w:name="Light List Accent 5"/>
+    <w:lsdException w:name="Light Grid Accent 5"/>
+    <w:lsdException w:name="Medium Shading 1 Accent 5"/>
+    <w:lsdException w:name="Medium Shading 2 Accent 5"/>
+    <w:lsdException w:name="Medium List 1 Accent 5"/>
+    <w:lsdException w:name="Medium List 2 Accent 5"/>
+    <w:lsdException w:name="Medium Grid 1 Accent 5"/>
+    <w:lsdException w:name="Medium Grid 2 Accent 5"/>
+    <w:lsdException w:name="Medium Grid 3 Accent 5"/>
+    <w:lsdException w:name="Dark List Accent 5"/>
+    <w:lsdException w:name="Colorful Shading Accent 5"/>
+    <w:lsdException w:name="Colorful List Accent 5"/>
+    <w:lsdException w:name="Colorful Grid Accent 5"/>
+    <w:lsdException w:name="Light Shading Accent 6"/>
+    <w:lsdException w:name="Light List Accent 6"/>
+    <w:lsdException w:name="Light Grid Accent 6"/>
+    <w:lsdException w:name="Medium Shading 1 Accent 6"/>
+    <w:lsdException w:name="Medium Shading 2 Accent 6"/>
+    <w:lsdException w:name="Medium List 1 Accent 6"/>
+    <w:lsdException w:name="Medium List 2 Accent 6"/>
+    <w:lsdException w:name="Medium Grid 1 Accent 6"/>
+    <w:lsdException w:name="Medium Grid 2 Accent 6"/>
+    <w:lsdException w:name="Medium Grid 3 Accent 6"/>
+    <w:lsdException w:name="Dark List Accent 6"/>
+    <w:lsdException w:name="Colorful Shading Accent 6"/>
+    <w:lsdException w:name="Colorful List Accent 6"/>
+    <w:lsdException w:name="Colorful Grid Accent 6"/>
+    <w:lsdException w:name="Bibliography" w:semiHidden="1" w:unhideWhenUsed="1"/>
+    <w:lsdException w:name="TOC Heading" w:semiHidden="1" w:unhideWhenUsed="1"/>
+    <w:lsdException w:name="Grid Table 4" w:uiPriority="49"/>
+    <w:lsdException w:name="Grid Table 5 Dark" w:uiPriority="50"/>
+    <w:lsdException w:name="Grid Table 6 Colorful" w:uiPriority="51"/>
+    <w:lsdException w:name="Grid Table 7 Colorful" w:uiPriority="52"/>
+    <w:lsdException w:name="Grid Table 1 Light Accent 1" w:uiPriority="46"/>
+    <w:lsdException w:name="Grid Table 2 Accent 1" w:uiPriority="47"/>
+    <w:lsdException w:name="Grid Table 3 Accent 1" w:uiPriority="48"/>
+    <w:lsdException w:name="Grid Table 4 Accent 1" w:uiPriority="49"/>
+    <w:lsdException w:name="Grid Table 5 Dark Accent 1" w:uiPriority="50"/>
+    <w:lsdException w:name="Grid Table 6 Colorful Accent 1" w:uiPriority="51"/>
+    <w:lsdException w:name="Grid Table 7 Colorful Accent 1" w:uiPriority="52"/>
+    <w:lsdException w:name="Grid Table 1 Light Accent 2" w:uiPriority="46"/>
+    <w:lsdException w:name="Grid Table 2 Accent 2" w:uiPriority="47"/>
+    <w:lsdException w:name="Grid Table 3 Accent 2" w:uiPriority="48"/>
+    <w:lsdException w:name="Grid Table 4 Accent 2" w:uiPriority="49"/>
+    <w:lsdException w:name="Grid Table 5 Dark Accent 2" w:uiPriority="50"/>
+    <w:lsdException w:name="Grid Table 6 Colorful Accent 2" w:uiPriority="51"/>
+    <w:lsdException w:name="Grid Table 7 Colorful Accent 2" w:uiPriority="52"/>
+    <w:lsdException w:name="Grid Table 1 Light Accent 3" w:uiPriority="46"/>
+    <w:lsdException w:name="Grid Table 2 Accent 3" w:uiPriority="47"/>
+    <w:lsdException w:name="Grid Table 3 Accent 3" w:uiPriority="48"/>
+    <w:lsdException w:name="Grid Table 4 Accent 3" w:uiPriority="49"/>
+    <w:lsdException w:name="Grid Table 5 Dark Accent 3" w:uiPriority="50"/>
+    <w:lsdException w:name="Grid Table 6 Colorful Accent 3" w:uiPriority="51"/>
+    <w:lsdException w:name="Grid Table 7 Colorful Accent 3" w:uiPriority="52"/>
+    <w:lsdException w:name="Grid Table 1 Light Accent 4" w:uiPriority="46"/>
+    <w:lsdException w:name="Grid Table 2 Accent 4" w:uiPriority="47"/>
+    <w:lsdException w:name="Grid Table 3 Accent 4" w:uiPriority="48"/>
+    <w:lsdException w:name="Grid Table 4 Accent 4" w:uiPriority="49"/>
+    <w:lsdException w:name="Grid Table 5 Dark Accent 4" w:uiPriority="50"/>
+    <w:lsdException w:name="Grid Table 6 Colorful Accent 4" w:uiPriority="51"/>
+    <w:lsdException w:name="Grid Table 7 Colorful Accent 4" w:uiPriority="52"/>
+    <w:lsdException w:name="Grid Table 1 Light Accent 5" w:uiPriority="46"/>
+    <w:lsdException w:name="Grid Table 2 Accent 5" w:uiPriority="47"/>
+    <w:lsdException w:name="Grid Table 3 Accent 5" w:uiPriority="48"/>
+    <w:lsdException w:name="Grid Table 4 Accent 5" w:uiPriority="49"/>
+    <w:lsdException w:name="Grid Table 5 Dark Accent 5" w:uiPriority="50"/>
+    <w:lsdException w:name="Grid Table 6 Colorful Accent 5" w:uiPriority="51"/>
+    <w:lsdException w:name="Grid Table 7 Colorful Accent 5" w:uiPriority="52"/>
+    <w:lsdException w:name="Grid Table 1 Light Accent 6" w:uiPriority="46"/>
+    <w:lsdException w:name="Grid Table 2 Accent 6" w:uiPriority="47"/>
+    <w:lsdException w:name="Grid Table 3 Accent 6" w:uiPriority="48"/>
+    <w:lsdException w:name="Grid Table 4 Accent 6" w:uiPriority="49"/>
+    <w:lsdException w:name="Grid Table 5 Dark Accent 6" w:uiPriority="50"/>
+    <w:lsdException w:name="Grid Table 6 Colorful Accent 6" w:uiPriority="51"/>
+    <w:lsdException w:name="Grid Table 7 Colorful Accent 6" w:uiPriority="52"/>
+    <w:lsdException w:name="List Table 1 Light" w:uiPriority="46"/>
+    <w:lsdException w:name="List Table 2" w:uiPriority="47"/>
+    <w:lsdException w:name="List Table 3" w:uiPriority="48"/>
+    <w:lsdException w:name="List Table 4" w:uiPriority="49"/>
+    <w:lsdException w:name="List Table 5 Dark" w:uiPriority="50"/>
+    <w:lsdException w:name="List Table 6 Colorful" w:uiPriority="51"/>
+    <w:lsdException w:name="List Table 7 Colorful" w:uiPriority="52"/>
+    <w:lsdException w:name="List Table 1 Light Accent 1" w:uiPriority="46"/>
+    <w:lsdException w:name="List Table 2 Accent 1" w:uiPriority="47"/>
+    <w:lsdException w:name="List Table 3 Accent 1" w:uiPriority="48"/>
+    <w:lsdException w:name="List Table 4 Accent 1" w:uiPriority="49"/>
+    <w:lsdException w:name="List Table 5 Dark Accent 1" w:uiPriority="50"/>
+    <w:lsdException w:name="List Table 6 Colorful Accent 1" w:uiPriority="51"/>
+    <w:lsdException w:name="List Table 7 Colorful Accent 1" w:uiPriority="52"/>
+    <w:lsdException w:name="List Table 1 Light Accent 2" w:uiPriority="46"/>
+    <w:lsdException w:name="List Table 2 Accent 2" w:uiPriority="47"/>
+    <w:lsdException w:name="List Table 3 Accent 2" w:uiPriority="48"/>
+    <w:lsdException w:name="List Table 4 Accent 2" w:uiPriority="49"/>
+    <w:lsdException w:name="List Table 5 Dark Accent 2" w:uiPriority="50"/>
+    <w:lsdException w:name="List Table 6 Colorful Accent 2" w:uiPriority="51"/>
+    <w:lsdException w:name="List Table 7 Colorful Accent 2" w:uiPriority="52"/>
+    <w:lsdException w:name="List Table 1 Light Accent 3" w:uiPriority="46"/>
+    <w:lsdException w:name="List Table 2 Accent 3" w:uiPriority="47"/>
+    <w:lsdException w:name="List Table 3 Accent 3" w:uiPriority="48"/>
+    <w:lsdException w:name="List Table 4 Accent 3" w:uiPriority="49"/>
+    <w:lsdException w:name="List Table 5 Dark Accent 3" w:uiPriority="50"/>
+    <w:lsdException w:name="List Table 6 Colorful Accent 3" w:uiPriority="51"/>
+    <w:lsdException w:name="List Table 7 Colorful Accent 3" w:uiPriority="52"/>
+    <w:lsdException w:name="List Table 1 Light Accent 4" w:uiPriority="46"/>
+    <w:lsdException w:name="List Table 2 Accent 4" w:uiPriority="47"/>
+    <w:lsdException w:name="List Table 3 Accent 4" w:uiPriority="48"/>
+    <w:lsdException w:name="List Table 4 Accent 4" w:uiPriority="49"/>
+    <w:lsdException w:name="List Table 5 Dark Accent 4" w:uiPriority="50"/>
+    <w:lsdException w:name="List Table 6 Colorful Accent 4" w:uiPriority="51"/>
+    <w:lsdException w:name="List Table 7 Colorful Accent 4" w:uiPriority="52"/>
+    <w:lsdException w:name="List Table 1 Light Accent 5" w:uiPriority="46"/>
+    <w:lsdException w:name="List Table 2 Accent 5" w:uiPriority="47"/>
+    <w:lsdException w:name="List Table 3 Accent 5" w:uiPriority="48"/>
+    <w:lsdException w:name="List Table 4 Accent 5" w:uiPriority="49"/>
+    <w:lsdException w:name="List Table 5 Dark Accent 5" w:uiPriority="50"/>
+    <w:lsdException w:name="List Table 6 Colorful Accent 5" w:uiPriority="51"/>
+    <w:lsdException w:name="List Table 7 Colorful Accent 5" w:uiPriority="52"/>
+    <w:lsdException w:name="List Table 1 Light Accent 6" w:uiPriority="46"/>
+    <w:lsdException w:name="List Table 2 Accent 6" w:uiPriority="47"/>
+    <w:lsdException w:name="List Table 3 Accent 6" w:uiPriority="48"/>
+    <w:lsdException w:name="List Table 4 Accent 6" w:uiPriority="49"/>
+    <w:lsdException w:name="List Table 5 Dark Accent 6" w:uiPriority="50"/>
+    <w:lsdException w:name="List Table 6 Colorful Accent 6" w:uiPriority="51"/>
+    <w:lsdException w:name="List Table 7 Colorful Accent 6" w:uiPriority="52"/>
+  </w:latentStyles>
+  <w:style w:type="paragraph" w:default="1" w:styleId="Normal">
     <w:name w:val="Normal"/>
     <w:qFormat/>
   </w:style>
-  <w:style w:styleId="BodyText" w:type="paragraph">
-    <w:name w:val="Body Text"/>
-    <w:basedOn w:val="Normal"/>
-    <w:link w:val="BodyTextChar"/>
-    <w:qFormat/>
-    <w:pPr>
-      <w:spacing w:after="180" w:before="180"/>
-    </w:pPr>
-  </w:style>
-  <w:style w:customStyle="1" w:styleId="FirstParagraph" w:type="paragraph">
-    <w:name w:val="First Paragraph"/>
-    <w:basedOn w:val="BodyText"/>
-    <w:next w:val="BodyText"/>
-    <w:qFormat/>
-  </w:style>
-  <w:style w:customStyle="1" w:styleId="Compact" w:type="paragraph">
-    <w:name w:val="Compact"/>
-    <w:basedOn w:val="BodyText"/>
-    <w:qFormat/>
-    <w:pPr>
-      <w:spacing w:after="36" w:before="36"/>
-    </w:pPr>
-  </w:style>
-  <w:style w:styleId="Title" w:type="paragraph">
-    <w:name w:val="Title"/>
-    <w:basedOn w:val="Normal"/>
-    <w:next w:val="BodyText"/>
-    <w:link w:val="TitleChar"/>
-    <w:uiPriority w:val="10"/>
-    <w:qFormat/>
-    <w:rsid w:val="00A10FD9"/>
-    <w:pPr>
-      <w:spacing w:after="80" w:line="240" w:lineRule="auto"/>
-      <w:contextualSpacing/>
-      <w:jc w:val="center"/>
-    </w:pPr>
-    <w:rPr>
-      <w:rFonts w:asciiTheme="majorHAnsi" w:cstheme="majorBidi" w:eastAsiaTheme="majorEastAsia" w:hAnsiTheme="majorHAnsi"/>
-      <w:sz w:val="56"/>
-      <w:szCs w:val="56"/>
-    </w:rPr>
-  </w:style>
-  <w:style w:customStyle="1" w:styleId="TitleChar" w:type="character">
-    <w:name w:val="Title Char"/>
-    <w:basedOn w:val="DefaultParagraphFont"/>
-    <w:link w:val="Title"/>
-    <w:uiPriority w:val="10"/>
-    <w:rsid w:val="00A10FD9"/>
-    <w:rPr>
-      <w:rFonts w:asciiTheme="majorHAnsi" w:cstheme="majorBidi" w:eastAsiaTheme="majorEastAsia" w:hAnsiTheme="majorHAnsi"/>
-      <w:sz w:val="56"/>
-      <w:szCs w:val="56"/>
-    </w:rPr>
-  </w:style>
-  <w:style w:styleId="Subtitle" w:type="paragraph">
-    <w:name w:val="Subtitle"/>
-    <w:basedOn w:val="Title"/>
-    <w:next w:val="BodyText"/>
-    <w:link w:val="SubtitleChar"/>
-    <w:uiPriority w:val="11"/>
-    <w:qFormat/>
-    <w:rsid w:val="00A10FD9"/>
-    <w:pPr>
-      <w:numPr>
-        <w:ilvl w:val="1"/>
-      </w:numPr>
-    </w:pPr>
-    <w:rPr>
-      <w:rFonts w:cstheme="majorBidi" w:eastAsiaTheme="majorEastAsia"/>
-      <w:spacing w:val="15"/>
-      <w:sz w:val="28"/>
-      <w:szCs w:val="28"/>
-    </w:rPr>
-  </w:style>
-  <w:style w:customStyle="1" w:styleId="SubtitleChar" w:type="character">
-    <w:name w:val="Subtitle Char"/>
-    <w:basedOn w:val="DefaultParagraphFont"/>
-    <w:link w:val="Subtitle"/>
-    <w:uiPriority w:val="11"/>
-    <w:rsid w:val="00A10FD9"/>
-    <w:rPr>
-      <w:rFonts w:cstheme="majorBidi" w:eastAsiaTheme="majorEastAsia"/>
-      <w:color w:themeColor="text1" w:themeTint="A6" w:val="595959"/>
-      <w:spacing w:val="15"/>
-      <w:sz w:val="28"/>
-      <w:szCs w:val="28"/>
-    </w:rPr>
-  </w:style>
-  <w:style w:customStyle="1" w:styleId="Author" w:type="paragraph">
-    <w:name w:val="Author"/>
-    <w:basedOn w:val="Title"/>
-    <w:next w:val="BodyText"/>
-    <w:qFormat/>
-    <w:pPr>
-      <w:keepNext/>
-      <w:keepLines/>
-    </w:pPr>
-    <w:rPr>
-      <w:sz w:val="24"/>
-      <w:szCs w:val="24"/>
-    </w:rPr>
-  </w:style>
-  <w:style w:styleId="Date" w:type="paragraph">
-    <w:name w:val="Date"/>
-    <w:basedOn w:val="Title"/>
-    <w:next w:val="BodyText"/>
-    <w:qFormat/>
-    <w:pPr>
-      <w:keepNext/>
-      <w:keepLines/>
-    </w:pPr>
-    <w:rPr>
-      <w:sz w:val="24"/>
-      <w:szCs w:val="24"/>
-    </w:rPr>
-  </w:style>
-  <w:style w:customStyle="1" w:styleId="AbstractTitle" w:type="paragraph">
-    <w:name w:val="Abstract Title"/>
-    <w:basedOn w:val="Normal"/>
-    <w:next w:val="Abstract"/>
-    <w:qFormat/>
-    <w:pPr>
-      <w:keepNext/>
-      <w:keepLines/>
-      <w:spacing w:after="0" w:before="300"/>
-      <w:jc w:val="center"/>
-    </w:pPr>
-    <w:rPr>
-      <w:b/>
-      <w:sz w:val="20"/>
-      <w:szCs w:val="20"/>
-    </w:rPr>
-  </w:style>
-  <w:style w:customStyle="1" w:styleId="Abstract" w:type="paragraph">
-    <w:name w:val="Abstract"/>
-    <w:basedOn w:val="Normal"/>
-    <w:next w:val="BodyText"/>
-    <w:qFormat/>
-    <w:pPr>
-      <w:keepNext/>
-      <w:keepLines/>
-      <w:spacing w:after="300" w:before="100"/>
-    </w:pPr>
-    <w:rPr>
-      <w:sz w:val="20"/>
-      <w:szCs w:val="20"/>
-    </w:rPr>
-  </w:style>
-  <w:style w:styleId="Bibliography" w:type="paragraph">
-    <w:name w:val="Bibliography"/>
-    <w:basedOn w:val="Normal"/>
-    <w:next w:val="Bibliography"/>
-    <w:qFormat/>
-    <w:pPr/>
-    <w:rPr/>
-  </w:style>
-  <w:style w:styleId="Heading1" w:type="paragraph">
+  <w:style w:type="paragraph" w:styleId="Heading1">
     <w:name w:val="heading 1"/>
     <w:basedOn w:val="Normal"/>
     <w:next w:val="BodyText"/>
@@ -2626,17 +2973,17 @@
     <w:pPr>
       <w:keepNext/>
       <w:keepLines/>
-      <w:spacing w:after="80" w:before="360"/>
+      <w:spacing w:before="360" w:after="80"/>
       <w:outlineLvl w:val="0"/>
     </w:pPr>
     <w:rPr>
-      <w:rFonts w:asciiTheme="majorHAnsi" w:cstheme="majorBidi" w:eastAsiaTheme="majorEastAsia" w:hAnsiTheme="majorHAnsi"/>
-      <w:color w:themeColor="accent1" w:themeShade="BF" w:val="0F4761"/>
+      <w:rFonts w:asciiTheme="majorHAnsi" w:eastAsiaTheme="majorEastAsia" w:hAnsiTheme="majorHAnsi" w:cstheme="majorBidi"/>
+      <w:color w:val="0F4761" w:themeColor="accent1" w:themeShade="BF"/>
       <w:sz w:val="40"/>
       <w:szCs w:val="40"/>
     </w:rPr>
   </w:style>
-  <w:style w:styleId="Heading2" w:type="paragraph">
+  <w:style w:type="paragraph" w:styleId="Heading2">
     <w:name w:val="heading 2"/>
     <w:basedOn w:val="Normal"/>
     <w:next w:val="BodyText"/>
@@ -2649,17 +2996,17 @@
     <w:pPr>
       <w:keepNext/>
       <w:keepLines/>
-      <w:spacing w:after="80" w:before="160"/>
+      <w:spacing w:before="160" w:after="80"/>
       <w:outlineLvl w:val="1"/>
     </w:pPr>
     <w:rPr>
-      <w:rFonts w:asciiTheme="majorHAnsi" w:cstheme="majorBidi" w:eastAsiaTheme="majorEastAsia" w:hAnsiTheme="majorHAnsi"/>
-      <w:color w:themeColor="accent1" w:themeShade="BF" w:val="0F4761"/>
+      <w:rFonts w:asciiTheme="majorHAnsi" w:eastAsiaTheme="majorEastAsia" w:hAnsiTheme="majorHAnsi" w:cstheme="majorBidi"/>
+      <w:color w:val="0F4761" w:themeColor="accent1" w:themeShade="BF"/>
       <w:sz w:val="32"/>
       <w:szCs w:val="32"/>
     </w:rPr>
   </w:style>
-  <w:style w:styleId="Heading3" w:type="paragraph">
+  <w:style w:type="paragraph" w:styleId="Heading3">
     <w:name w:val="heading 3"/>
     <w:basedOn w:val="Normal"/>
     <w:next w:val="BodyText"/>
@@ -2672,17 +3019,17 @@
     <w:pPr>
       <w:keepNext/>
       <w:keepLines/>
-      <w:spacing w:after="80" w:before="160"/>
+      <w:spacing w:before="160" w:after="80"/>
       <w:outlineLvl w:val="2"/>
     </w:pPr>
     <w:rPr>
-      <w:rFonts w:cstheme="majorBidi" w:eastAsiaTheme="majorEastAsia"/>
-      <w:color w:themeColor="accent1" w:themeShade="BF" w:val="0F4761"/>
+      <w:rFonts w:eastAsiaTheme="majorEastAsia" w:cstheme="majorBidi"/>
+      <w:color w:val="0F4761" w:themeColor="accent1" w:themeShade="BF"/>
       <w:sz w:val="28"/>
       <w:szCs w:val="28"/>
     </w:rPr>
   </w:style>
-  <w:style w:styleId="Heading4" w:type="paragraph">
+  <w:style w:type="paragraph" w:styleId="Heading4">
     <w:name w:val="heading 4"/>
     <w:basedOn w:val="Normal"/>
     <w:next w:val="BodyText"/>
@@ -2695,17 +3042,17 @@
     <w:pPr>
       <w:keepNext/>
       <w:keepLines/>
-      <w:spacing w:after="40" w:before="80"/>
+      <w:spacing w:before="80" w:after="40"/>
       <w:outlineLvl w:val="3"/>
     </w:pPr>
     <w:rPr>
-      <w:rFonts w:cstheme="majorBidi" w:eastAsiaTheme="majorEastAsia"/>
+      <w:rFonts w:eastAsiaTheme="majorEastAsia" w:cstheme="majorBidi"/>
       <w:i/>
       <w:iCs/>
-      <w:color w:themeColor="accent1" w:themeShade="BF" w:val="0F4761"/>
-    </w:rPr>
-  </w:style>
-  <w:style w:styleId="Heading5" w:type="paragraph">
+      <w:color w:val="0F4761" w:themeColor="accent1" w:themeShade="BF"/>
+    </w:rPr>
+  </w:style>
+  <w:style w:type="paragraph" w:styleId="Heading5">
     <w:name w:val="heading 5"/>
     <w:basedOn w:val="Normal"/>
     <w:next w:val="BodyText"/>
@@ -2718,15 +3065,15 @@
     <w:pPr>
       <w:keepNext/>
       <w:keepLines/>
-      <w:spacing w:after="40" w:before="80"/>
+      <w:spacing w:before="80" w:after="40"/>
       <w:outlineLvl w:val="4"/>
     </w:pPr>
     <w:rPr>
-      <w:rFonts w:cstheme="majorBidi" w:eastAsiaTheme="majorEastAsia"/>
-      <w:color w:themeColor="accent1" w:themeShade="BF" w:val="0F4761"/>
-    </w:rPr>
-  </w:style>
-  <w:style w:styleId="Heading6" w:type="paragraph">
+      <w:rFonts w:eastAsiaTheme="majorEastAsia" w:cstheme="majorBidi"/>
+      <w:color w:val="0F4761" w:themeColor="accent1" w:themeShade="BF"/>
+    </w:rPr>
+  </w:style>
+  <w:style w:type="paragraph" w:styleId="Heading6">
     <w:name w:val="heading 6"/>
     <w:basedOn w:val="Normal"/>
     <w:next w:val="BodyText"/>
@@ -2739,17 +3086,17 @@
     <w:pPr>
       <w:keepNext/>
       <w:keepLines/>
-      <w:spacing w:after="0" w:before="40"/>
+      <w:spacing w:before="40" w:after="0"/>
       <w:outlineLvl w:val="5"/>
     </w:pPr>
     <w:rPr>
-      <w:rFonts w:cstheme="majorBidi" w:eastAsiaTheme="majorEastAsia"/>
+      <w:rFonts w:eastAsiaTheme="majorEastAsia" w:cstheme="majorBidi"/>
       <w:i/>
       <w:iCs/>
-      <w:color w:themeColor="text1" w:themeTint="A6" w:val="595959"/>
-    </w:rPr>
-  </w:style>
-  <w:style w:styleId="Heading7" w:type="paragraph">
+      <w:color w:val="595959" w:themeColor="text1" w:themeTint="A6"/>
+    </w:rPr>
+  </w:style>
+  <w:style w:type="paragraph" w:styleId="Heading7">
     <w:name w:val="heading 7"/>
     <w:basedOn w:val="Normal"/>
     <w:next w:val="BodyText"/>
@@ -2762,15 +3109,15 @@
     <w:pPr>
       <w:keepNext/>
       <w:keepLines/>
-      <w:spacing w:after="0" w:before="40"/>
+      <w:spacing w:before="40" w:after="0"/>
       <w:outlineLvl w:val="6"/>
     </w:pPr>
     <w:rPr>
-      <w:rFonts w:cstheme="majorBidi" w:eastAsiaTheme="majorEastAsia"/>
-      <w:color w:themeColor="text1" w:themeTint="A6" w:val="595959"/>
-    </w:rPr>
-  </w:style>
-  <w:style w:styleId="Heading8" w:type="paragraph">
+      <w:rFonts w:eastAsiaTheme="majorEastAsia" w:cstheme="majorBidi"/>
+      <w:color w:val="595959" w:themeColor="text1" w:themeTint="A6"/>
+    </w:rPr>
+  </w:style>
+  <w:style w:type="paragraph" w:styleId="Heading8">
     <w:name w:val="heading 8"/>
     <w:basedOn w:val="Normal"/>
     <w:next w:val="BodyText"/>
@@ -2787,13 +3134,13 @@
       <w:outlineLvl w:val="7"/>
     </w:pPr>
     <w:rPr>
-      <w:rFonts w:cstheme="majorBidi" w:eastAsiaTheme="majorEastAsia"/>
+      <w:rFonts w:eastAsiaTheme="majorEastAsia" w:cstheme="majorBidi"/>
       <w:i/>
       <w:iCs/>
-      <w:color w:themeColor="text1" w:themeTint="D8" w:val="272727"/>
-    </w:rPr>
-  </w:style>
-  <w:style w:styleId="Heading9" w:type="paragraph">
+      <w:color w:val="272727" w:themeColor="text1" w:themeTint="D8"/>
+    </w:rPr>
+  </w:style>
+  <w:style w:type="paragraph" w:styleId="Heading9">
     <w:name w:val="heading 9"/>
     <w:basedOn w:val="Normal"/>
     <w:next w:val="BodyText"/>
@@ -2810,24 +3157,202 @@
       <w:outlineLvl w:val="8"/>
     </w:pPr>
     <w:rPr>
-      <w:rFonts w:cstheme="majorBidi" w:eastAsiaTheme="majorEastAsia"/>
-      <w:color w:themeColor="text1" w:themeTint="D8" w:val="272727"/>
-    </w:rPr>
-  </w:style>
-  <w:style w:customStyle="1" w:styleId="Heading1Char" w:type="character">
+      <w:rFonts w:eastAsiaTheme="majorEastAsia" w:cstheme="majorBidi"/>
+      <w:color w:val="272727" w:themeColor="text1" w:themeTint="D8"/>
+    </w:rPr>
+  </w:style>
+  <w:style w:type="character" w:default="1" w:styleId="DefaultParagraphFont">
+    <w:name w:val="Default Paragraph Font"/>
+    <w:uiPriority w:val="1"/>
+    <w:semiHidden/>
+    <w:unhideWhenUsed/>
+  </w:style>
+  <w:style w:type="table" w:default="1" w:styleId="TableNormal">
+    <w:name w:val="Normal Table"/>
+    <w:uiPriority w:val="99"/>
+    <w:semiHidden/>
+    <w:unhideWhenUsed/>
+    <w:tblPr>
+      <w:tblInd w:w="0" w:type="dxa"/>
+      <w:tblCellMar>
+        <w:top w:w="0" w:type="dxa"/>
+        <w:left w:w="108" w:type="dxa"/>
+        <w:bottom w:w="0" w:type="dxa"/>
+        <w:right w:w="108" w:type="dxa"/>
+      </w:tblCellMar>
+    </w:tblPr>
+  </w:style>
+  <w:style w:type="numbering" w:default="1" w:styleId="NoList">
+    <w:name w:val="No List"/>
+    <w:uiPriority w:val="99"/>
+    <w:semiHidden/>
+    <w:unhideWhenUsed/>
+  </w:style>
+  <w:style w:type="paragraph" w:styleId="BodyText">
+    <w:name w:val="Body Text"/>
+    <w:basedOn w:val="Normal"/>
+    <w:qFormat/>
+    <w:pPr>
+      <w:spacing w:before="180" w:after="180"/>
+    </w:pPr>
+  </w:style>
+  <w:style w:type="paragraph" w:customStyle="1" w:styleId="FirstParagraph">
+    <w:name w:val="First Paragraph"/>
+    <w:basedOn w:val="BodyText"/>
+    <w:next w:val="BodyText"/>
+    <w:qFormat/>
+  </w:style>
+  <w:style w:type="paragraph" w:customStyle="1" w:styleId="Compact">
+    <w:name w:val="Compact"/>
+    <w:basedOn w:val="BodyText"/>
+    <w:qFormat/>
+    <w:pPr>
+      <w:spacing w:before="36" w:after="36"/>
+    </w:pPr>
+  </w:style>
+  <w:style w:type="paragraph" w:styleId="Title">
+    <w:name w:val="Title"/>
+    <w:basedOn w:val="Normal"/>
+    <w:next w:val="BodyText"/>
+    <w:link w:val="TitleChar"/>
+    <w:uiPriority w:val="10"/>
+    <w:qFormat/>
+    <w:rsid w:val="00A10FD9"/>
+    <w:pPr>
+      <w:spacing w:after="80"/>
+      <w:contextualSpacing/>
+      <w:jc w:val="center"/>
+    </w:pPr>
+    <w:rPr>
+      <w:rFonts w:asciiTheme="majorHAnsi" w:eastAsiaTheme="majorEastAsia" w:hAnsiTheme="majorHAnsi" w:cstheme="majorBidi"/>
+      <w:sz w:val="56"/>
+      <w:szCs w:val="56"/>
+    </w:rPr>
+  </w:style>
+  <w:style w:type="character" w:customStyle="1" w:styleId="TitleChar">
+    <w:name w:val="Title Char"/>
+    <w:basedOn w:val="DefaultParagraphFont"/>
+    <w:link w:val="Title"/>
+    <w:uiPriority w:val="10"/>
+    <w:rsid w:val="00A10FD9"/>
+    <w:rPr>
+      <w:rFonts w:asciiTheme="majorHAnsi" w:eastAsiaTheme="majorEastAsia" w:hAnsiTheme="majorHAnsi" w:cstheme="majorBidi"/>
+      <w:sz w:val="56"/>
+      <w:szCs w:val="56"/>
+    </w:rPr>
+  </w:style>
+  <w:style w:type="paragraph" w:styleId="Subtitle">
+    <w:name w:val="Subtitle"/>
+    <w:basedOn w:val="Title"/>
+    <w:next w:val="BodyText"/>
+    <w:link w:val="SubtitleChar"/>
+    <w:uiPriority w:val="11"/>
+    <w:qFormat/>
+    <w:rsid w:val="00A10FD9"/>
+    <w:pPr>
+      <w:numPr>
+        <w:ilvl w:val="1"/>
+      </w:numPr>
+    </w:pPr>
+    <w:rPr>
+      <w:spacing w:val="15"/>
+      <w:sz w:val="28"/>
+      <w:szCs w:val="28"/>
+    </w:rPr>
+  </w:style>
+  <w:style w:type="character" w:customStyle="1" w:styleId="SubtitleChar">
+    <w:name w:val="Subtitle Char"/>
+    <w:basedOn w:val="DefaultParagraphFont"/>
+    <w:link w:val="Subtitle"/>
+    <w:uiPriority w:val="11"/>
+    <w:rsid w:val="00A10FD9"/>
+    <w:rPr>
+      <w:rFonts w:eastAsiaTheme="majorEastAsia" w:cstheme="majorBidi"/>
+      <w:color w:val="595959" w:themeColor="text1" w:themeTint="A6"/>
+      <w:spacing w:val="15"/>
+      <w:sz w:val="28"/>
+      <w:szCs w:val="28"/>
+    </w:rPr>
+  </w:style>
+  <w:style w:type="paragraph" w:customStyle="1" w:styleId="Author">
+    <w:name w:val="Author"/>
+    <w:basedOn w:val="Title"/>
+    <w:next w:val="BodyText"/>
+    <w:qFormat/>
+    <w:pPr>
+      <w:keepNext/>
+      <w:keepLines/>
+    </w:pPr>
+    <w:rPr>
+      <w:sz w:val="24"/>
+      <w:szCs w:val="24"/>
+    </w:rPr>
+  </w:style>
+  <w:style w:type="paragraph" w:styleId="Date">
+    <w:name w:val="Date"/>
+    <w:basedOn w:val="Title"/>
+    <w:next w:val="BodyText"/>
+    <w:qFormat/>
+    <w:pPr>
+      <w:keepNext/>
+      <w:keepLines/>
+    </w:pPr>
+    <w:rPr>
+      <w:sz w:val="24"/>
+      <w:szCs w:val="24"/>
+    </w:rPr>
+  </w:style>
+  <w:style w:type="paragraph" w:customStyle="1" w:styleId="AbstractTitle">
+    <w:name w:val="Abstract Title"/>
+    <w:basedOn w:val="Normal"/>
+    <w:next w:val="Abstract"/>
+    <w:qFormat/>
+    <w:pPr>
+      <w:keepNext/>
+      <w:keepLines/>
+      <w:spacing w:before="300" w:after="0"/>
+      <w:jc w:val="center"/>
+    </w:pPr>
+    <w:rPr>
+      <w:b/>
+      <w:sz w:val="20"/>
+      <w:szCs w:val="20"/>
+    </w:rPr>
+  </w:style>
+  <w:style w:type="paragraph" w:customStyle="1" w:styleId="Abstract">
+    <w:name w:val="Abstract"/>
+    <w:basedOn w:val="Normal"/>
+    <w:next w:val="BodyText"/>
+    <w:qFormat/>
+    <w:pPr>
+      <w:keepNext/>
+      <w:keepLines/>
+      <w:spacing w:before="100" w:after="300"/>
+    </w:pPr>
+    <w:rPr>
+      <w:sz w:val="20"/>
+      <w:szCs w:val="20"/>
+    </w:rPr>
+  </w:style>
+  <w:style w:type="paragraph" w:styleId="Bibliography">
+    <w:name w:val="Bibliography"/>
+    <w:basedOn w:val="Normal"/>
+    <w:qFormat/>
+  </w:style>
+  <w:style w:type="character" w:customStyle="1" w:styleId="Heading1Char">
     <w:name w:val="Heading 1 Char"/>
     <w:basedOn w:val="DefaultParagraphFont"/>
     <w:link w:val="Heading1"/>
     <w:uiPriority w:val="9"/>
     <w:rsid w:val="00A10FD9"/>
     <w:rPr>
-      <w:rFonts w:asciiTheme="majorHAnsi" w:cstheme="majorBidi" w:eastAsiaTheme="majorEastAsia" w:hAnsiTheme="majorHAnsi"/>
-      <w:color w:themeColor="accent1" w:themeShade="BF" w:val="0F4761"/>
+      <w:rFonts w:asciiTheme="majorHAnsi" w:eastAsiaTheme="majorEastAsia" w:hAnsiTheme="majorHAnsi" w:cstheme="majorBidi"/>
+      <w:color w:val="0F4761" w:themeColor="accent1" w:themeShade="BF"/>
       <w:sz w:val="40"/>
       <w:szCs w:val="40"/>
     </w:rPr>
   </w:style>
-  <w:style w:customStyle="1" w:styleId="Heading2Char" w:type="character">
+  <w:style w:type="character" w:customStyle="1" w:styleId="Heading2Char">
     <w:name w:val="Heading 2 Char"/>
     <w:basedOn w:val="DefaultParagraphFont"/>
     <w:link w:val="Heading2"/>
@@ -2835,13 +3360,13 @@
     <w:semiHidden/>
     <w:rsid w:val="00A10FD9"/>
     <w:rPr>
-      <w:rFonts w:asciiTheme="majorHAnsi" w:cstheme="majorBidi" w:eastAsiaTheme="majorEastAsia" w:hAnsiTheme="majorHAnsi"/>
-      <w:color w:themeColor="accent1" w:themeShade="BF" w:val="0F4761"/>
+      <w:rFonts w:asciiTheme="majorHAnsi" w:eastAsiaTheme="majorEastAsia" w:hAnsiTheme="majorHAnsi" w:cstheme="majorBidi"/>
+      <w:color w:val="0F4761" w:themeColor="accent1" w:themeShade="BF"/>
       <w:sz w:val="32"/>
       <w:szCs w:val="32"/>
     </w:rPr>
   </w:style>
-  <w:style w:customStyle="1" w:styleId="Heading3Char" w:type="character">
+  <w:style w:type="character" w:customStyle="1" w:styleId="Heading3Char">
     <w:name w:val="Heading 3 Char"/>
     <w:basedOn w:val="DefaultParagraphFont"/>
     <w:link w:val="Heading3"/>
@@ -2849,13 +3374,13 @@
     <w:semiHidden/>
     <w:rsid w:val="00A10FD9"/>
     <w:rPr>
-      <w:rFonts w:cstheme="majorBidi" w:eastAsiaTheme="majorEastAsia"/>
-      <w:color w:themeColor="accent1" w:themeShade="BF" w:val="0F4761"/>
+      <w:rFonts w:eastAsiaTheme="majorEastAsia" w:cstheme="majorBidi"/>
+      <w:color w:val="0F4761" w:themeColor="accent1" w:themeShade="BF"/>
       <w:sz w:val="28"/>
       <w:szCs w:val="28"/>
     </w:rPr>
   </w:style>
-  <w:style w:customStyle="1" w:styleId="Heading4Char" w:type="character">
+  <w:style w:type="character" w:customStyle="1" w:styleId="Heading4Char">
     <w:name w:val="Heading 4 Char"/>
     <w:basedOn w:val="DefaultParagraphFont"/>
     <w:link w:val="Heading4"/>
@@ -2863,13 +3388,13 @@
     <w:semiHidden/>
     <w:rsid w:val="00A10FD9"/>
     <w:rPr>
-      <w:rFonts w:cstheme="majorBidi" w:eastAsiaTheme="majorEastAsia"/>
+      <w:rFonts w:eastAsiaTheme="majorEastAsia" w:cstheme="majorBidi"/>
       <w:i/>
       <w:iCs/>
-      <w:color w:themeColor="accent1" w:themeShade="BF" w:val="0F4761"/>
-    </w:rPr>
-  </w:style>
-  <w:style w:customStyle="1" w:styleId="Heading5Char" w:type="character">
+      <w:color w:val="0F4761" w:themeColor="accent1" w:themeShade="BF"/>
+    </w:rPr>
+  </w:style>
+  <w:style w:type="character" w:customStyle="1" w:styleId="Heading5Char">
     <w:name w:val="Heading 5 Char"/>
     <w:basedOn w:val="DefaultParagraphFont"/>
     <w:link w:val="Heading5"/>
@@ -2877,11 +3402,11 @@
     <w:semiHidden/>
     <w:rsid w:val="00A10FD9"/>
     <w:rPr>
-      <w:rFonts w:cstheme="majorBidi" w:eastAsiaTheme="majorEastAsia"/>
-      <w:color w:themeColor="accent1" w:themeShade="BF" w:val="0F4761"/>
-    </w:rPr>
-  </w:style>
-  <w:style w:customStyle="1" w:styleId="Heading6Char" w:type="character">
+      <w:rFonts w:eastAsiaTheme="majorEastAsia" w:cstheme="majorBidi"/>
+      <w:color w:val="0F4761" w:themeColor="accent1" w:themeShade="BF"/>
+    </w:rPr>
+  </w:style>
+  <w:style w:type="character" w:customStyle="1" w:styleId="Heading6Char">
     <w:name w:val="Heading 6 Char"/>
     <w:basedOn w:val="DefaultParagraphFont"/>
     <w:link w:val="Heading6"/>
@@ -2889,13 +3414,13 @@
     <w:semiHidden/>
     <w:rsid w:val="00A10FD9"/>
     <w:rPr>
-      <w:rFonts w:cstheme="majorBidi" w:eastAsiaTheme="majorEastAsia"/>
+      <w:rFonts w:eastAsiaTheme="majorEastAsia" w:cstheme="majorBidi"/>
       <w:i/>
       <w:iCs/>
-      <w:color w:themeColor="text1" w:themeTint="A6" w:val="595959"/>
-    </w:rPr>
-  </w:style>
-  <w:style w:customStyle="1" w:styleId="Heading7Char" w:type="character">
+      <w:color w:val="595959" w:themeColor="text1" w:themeTint="A6"/>
+    </w:rPr>
+  </w:style>
+  <w:style w:type="character" w:customStyle="1" w:styleId="Heading7Char">
     <w:name w:val="Heading 7 Char"/>
     <w:basedOn w:val="DefaultParagraphFont"/>
     <w:link w:val="Heading7"/>
@@ -2903,11 +3428,11 @@
     <w:semiHidden/>
     <w:rsid w:val="00A10FD9"/>
     <w:rPr>
-      <w:rFonts w:cstheme="majorBidi" w:eastAsiaTheme="majorEastAsia"/>
-      <w:color w:themeColor="text1" w:themeTint="A6" w:val="595959"/>
-    </w:rPr>
-  </w:style>
-  <w:style w:customStyle="1" w:styleId="Heading8Char" w:type="character">
+      <w:rFonts w:eastAsiaTheme="majorEastAsia" w:cstheme="majorBidi"/>
+      <w:color w:val="595959" w:themeColor="text1" w:themeTint="A6"/>
+    </w:rPr>
+  </w:style>
+  <w:style w:type="character" w:customStyle="1" w:styleId="Heading8Char">
     <w:name w:val="Heading 8 Char"/>
     <w:basedOn w:val="DefaultParagraphFont"/>
     <w:link w:val="Heading8"/>
@@ -2915,13 +3440,13 @@
     <w:semiHidden/>
     <w:rsid w:val="00A10FD9"/>
     <w:rPr>
-      <w:rFonts w:cstheme="majorBidi" w:eastAsiaTheme="majorEastAsia"/>
+      <w:rFonts w:eastAsiaTheme="majorEastAsia" w:cstheme="majorBidi"/>
       <w:i/>
       <w:iCs/>
-      <w:color w:themeColor="text1" w:themeTint="D8" w:val="272727"/>
-    </w:rPr>
-  </w:style>
-  <w:style w:customStyle="1" w:styleId="Heading9Char" w:type="character">
+      <w:color w:val="272727" w:themeColor="text1" w:themeTint="D8"/>
+    </w:rPr>
+  </w:style>
+  <w:style w:type="character" w:customStyle="1" w:styleId="Heading9Char">
     <w:name w:val="Heading 9 Char"/>
     <w:basedOn w:val="DefaultParagraphFont"/>
     <w:link w:val="Heading9"/>
@@ -2929,11 +3454,11 @@
     <w:semiHidden/>
     <w:rsid w:val="00A10FD9"/>
     <w:rPr>
-      <w:rFonts w:cstheme="majorBidi" w:eastAsiaTheme="majorEastAsia"/>
-      <w:color w:themeColor="text1" w:themeTint="D8" w:val="272727"/>
-    </w:rPr>
-  </w:style>
-  <w:style w:styleId="BlockText" w:type="paragraph">
+      <w:rFonts w:eastAsiaTheme="majorEastAsia" w:cstheme="majorBidi"/>
+      <w:color w:val="272727" w:themeColor="text1" w:themeTint="D8"/>
+    </w:rPr>
+  </w:style>
+  <w:style w:type="paragraph" w:styleId="BlockText">
     <w:name w:val="Block Text"/>
     <w:basedOn w:val="BodyText"/>
     <w:next w:val="BodyText"/>
@@ -2941,19 +3466,18 @@
     <w:unhideWhenUsed/>
     <w:qFormat/>
     <w:pPr>
-      <w:spacing w:after="100" w:before="100"/>
-      <w:ind w:firstLine="0" w:left="480" w:right="480"/>
+      <w:spacing w:before="100" w:after="100"/>
+      <w:ind w:left="480" w:right="480"/>
     </w:pPr>
   </w:style>
-  <w:style w:styleId="FootnoteText" w:type="paragraph">
-    <w:name w:val="Footnote Text"/>
+  <w:style w:type="paragraph" w:styleId="FootnoteText">
+    <w:name w:val="footnote text"/>
     <w:basedOn w:val="Normal"/>
-    <w:next w:val="FootnoteText"/>
     <w:uiPriority w:val="9"/>
     <w:unhideWhenUsed/>
     <w:qFormat/>
   </w:style>
-  <w:style w:styleId="FootnoteBlockText" w:type="paragraph">
+  <w:style w:type="paragraph" w:customStyle="1" w:styleId="FootnoteBlockText">
     <w:name w:val="Footnote Block Text"/>
     <w:basedOn w:val="FootnoteText"/>
     <w:next w:val="FootnoteText"/>
@@ -2961,40 +3485,35 @@
     <w:unhideWhenUsed/>
     <w:qFormat/>
     <w:pPr>
-      <w:spacing w:after="100" w:before="100"/>
-      <w:ind w:firstLine="0" w:left="480" w:right="480"/>
+      <w:spacing w:before="100" w:after="100"/>
+      <w:ind w:left="480" w:right="480"/>
     </w:pPr>
   </w:style>
-  <w:style w:default="1" w:styleId="DefaultParagraphFont" w:type="character">
-    <w:name w:val="Default Paragraph Font"/>
-    <w:semiHidden/>
-    <w:unhideWhenUsed/>
-  </w:style>
-  <w:style w:default="1" w:styleId="Table" w:type="table">
+  <w:style w:type="table" w:customStyle="1" w:styleId="Table">
     <w:name w:val="Table"/>
-    <w:basedOn w:val="TableNormal"/>
     <w:semiHidden/>
     <w:unhideWhenUsed/>
     <w:qFormat/>
     <w:tblPr>
-      <w:tblInd w:type="dxa" w:w="0"/>
+      <w:tblInd w:w="0" w:type="dxa"/>
       <w:tblCellMar>
-        <w:top w:type="dxa" w:w="0"/>
-        <w:left w:type="dxa" w:w="108"/>
-        <w:bottom w:type="dxa" w:w="0"/>
-        <w:right w:type="dxa" w:w="108"/>
+        <w:top w:w="0" w:type="dxa"/>
+        <w:left w:w="108" w:type="dxa"/>
+        <w:bottom w:w="0" w:type="dxa"/>
+        <w:right w:w="108" w:type="dxa"/>
       </w:tblCellMar>
     </w:tblPr>
     <w:tblStylePr w:type="firstRow">
+      <w:tblPr/>
       <w:tcPr>
         <w:tcBorders>
-          <w:bottom w:val="single"/>
+          <w:bottom w:val="single" w:sz="0" w:space="0" w:color="auto"/>
         </w:tcBorders>
         <w:vAlign w:val="bottom"/>
       </w:tcPr>
     </w:tblStylePr>
   </w:style>
-  <w:style w:customStyle="1" w:styleId="DefinitionTerm" w:type="paragraph">
+  <w:style w:type="paragraph" w:customStyle="1" w:styleId="DefinitionTerm">
     <w:name w:val="Definition Term"/>
     <w:basedOn w:val="Normal"/>
     <w:next w:val="Definition"/>
@@ -3007,75 +3526,77 @@
       <w:b/>
     </w:rPr>
   </w:style>
-  <w:style w:customStyle="1" w:styleId="Definition" w:type="paragraph">
+  <w:style w:type="paragraph" w:customStyle="1" w:styleId="Definition">
     <w:name w:val="Definition"/>
     <w:basedOn w:val="Normal"/>
   </w:style>
-  <w:style w:styleId="Caption" w:type="paragraph">
-    <w:name w:val="Caption"/>
+  <w:style w:type="paragraph" w:styleId="Caption">
+    <w:name w:val="caption"/>
     <w:basedOn w:val="Normal"/>
-    <w:link w:val="BodyTextChar"/>
+    <w:link w:val="CaptionChar"/>
     <w:pPr>
-      <w:spacing w:after="120" w:before="0"/>
+      <w:spacing w:after="120"/>
     </w:pPr>
     <w:rPr>
       <w:i/>
     </w:rPr>
   </w:style>
-  <w:style w:customStyle="1" w:styleId="TableCaption" w:type="paragraph">
+  <w:style w:type="paragraph" w:customStyle="1" w:styleId="TableCaption">
     <w:name w:val="Table Caption"/>
     <w:basedOn w:val="Caption"/>
     <w:pPr>
       <w:keepNext/>
     </w:pPr>
   </w:style>
-  <w:style w:customStyle="1" w:styleId="ImageCaption" w:type="paragraph">
+  <w:style w:type="paragraph" w:customStyle="1" w:styleId="ImageCaption">
     <w:name w:val="Image Caption"/>
     <w:basedOn w:val="Caption"/>
   </w:style>
-  <w:style w:customStyle="1" w:styleId="Figure" w:type="paragraph">
+  <w:style w:type="paragraph" w:customStyle="1" w:styleId="Figure">
     <w:name w:val="Figure"/>
     <w:basedOn w:val="Normal"/>
   </w:style>
-  <w:style w:customStyle="1" w:styleId="CaptionedFigure" w:type="paragraph">
+  <w:style w:type="paragraph" w:customStyle="1" w:styleId="CaptionedFigure">
     <w:name w:val="Captioned Figure"/>
     <w:basedOn w:val="Figure"/>
     <w:pPr>
       <w:keepNext/>
     </w:pPr>
   </w:style>
-  <w:style w:customStyle="1" w:styleId="BodyTextChar" w:type="character">
-    <w:name w:val="Body Text Char"/>
+  <w:style w:type="character" w:customStyle="1" w:styleId="CaptionChar">
+    <w:name w:val="Caption Char"/>
     <w:basedOn w:val="DefaultParagraphFont"/>
-    <w:link w:val="BodyText"/>
-  </w:style>
-  <w:style w:customStyle="1" w:styleId="VerbatimChar" w:type="character">
+    <w:link w:val="Caption"/>
+  </w:style>
+  <w:style w:type="character" w:customStyle="1" w:styleId="VerbatimChar">
     <w:name w:val="Verbatim Char"/>
-    <w:basedOn w:val="BodyTextChar"/>
+    <w:basedOn w:val="CaptionChar"/>
+    <w:link w:val="SourceCode"/>
     <w:rPr>
       <w:rFonts w:ascii="Consolas" w:hAnsi="Consolas"/>
       <w:sz w:val="22"/>
     </w:rPr>
   </w:style>
-  <w:style w:customStyle="1" w:styleId="SectionNumber" w:type="character">
+  <w:style w:type="character" w:customStyle="1" w:styleId="SectionNumber">
     <w:name w:val="Section Number"/>
-    <w:basedOn w:val="BodyTextChar"/>
-  </w:style>
-  <w:style w:styleId="FootnoteReference" w:type="character">
-    <w:name w:val="Footnote Reference"/>
-    <w:basedOn w:val="BodyTextChar"/>
+    <w:basedOn w:val="CaptionChar"/>
+  </w:style>
+  <w:style w:type="character" w:styleId="FootnoteReference">
+    <w:name w:val="footnote reference"/>
+    <w:basedOn w:val="CaptionChar"/>
     <w:rPr>
       <w:vertAlign w:val="superscript"/>
     </w:rPr>
   </w:style>
-  <w:style w:styleId="Hyperlink" w:type="character">
+  <w:style w:type="character" w:styleId="Hyperlink">
     <w:name w:val="Hyperlink"/>
-    <w:basedOn w:val="BodyTextChar"/>
-    <w:rPr>
-      <w:color w:themeColor="accent1" w:val="4F81BD"/>
-    </w:rPr>
-  </w:style>
-  <w:style w:styleId="TOCHeading" w:type="paragraph">
+    <w:basedOn w:val="CaptionChar"/>
+    <w:uiPriority w:val="99"/>
+    <w:rPr>
+      <w:color w:val="156082" w:themeColor="accent1"/>
+    </w:rPr>
+  </w:style>
+  <w:style w:type="paragraph" w:styleId="TOCHeading">
     <w:name w:val="TOC Heading"/>
     <w:basedOn w:val="Heading1"/>
     <w:next w:val="BodyText"/>
@@ -3086,246 +3607,330 @@
       <w:spacing w:before="240" w:line="259" w:lineRule="auto"/>
       <w:outlineLvl w:val="9"/>
     </w:pPr>
-    <w:rPr>
-      <w:rFonts w:asciiTheme="majorHAnsi" w:cstheme="majorBidi" w:eastAsiaTheme="majorEastAsia" w:hAnsiTheme="majorHAnsi"/>
-      <w:b w:val="0"/>
-      <w:bCs w:val="0"/>
-      <w:color w:themeColor="accent1" w:themeShade="BF" w:val="365F91"/>
-    </w:rPr>
   </w:style>
   <w:style w:type="paragraph" w:customStyle="1" w:styleId="SourceCode">
     <w:name w:val="Source Code"/>
     <w:basedOn w:val="Normal"/>
     <w:link w:val="VerbatimChar"/>
     <w:pPr>
-      <w:wordWrap w:val="off"/>
+      <w:wordWrap w:val="0"/>
     </w:pPr>
   </w:style>
   <w:style w:type="character" w:customStyle="1" w:styleId="KeywordTok">
     <w:name w:val="KeywordTok"/>
     <w:basedOn w:val="VerbatimChar"/>
     <w:rPr>
+      <w:rFonts w:ascii="Consolas" w:hAnsi="Consolas"/>
       <w:b/>
       <w:color w:val="007020"/>
+      <w:sz w:val="22"/>
     </w:rPr>
   </w:style>
   <w:style w:type="character" w:customStyle="1" w:styleId="DataTypeTok">
     <w:name w:val="DataTypeTok"/>
     <w:basedOn w:val="VerbatimChar"/>
     <w:rPr>
+      <w:rFonts w:ascii="Consolas" w:hAnsi="Consolas"/>
       <w:color w:val="902000"/>
+      <w:sz w:val="22"/>
     </w:rPr>
   </w:style>
   <w:style w:type="character" w:customStyle="1" w:styleId="DecValTok">
     <w:name w:val="DecValTok"/>
     <w:basedOn w:val="VerbatimChar"/>
     <w:rPr>
-      <w:color w:val="40a070"/>
+      <w:rFonts w:ascii="Consolas" w:hAnsi="Consolas"/>
+      <w:color w:val="40A070"/>
+      <w:sz w:val="22"/>
     </w:rPr>
   </w:style>
   <w:style w:type="character" w:customStyle="1" w:styleId="BaseNTok">
     <w:name w:val="BaseNTok"/>
     <w:basedOn w:val="VerbatimChar"/>
     <w:rPr>
-      <w:color w:val="40a070"/>
+      <w:rFonts w:ascii="Consolas" w:hAnsi="Consolas"/>
+      <w:color w:val="40A070"/>
+      <w:sz w:val="22"/>
     </w:rPr>
   </w:style>
   <w:style w:type="character" w:customStyle="1" w:styleId="FloatTok">
     <w:name w:val="FloatTok"/>
     <w:basedOn w:val="VerbatimChar"/>
     <w:rPr>
-      <w:color w:val="40a070"/>
+      <w:rFonts w:ascii="Consolas" w:hAnsi="Consolas"/>
+      <w:color w:val="40A070"/>
+      <w:sz w:val="22"/>
     </w:rPr>
   </w:style>
   <w:style w:type="character" w:customStyle="1" w:styleId="ConstantTok">
     <w:name w:val="ConstantTok"/>
     <w:basedOn w:val="VerbatimChar"/>
     <w:rPr>
+      <w:rFonts w:ascii="Consolas" w:hAnsi="Consolas"/>
       <w:color w:val="880000"/>
+      <w:sz w:val="22"/>
     </w:rPr>
   </w:style>
   <w:style w:type="character" w:customStyle="1" w:styleId="CharTok">
     <w:name w:val="CharTok"/>
     <w:basedOn w:val="VerbatimChar"/>
     <w:rPr>
-      <w:color w:val="4070a0"/>
+      <w:rFonts w:ascii="Consolas" w:hAnsi="Consolas"/>
+      <w:color w:val="4070A0"/>
+      <w:sz w:val="22"/>
     </w:rPr>
   </w:style>
   <w:style w:type="character" w:customStyle="1" w:styleId="SpecialCharTok">
     <w:name w:val="SpecialCharTok"/>
     <w:basedOn w:val="VerbatimChar"/>
     <w:rPr>
-      <w:color w:val="4070a0"/>
+      <w:rFonts w:ascii="Consolas" w:hAnsi="Consolas"/>
+      <w:color w:val="4070A0"/>
+      <w:sz w:val="22"/>
     </w:rPr>
   </w:style>
   <w:style w:type="character" w:customStyle="1" w:styleId="StringTok">
     <w:name w:val="StringTok"/>
     <w:basedOn w:val="VerbatimChar"/>
     <w:rPr>
-      <w:color w:val="4070a0"/>
+      <w:rFonts w:ascii="Consolas" w:hAnsi="Consolas"/>
+      <w:color w:val="4070A0"/>
+      <w:sz w:val="22"/>
     </w:rPr>
   </w:style>
   <w:style w:type="character" w:customStyle="1" w:styleId="VerbatimStringTok">
     <w:name w:val="VerbatimStringTok"/>
     <w:basedOn w:val="VerbatimChar"/>
     <w:rPr>
-      <w:color w:val="4070a0"/>
+      <w:rFonts w:ascii="Consolas" w:hAnsi="Consolas"/>
+      <w:color w:val="4070A0"/>
+      <w:sz w:val="22"/>
     </w:rPr>
   </w:style>
   <w:style w:type="character" w:customStyle="1" w:styleId="SpecialStringTok">
     <w:name w:val="SpecialStringTok"/>
     <w:basedOn w:val="VerbatimChar"/>
     <w:rPr>
-      <w:color w:val="bb6688"/>
+      <w:rFonts w:ascii="Consolas" w:hAnsi="Consolas"/>
+      <w:color w:val="BB6688"/>
+      <w:sz w:val="22"/>
     </w:rPr>
   </w:style>
   <w:style w:type="character" w:customStyle="1" w:styleId="ImportTok">
     <w:name w:val="ImportTok"/>
     <w:basedOn w:val="VerbatimChar"/>
     <w:rPr>
+      <w:rFonts w:ascii="Consolas" w:hAnsi="Consolas"/>
       <w:b/>
       <w:color w:val="008000"/>
+      <w:sz w:val="22"/>
     </w:rPr>
   </w:style>
   <w:style w:type="character" w:customStyle="1" w:styleId="CommentTok">
     <w:name w:val="CommentTok"/>
     <w:basedOn w:val="VerbatimChar"/>
     <w:rPr>
+      <w:rFonts w:ascii="Consolas" w:hAnsi="Consolas"/>
       <w:i/>
-      <w:color w:val="60a0b0"/>
+      <w:color w:val="60A0B0"/>
+      <w:sz w:val="22"/>
     </w:rPr>
   </w:style>
   <w:style w:type="character" w:customStyle="1" w:styleId="DocumentationTok">
     <w:name w:val="DocumentationTok"/>
     <w:basedOn w:val="VerbatimChar"/>
     <w:rPr>
+      <w:rFonts w:ascii="Consolas" w:hAnsi="Consolas"/>
       <w:i/>
-      <w:color w:val="ba2121"/>
+      <w:color w:val="BA2121"/>
+      <w:sz w:val="22"/>
     </w:rPr>
   </w:style>
   <w:style w:type="character" w:customStyle="1" w:styleId="AnnotationTok">
     <w:name w:val="AnnotationTok"/>
     <w:basedOn w:val="VerbatimChar"/>
     <w:rPr>
+      <w:rFonts w:ascii="Consolas" w:hAnsi="Consolas"/>
       <w:b/>
       <w:i/>
-      <w:color w:val="60a0b0"/>
+      <w:color w:val="60A0B0"/>
+      <w:sz w:val="22"/>
     </w:rPr>
   </w:style>
   <w:style w:type="character" w:customStyle="1" w:styleId="CommentVarTok">
     <w:name w:val="CommentVarTok"/>
     <w:basedOn w:val="VerbatimChar"/>
     <w:rPr>
+      <w:rFonts w:ascii="Consolas" w:hAnsi="Consolas"/>
       <w:b/>
       <w:i/>
-      <w:color w:val="60a0b0"/>
+      <w:color w:val="60A0B0"/>
+      <w:sz w:val="22"/>
     </w:rPr>
   </w:style>
   <w:style w:type="character" w:customStyle="1" w:styleId="OtherTok">
     <w:name w:val="OtherTok"/>
     <w:basedOn w:val="VerbatimChar"/>
     <w:rPr>
+      <w:rFonts w:ascii="Consolas" w:hAnsi="Consolas"/>
       <w:color w:val="007020"/>
+      <w:sz w:val="22"/>
     </w:rPr>
   </w:style>
   <w:style w:type="character" w:customStyle="1" w:styleId="FunctionTok">
     <w:name w:val="FunctionTok"/>
     <w:basedOn w:val="VerbatimChar"/>
     <w:rPr>
-      <w:color w:val="06287e"/>
+      <w:rFonts w:ascii="Consolas" w:hAnsi="Consolas"/>
+      <w:color w:val="06287E"/>
+      <w:sz w:val="22"/>
     </w:rPr>
   </w:style>
   <w:style w:type="character" w:customStyle="1" w:styleId="VariableTok">
     <w:name w:val="VariableTok"/>
     <w:basedOn w:val="VerbatimChar"/>
     <w:rPr>
-      <w:color w:val="19177c"/>
+      <w:rFonts w:ascii="Consolas" w:hAnsi="Consolas"/>
+      <w:color w:val="19177C"/>
+      <w:sz w:val="22"/>
     </w:rPr>
   </w:style>
   <w:style w:type="character" w:customStyle="1" w:styleId="ControlFlowTok">
     <w:name w:val="ControlFlowTok"/>
     <w:basedOn w:val="VerbatimChar"/>
     <w:rPr>
+      <w:rFonts w:ascii="Consolas" w:hAnsi="Consolas"/>
       <w:b/>
       <w:color w:val="007020"/>
+      <w:sz w:val="22"/>
     </w:rPr>
   </w:style>
   <w:style w:type="character" w:customStyle="1" w:styleId="OperatorTok">
     <w:name w:val="OperatorTok"/>
     <w:basedOn w:val="VerbatimChar"/>
     <w:rPr>
+      <w:rFonts w:ascii="Consolas" w:hAnsi="Consolas"/>
       <w:color w:val="666666"/>
+      <w:sz w:val="22"/>
     </w:rPr>
   </w:style>
   <w:style w:type="character" w:customStyle="1" w:styleId="BuiltInTok">
     <w:name w:val="BuiltInTok"/>
     <w:basedOn w:val="VerbatimChar"/>
     <w:rPr>
+      <w:rFonts w:ascii="Consolas" w:hAnsi="Consolas"/>
       <w:color w:val="008000"/>
+      <w:sz w:val="22"/>
     </w:rPr>
   </w:style>
   <w:style w:type="character" w:customStyle="1" w:styleId="ExtensionTok">
     <w:name w:val="ExtensionTok"/>
     <w:basedOn w:val="VerbatimChar"/>
-    <w:rPr/>
+    <w:rPr>
+      <w:rFonts w:ascii="Consolas" w:hAnsi="Consolas"/>
+      <w:sz w:val="22"/>
+    </w:rPr>
   </w:style>
   <w:style w:type="character" w:customStyle="1" w:styleId="PreprocessorTok">
     <w:name w:val="PreprocessorTok"/>
     <w:basedOn w:val="VerbatimChar"/>
     <w:rPr>
-      <w:color w:val="bc7a00"/>
+      <w:rFonts w:ascii="Consolas" w:hAnsi="Consolas"/>
+      <w:color w:val="BC7A00"/>
+      <w:sz w:val="22"/>
     </w:rPr>
   </w:style>
   <w:style w:type="character" w:customStyle="1" w:styleId="AttributeTok">
     <w:name w:val="AttributeTok"/>
     <w:basedOn w:val="VerbatimChar"/>
     <w:rPr>
-      <w:color w:val="7d9029"/>
+      <w:rFonts w:ascii="Consolas" w:hAnsi="Consolas"/>
+      <w:color w:val="7D9029"/>
+      <w:sz w:val="22"/>
     </w:rPr>
   </w:style>
   <w:style w:type="character" w:customStyle="1" w:styleId="RegionMarkerTok">
     <w:name w:val="RegionMarkerTok"/>
     <w:basedOn w:val="VerbatimChar"/>
-    <w:rPr/>
+    <w:rPr>
+      <w:rFonts w:ascii="Consolas" w:hAnsi="Consolas"/>
+      <w:sz w:val="22"/>
+    </w:rPr>
   </w:style>
   <w:style w:type="character" w:customStyle="1" w:styleId="InformationTok">
     <w:name w:val="InformationTok"/>
     <w:basedOn w:val="VerbatimChar"/>
     <w:rPr>
+      <w:rFonts w:ascii="Consolas" w:hAnsi="Consolas"/>
       <w:b/>
       <w:i/>
-      <w:color w:val="60a0b0"/>
+      <w:color w:val="60A0B0"/>
+      <w:sz w:val="22"/>
     </w:rPr>
   </w:style>
   <w:style w:type="character" w:customStyle="1" w:styleId="WarningTok">
     <w:name w:val="WarningTok"/>
     <w:basedOn w:val="VerbatimChar"/>
     <w:rPr>
+      <w:rFonts w:ascii="Consolas" w:hAnsi="Consolas"/>
       <w:b/>
       <w:i/>
-      <w:color w:val="60a0b0"/>
+      <w:color w:val="60A0B0"/>
+      <w:sz w:val="22"/>
     </w:rPr>
   </w:style>
   <w:style w:type="character" w:customStyle="1" w:styleId="AlertTok">
     <w:name w:val="AlertTok"/>
     <w:basedOn w:val="VerbatimChar"/>
     <w:rPr>
+      <w:rFonts w:ascii="Consolas" w:hAnsi="Consolas"/>
       <w:b/>
-      <w:color w:val="ff0000"/>
+      <w:color w:val="FF0000"/>
+      <w:sz w:val="22"/>
     </w:rPr>
   </w:style>
   <w:style w:type="character" w:customStyle="1" w:styleId="ErrorTok">
     <w:name w:val="ErrorTok"/>
     <w:basedOn w:val="VerbatimChar"/>
     <w:rPr>
+      <w:rFonts w:ascii="Consolas" w:hAnsi="Consolas"/>
       <w:b/>
-      <w:color w:val="ff0000"/>
+      <w:color w:val="FF0000"/>
+      <w:sz w:val="22"/>
     </w:rPr>
   </w:style>
   <w:style w:type="character" w:customStyle="1" w:styleId="NormalTok">
     <w:name w:val="NormalTok"/>
     <w:basedOn w:val="VerbatimChar"/>
-    <w:rPr/>
+    <w:rPr>
+      <w:rFonts w:ascii="Consolas" w:hAnsi="Consolas"/>
+      <w:sz w:val="22"/>
+    </w:rPr>
+  </w:style>
+  <w:style w:type="paragraph" w:styleId="TOC1">
+    <w:name w:val="toc 1"/>
+    <w:basedOn w:val="Normal"/>
+    <w:next w:val="Normal"/>
+    <w:autoRedefine/>
+    <w:uiPriority w:val="39"/>
+    <w:unhideWhenUsed/>
+    <w:rsid w:val="00577007"/>
+    <w:pPr>
+      <w:spacing w:after="100"/>
+    </w:pPr>
+  </w:style>
+  <w:style w:type="paragraph" w:styleId="TOC2">
+    <w:name w:val="toc 2"/>
+    <w:basedOn w:val="Normal"/>
+    <w:next w:val="Normal"/>
+    <w:autoRedefine/>
+    <w:uiPriority w:val="39"/>
+    <w:unhideWhenUsed/>
+    <w:rsid w:val="00577007"/>
+    <w:pPr>
+      <w:spacing w:after="100"/>
+      <w:ind w:left="240"/>
+    </w:pPr>
   </w:style>
 </w:styles>
 </file>
